--- a/Báo cáo TTTN 2025 - VHT (2) (1).docx
+++ b/Báo cáo TTTN 2025 - VHT (2) (1).docx
@@ -1,6 +1,6 @@
 
 <file path=word/document.xml><?xml version="1.0" encoding="utf-8"?>
-<w:document xmlns:wpc="http://schemas.microsoft.com/office/word/2010/wordprocessingCanvas" xmlns:cx="http://schemas.microsoft.com/office/drawing/2014/chartex" xmlns:mc="http://schemas.openxmlformats.org/markup-compatibility/2006" xmlns:o="urn:schemas-microsoft-com:office:office" xmlns:r="http://schemas.openxmlformats.org/officeDocument/2006/relationships" xmlns:m="http://schemas.openxmlformats.org/officeDocument/2006/math" xmlns:v="urn:schemas-microsoft-com:vml" xmlns:wp14="http://schemas.microsoft.com/office/word/2010/wordprocessingDrawing" xmlns:wp="http://schemas.openxmlformats.org/drawingml/2006/wordprocessingDrawing" xmlns:w10="urn:schemas-microsoft-com:office:word" xmlns:w="http://schemas.openxmlformats.org/wordprocessingml/2006/main" xmlns:w14="http://schemas.microsoft.com/office/word/2010/wordml" xmlns:w15="http://schemas.microsoft.com/office/word/2012/wordml" xmlns:w16se="http://schemas.microsoft.com/office/word/2015/wordml/symex" xmlns:wpg="http://schemas.microsoft.com/office/word/2010/wordprocessingGroup" xmlns:wpi="http://schemas.microsoft.com/office/word/2010/wordprocessingInk" xmlns:wne="http://schemas.microsoft.com/office/word/2006/wordml" xmlns:wps="http://schemas.microsoft.com/office/word/2010/wordprocessingShape" mc:Ignorable="w14 w15 w16se wp14">
+<w:document xmlns:wpc="http://schemas.microsoft.com/office/word/2010/wordprocessingCanvas" xmlns:mc="http://schemas.openxmlformats.org/markup-compatibility/2006" xmlns:o="urn:schemas-microsoft-com:office:office" xmlns:r="http://schemas.openxmlformats.org/officeDocument/2006/relationships" xmlns:m="http://schemas.openxmlformats.org/officeDocument/2006/math" xmlns:v="urn:schemas-microsoft-com:vml" xmlns:wp14="http://schemas.microsoft.com/office/word/2010/wordprocessingDrawing" xmlns:wp="http://schemas.openxmlformats.org/drawingml/2006/wordprocessingDrawing" xmlns:w10="urn:schemas-microsoft-com:office:word" xmlns:w="http://schemas.openxmlformats.org/wordprocessingml/2006/main" xmlns:w14="http://schemas.microsoft.com/office/word/2010/wordml" xmlns:w15="http://schemas.microsoft.com/office/word/2012/wordml" xmlns:wpg="http://schemas.microsoft.com/office/word/2010/wordprocessingGroup" xmlns:wpi="http://schemas.microsoft.com/office/word/2010/wordprocessingInk" xmlns:wne="http://schemas.microsoft.com/office/word/2006/wordml" xmlns:wps="http://schemas.microsoft.com/office/word/2010/wordprocessingShape" mc:Ignorable="w14 w15 wp14">
   <w:body>
     <w:sdt>
       <w:sdtPr>
@@ -38,7 +38,6 @@
               <w:b/>
               <w:noProof/>
               <w:sz w:val="32"/>
-              <w:lang w:eastAsia="ja-JP"/>
             </w:rPr>
             <w:drawing>
               <wp:anchor distT="0" distB="0" distL="114300" distR="114300" simplePos="0" relativeHeight="251659264" behindDoc="1" locked="0" layoutInCell="1" allowOverlap="1" wp14:anchorId="11675192" wp14:editId="43B112D3">
@@ -186,7 +185,6 @@
               <w:noProof/>
               <w:sz w:val="26"/>
               <w:szCs w:val="26"/>
-              <w:lang w:eastAsia="ja-JP"/>
             </w:rPr>
             <w:drawing>
               <wp:inline distT="0" distB="0" distL="0" distR="0" wp14:anchorId="7B2BF8BF" wp14:editId="60F2BE42">
@@ -1092,8 +1090,6 @@
         </w:rPr>
       </w:pPr>
     </w:p>
-    <w:bookmarkStart w:id="0" w:name="_GoBack" w:displacedByCustomXml="next"/>
-    <w:bookmarkEnd w:id="0" w:displacedByCustomXml="next"/>
     <w:sdt>
       <w:sdtPr>
         <w:rPr>
@@ -1124,13 +1120,15 @@
               <w:rFonts w:asciiTheme="minorHAnsi" w:eastAsiaTheme="minorHAnsi" w:hAnsiTheme="minorHAnsi" w:cs="Times New Roman"/>
               <w:b w:val="0"/>
               <w:bCs/>
-              <w:sz w:val="24"/>
+              <w:sz w:val="26"/>
               <w:szCs w:val="26"/>
             </w:rPr>
           </w:pPr>
           <w:r>
             <w:rPr>
               <w:rFonts w:cs="Times New Roman"/>
+              <w:sz w:val="26"/>
+              <w:szCs w:val="26"/>
             </w:rPr>
             <w:t>MỤC LỤC</w:t>
           </w:r>
@@ -1139,19 +1137,24 @@
           <w:pPr>
             <w:pStyle w:val="TOC1"/>
             <w:rPr>
-              <w:rFonts w:ascii="Times New Roman" w:hAnsi="Times New Roman"/>
               <w:noProof/>
               <w:sz w:val="26"/>
               <w:szCs w:val="26"/>
             </w:rPr>
           </w:pPr>
           <w:r>
+            <w:rPr>
+              <w:rFonts w:asciiTheme="minorHAnsi" w:hAnsiTheme="minorHAnsi"/>
+            </w:rPr>
             <w:fldChar w:fldCharType="begin"/>
           </w:r>
           <w:r>
             <w:instrText xml:space="preserve"> TOC \o "1-3" \h \z \u </w:instrText>
           </w:r>
           <w:r>
+            <w:rPr>
+              <w:rFonts w:asciiTheme="minorHAnsi" w:hAnsiTheme="minorHAnsi"/>
+            </w:rPr>
             <w:fldChar w:fldCharType="separate"/>
           </w:r>
           <w:hyperlink w:anchor="_Toc180005120" w:history="1"/>
@@ -1159,7 +1162,6 @@
             <w:r>
               <w:rPr>
                 <w:rStyle w:val="Hyperlink"/>
-                <w:rFonts w:ascii="Times New Roman" w:hAnsi="Times New Roman"/>
                 <w:noProof/>
                 <w:sz w:val="26"/>
                 <w:szCs w:val="26"/>
@@ -1169,7 +1171,6 @@
             <w:r>
               <w:rPr>
                 <w:rStyle w:val="Hyperlink"/>
-                <w:rFonts w:ascii="Times New Roman" w:hAnsi="Times New Roman"/>
                 <w:noProof/>
                 <w:sz w:val="26"/>
                 <w:szCs w:val="26"/>
@@ -1178,7 +1179,6 @@
             </w:r>
             <w:r>
               <w:rPr>
-                <w:rFonts w:ascii="Times New Roman" w:hAnsi="Times New Roman"/>
                 <w:noProof/>
                 <w:webHidden/>
                 <w:sz w:val="26"/>
@@ -1188,7 +1188,6 @@
             </w:r>
             <w:r>
               <w:rPr>
-                <w:rFonts w:ascii="Times New Roman" w:hAnsi="Times New Roman"/>
                 <w:noProof/>
                 <w:webHidden/>
                 <w:sz w:val="26"/>
@@ -1198,7 +1197,6 @@
             </w:r>
             <w:r>
               <w:rPr>
-                <w:rFonts w:ascii="Times New Roman" w:hAnsi="Times New Roman"/>
                 <w:noProof/>
                 <w:webHidden/>
                 <w:sz w:val="26"/>
@@ -1208,7 +1206,6 @@
             </w:r>
             <w:r>
               <w:rPr>
-                <w:rFonts w:ascii="Times New Roman" w:hAnsi="Times New Roman"/>
                 <w:noProof/>
                 <w:webHidden/>
                 <w:sz w:val="26"/>
@@ -1217,7 +1214,6 @@
             </w:r>
             <w:r>
               <w:rPr>
-                <w:rFonts w:ascii="Times New Roman" w:hAnsi="Times New Roman"/>
                 <w:noProof/>
                 <w:webHidden/>
                 <w:sz w:val="26"/>
@@ -1227,7 +1223,6 @@
             </w:r>
             <w:r>
               <w:rPr>
-                <w:rFonts w:ascii="Times New Roman" w:hAnsi="Times New Roman"/>
                 <w:noProof/>
                 <w:webHidden/>
                 <w:sz w:val="26"/>
@@ -1237,7 +1232,6 @@
             </w:r>
             <w:r>
               <w:rPr>
-                <w:rFonts w:ascii="Times New Roman" w:hAnsi="Times New Roman"/>
                 <w:noProof/>
                 <w:webHidden/>
                 <w:sz w:val="26"/>
@@ -1251,7 +1245,6 @@
           <w:pPr>
             <w:pStyle w:val="TOC1"/>
             <w:rPr>
-              <w:rFonts w:ascii="Times New Roman" w:hAnsi="Times New Roman"/>
               <w:noProof/>
               <w:sz w:val="26"/>
               <w:szCs w:val="26"/>
@@ -1261,7 +1254,6 @@
             <w:r>
               <w:rPr>
                 <w:rStyle w:val="Hyperlink"/>
-                <w:rFonts w:ascii="Times New Roman" w:hAnsi="Times New Roman"/>
                 <w:noProof/>
                 <w:sz w:val="26"/>
                 <w:szCs w:val="26"/>
@@ -1270,32 +1262,43 @@
             </w:r>
             <w:r>
               <w:rPr>
-                <w:rFonts w:ascii="Times New Roman" w:hAnsi="Times New Roman"/>
+                <w:rStyle w:val="Hyperlink"/>
+                <w:noProof/>
+                <w:sz w:val="26"/>
+                <w:szCs w:val="26"/>
+              </w:rPr>
+              <w:t>, BẢNG BIỂU</w:t>
+            </w:r>
+            <w:r>
+              <w:rPr>
                 <w:noProof/>
                 <w:webHidden/>
                 <w:sz w:val="26"/>
                 <w:szCs w:val="26"/>
               </w:rPr>
               <w:tab/>
-              <w:t>6</w:t>
             </w:r>
           </w:hyperlink>
+          <w:r>
+            <w:rPr>
+              <w:noProof/>
+              <w:sz w:val="26"/>
+              <w:szCs w:val="26"/>
+            </w:rPr>
+            <w:t>5</w:t>
+          </w:r>
         </w:p>
         <w:p>
           <w:pPr>
             <w:pStyle w:val="TOC1"/>
             <w:rPr>
-              <w:rFonts w:ascii="Times New Roman" w:hAnsi="Times New Roman"/>
               <w:noProof/>
-              <w:sz w:val="26"/>
-              <w:szCs w:val="26"/>
             </w:rPr>
           </w:pPr>
           <w:hyperlink w:anchor="_Toc180005123" w:history="1">
             <w:r>
               <w:rPr>
                 <w:rStyle w:val="Hyperlink"/>
-                <w:rFonts w:ascii="Times New Roman" w:hAnsi="Times New Roman"/>
                 <w:noProof/>
                 <w:sz w:val="26"/>
                 <w:szCs w:val="26"/>
@@ -1304,11 +1307,8 @@
             </w:r>
             <w:r>
               <w:rPr>
-                <w:rFonts w:ascii="Times New Roman" w:hAnsi="Times New Roman"/>
                 <w:noProof/>
                 <w:webHidden/>
-                <w:sz w:val="26"/>
-                <w:szCs w:val="26"/>
               </w:rPr>
               <w:tab/>
               <w:t>7</w:t>
@@ -1319,89 +1319,74 @@
           <w:pPr>
             <w:pStyle w:val="TOC1"/>
             <w:rPr>
-              <w:rFonts w:ascii="Times New Roman" w:hAnsi="Times New Roman"/>
               <w:noProof/>
+            </w:rPr>
+          </w:pPr>
+          <w:r>
+            <w:rPr>
               <w:sz w:val="26"/>
               <w:szCs w:val="26"/>
             </w:rPr>
-          </w:pPr>
+            <w:t>LỜI MỞ</w:t>
+          </w:r>
+          <w:r>
+            <w:t xml:space="preserve"> </w:t>
+          </w:r>
           <w:hyperlink w:anchor="_Toc180005124" w:history="1">
             <w:r>
               <w:rPr>
                 <w:rStyle w:val="Hyperlink"/>
-                <w:rFonts w:ascii="Times New Roman" w:hAnsi="Times New Roman"/>
                 <w:noProof/>
                 <w:sz w:val="26"/>
                 <w:szCs w:val="26"/>
               </w:rPr>
-              <w:t>MỞ ĐẦU</w:t>
+              <w:t>ĐẦU</w:t>
             </w:r>
             <w:r>
               <w:rPr>
-                <w:rFonts w:ascii="Times New Roman" w:hAnsi="Times New Roman"/>
                 <w:noProof/>
                 <w:webHidden/>
-                <w:sz w:val="26"/>
-                <w:szCs w:val="26"/>
               </w:rPr>
               <w:tab/>
             </w:r>
             <w:r>
               <w:rPr>
-                <w:rFonts w:ascii="Times New Roman" w:hAnsi="Times New Roman"/>
                 <w:noProof/>
                 <w:webHidden/>
-                <w:sz w:val="26"/>
-                <w:szCs w:val="26"/>
               </w:rPr>
               <w:fldChar w:fldCharType="begin"/>
             </w:r>
             <w:r>
               <w:rPr>
-                <w:rFonts w:ascii="Times New Roman" w:hAnsi="Times New Roman"/>
                 <w:noProof/>
                 <w:webHidden/>
-                <w:sz w:val="26"/>
-                <w:szCs w:val="26"/>
               </w:rPr>
               <w:instrText xml:space="preserve"> PAGEREF _Toc180005124 \h </w:instrText>
             </w:r>
             <w:r>
               <w:rPr>
-                <w:rFonts w:ascii="Times New Roman" w:hAnsi="Times New Roman"/>
                 <w:noProof/>
                 <w:webHidden/>
-                <w:sz w:val="26"/>
-                <w:szCs w:val="26"/>
               </w:rPr>
             </w:r>
             <w:r>
               <w:rPr>
-                <w:rFonts w:ascii="Times New Roman" w:hAnsi="Times New Roman"/>
                 <w:noProof/>
                 <w:webHidden/>
-                <w:sz w:val="26"/>
-                <w:szCs w:val="26"/>
               </w:rPr>
               <w:fldChar w:fldCharType="separate"/>
             </w:r>
             <w:r>
               <w:rPr>
-                <w:rFonts w:ascii="Times New Roman" w:hAnsi="Times New Roman"/>
                 <w:noProof/>
                 <w:webHidden/>
-                <w:sz w:val="26"/>
-                <w:szCs w:val="26"/>
               </w:rPr>
               <w:t>8</w:t>
             </w:r>
             <w:r>
               <w:rPr>
-                <w:rFonts w:ascii="Times New Roman" w:hAnsi="Times New Roman"/>
                 <w:noProof/>
                 <w:webHidden/>
-                <w:sz w:val="26"/>
-                <w:szCs w:val="26"/>
               </w:rPr>
               <w:fldChar w:fldCharType="end"/>
             </w:r>
@@ -1411,17 +1396,13 @@
           <w:pPr>
             <w:pStyle w:val="TOC1"/>
             <w:rPr>
-              <w:rFonts w:ascii="Times New Roman" w:hAnsi="Times New Roman"/>
               <w:noProof/>
-              <w:sz w:val="26"/>
-              <w:szCs w:val="26"/>
             </w:rPr>
           </w:pPr>
           <w:hyperlink w:anchor="_Toc180005133" w:history="1">
             <w:r>
               <w:rPr>
                 <w:rStyle w:val="Hyperlink"/>
-                <w:rFonts w:ascii="Times New Roman" w:hAnsi="Times New Roman"/>
                 <w:b/>
                 <w:noProof/>
                 <w:sz w:val="26"/>
@@ -1432,7 +1413,6 @@
             <w:r>
               <w:rPr>
                 <w:rStyle w:val="Hyperlink"/>
-                <w:rFonts w:ascii="Times New Roman" w:hAnsi="Times New Roman"/>
                 <w:b/>
                 <w:noProof/>
                 <w:sz w:val="26"/>
@@ -1443,7 +1423,6 @@
             <w:r>
               <w:rPr>
                 <w:rStyle w:val="Hyperlink"/>
-                <w:rFonts w:ascii="Times New Roman" w:hAnsi="Times New Roman"/>
                 <w:b/>
                 <w:noProof/>
                 <w:sz w:val="26"/>
@@ -1453,74 +1432,18 @@
             </w:r>
             <w:r>
               <w:rPr>
-                <w:rFonts w:ascii="Times New Roman" w:hAnsi="Times New Roman"/>
                 <w:noProof/>
                 <w:webHidden/>
-                <w:sz w:val="26"/>
-                <w:szCs w:val="26"/>
               </w:rPr>
               <w:tab/>
             </w:r>
-            <w:r>
-              <w:rPr>
-                <w:rFonts w:ascii="Times New Roman" w:hAnsi="Times New Roman"/>
-                <w:noProof/>
-                <w:webHidden/>
-                <w:sz w:val="26"/>
-                <w:szCs w:val="26"/>
-              </w:rPr>
-              <w:fldChar w:fldCharType="begin"/>
-            </w:r>
-            <w:r>
-              <w:rPr>
-                <w:rFonts w:ascii="Times New Roman" w:hAnsi="Times New Roman"/>
-                <w:noProof/>
-                <w:webHidden/>
-                <w:sz w:val="26"/>
-                <w:szCs w:val="26"/>
-              </w:rPr>
-              <w:instrText xml:space="preserve"> PAGEREF _Toc180005133 \h </w:instrText>
-            </w:r>
-            <w:r>
-              <w:rPr>
-                <w:rFonts w:ascii="Times New Roman" w:hAnsi="Times New Roman"/>
-                <w:noProof/>
-                <w:webHidden/>
-                <w:sz w:val="26"/>
-                <w:szCs w:val="26"/>
-              </w:rPr>
-            </w:r>
-            <w:r>
-              <w:rPr>
-                <w:rFonts w:ascii="Times New Roman" w:hAnsi="Times New Roman"/>
-                <w:noProof/>
-                <w:webHidden/>
-                <w:sz w:val="26"/>
-                <w:szCs w:val="26"/>
-              </w:rPr>
-              <w:fldChar w:fldCharType="separate"/>
-            </w:r>
-            <w:r>
-              <w:rPr>
-                <w:rFonts w:ascii="Times New Roman" w:hAnsi="Times New Roman"/>
-                <w:noProof/>
-                <w:webHidden/>
-                <w:sz w:val="26"/>
-                <w:szCs w:val="26"/>
-              </w:rPr>
-              <w:t>16</w:t>
-            </w:r>
-            <w:r>
-              <w:rPr>
-                <w:rFonts w:ascii="Times New Roman" w:hAnsi="Times New Roman"/>
-                <w:noProof/>
-                <w:webHidden/>
-                <w:sz w:val="26"/>
-                <w:szCs w:val="26"/>
-              </w:rPr>
-              <w:fldChar w:fldCharType="end"/>
-            </w:r>
           </w:hyperlink>
+          <w:r>
+            <w:rPr>
+              <w:noProof/>
+            </w:rPr>
+            <w:t>9</w:t>
+          </w:r>
         </w:p>
         <w:p>
           <w:pPr>
@@ -1567,66 +1490,16 @@
               </w:rPr>
               <w:tab/>
             </w:r>
-            <w:r>
-              <w:rPr>
-                <w:rFonts w:ascii="Times New Roman" w:hAnsi="Times New Roman"/>
-                <w:noProof/>
-                <w:webHidden/>
-                <w:sz w:val="26"/>
-                <w:szCs w:val="26"/>
-              </w:rPr>
-              <w:fldChar w:fldCharType="begin"/>
-            </w:r>
-            <w:r>
-              <w:rPr>
-                <w:rFonts w:ascii="Times New Roman" w:hAnsi="Times New Roman"/>
-                <w:noProof/>
-                <w:webHidden/>
-                <w:sz w:val="26"/>
-                <w:szCs w:val="26"/>
-              </w:rPr>
-              <w:instrText xml:space="preserve"> PAGEREF _Toc180005138 \h </w:instrText>
-            </w:r>
-            <w:r>
-              <w:rPr>
-                <w:rFonts w:ascii="Times New Roman" w:hAnsi="Times New Roman"/>
-                <w:noProof/>
-                <w:webHidden/>
-                <w:sz w:val="26"/>
-                <w:szCs w:val="26"/>
-              </w:rPr>
-            </w:r>
-            <w:r>
-              <w:rPr>
-                <w:rFonts w:ascii="Times New Roman" w:hAnsi="Times New Roman"/>
-                <w:noProof/>
-                <w:webHidden/>
-                <w:sz w:val="26"/>
-                <w:szCs w:val="26"/>
-              </w:rPr>
-              <w:fldChar w:fldCharType="separate"/>
-            </w:r>
-            <w:r>
-              <w:rPr>
-                <w:rFonts w:ascii="Times New Roman" w:hAnsi="Times New Roman"/>
-                <w:noProof/>
-                <w:webHidden/>
-                <w:sz w:val="26"/>
-                <w:szCs w:val="26"/>
-              </w:rPr>
-              <w:t>18</w:t>
-            </w:r>
-            <w:r>
-              <w:rPr>
-                <w:rFonts w:ascii="Times New Roman" w:hAnsi="Times New Roman"/>
-                <w:noProof/>
-                <w:webHidden/>
-                <w:sz w:val="26"/>
-                <w:szCs w:val="26"/>
-              </w:rPr>
-              <w:fldChar w:fldCharType="end"/>
-            </w:r>
           </w:hyperlink>
+          <w:r>
+            <w:rPr>
+              <w:rFonts w:ascii="Times New Roman" w:hAnsi="Times New Roman"/>
+              <w:noProof/>
+              <w:sz w:val="26"/>
+              <w:szCs w:val="26"/>
+            </w:rPr>
+            <w:t>9</w:t>
+          </w:r>
         </w:p>
         <w:p>
           <w:pPr>
@@ -1673,66 +1546,16 @@
               </w:rPr>
               <w:tab/>
             </w:r>
-            <w:r>
-              <w:rPr>
-                <w:rFonts w:ascii="Times New Roman" w:hAnsi="Times New Roman"/>
-                <w:noProof/>
-                <w:webHidden/>
-                <w:sz w:val="26"/>
-                <w:szCs w:val="26"/>
-              </w:rPr>
-              <w:fldChar w:fldCharType="begin"/>
-            </w:r>
-            <w:r>
-              <w:rPr>
-                <w:rFonts w:ascii="Times New Roman" w:hAnsi="Times New Roman"/>
-                <w:noProof/>
-                <w:webHidden/>
-                <w:sz w:val="26"/>
-                <w:szCs w:val="26"/>
-              </w:rPr>
-              <w:instrText xml:space="preserve"> PAGEREF _Toc180005139 \h </w:instrText>
-            </w:r>
-            <w:r>
-              <w:rPr>
-                <w:rFonts w:ascii="Times New Roman" w:hAnsi="Times New Roman"/>
-                <w:noProof/>
-                <w:webHidden/>
-                <w:sz w:val="26"/>
-                <w:szCs w:val="26"/>
-              </w:rPr>
-            </w:r>
-            <w:r>
-              <w:rPr>
-                <w:rFonts w:ascii="Times New Roman" w:hAnsi="Times New Roman"/>
-                <w:noProof/>
-                <w:webHidden/>
-                <w:sz w:val="26"/>
-                <w:szCs w:val="26"/>
-              </w:rPr>
-              <w:fldChar w:fldCharType="separate"/>
-            </w:r>
-            <w:r>
-              <w:rPr>
-                <w:rFonts w:ascii="Times New Roman" w:hAnsi="Times New Roman"/>
-                <w:noProof/>
-                <w:webHidden/>
-                <w:sz w:val="26"/>
-                <w:szCs w:val="26"/>
-              </w:rPr>
-              <w:t>18</w:t>
-            </w:r>
-            <w:r>
-              <w:rPr>
-                <w:rFonts w:ascii="Times New Roman" w:hAnsi="Times New Roman"/>
-                <w:noProof/>
-                <w:webHidden/>
-                <w:sz w:val="26"/>
-                <w:szCs w:val="26"/>
-              </w:rPr>
-              <w:fldChar w:fldCharType="end"/>
-            </w:r>
           </w:hyperlink>
+          <w:r>
+            <w:rPr>
+              <w:rFonts w:ascii="Times New Roman" w:hAnsi="Times New Roman"/>
+              <w:noProof/>
+              <w:sz w:val="26"/>
+              <w:szCs w:val="26"/>
+            </w:rPr>
+            <w:t>9</w:t>
+          </w:r>
         </w:p>
         <w:p>
           <w:pPr>
@@ -1779,66 +1602,16 @@
               </w:rPr>
               <w:tab/>
             </w:r>
-            <w:r>
-              <w:rPr>
-                <w:rFonts w:ascii="Times New Roman" w:hAnsi="Times New Roman"/>
-                <w:noProof/>
-                <w:webHidden/>
-                <w:sz w:val="26"/>
-                <w:szCs w:val="26"/>
-              </w:rPr>
-              <w:fldChar w:fldCharType="begin"/>
-            </w:r>
-            <w:r>
-              <w:rPr>
-                <w:rFonts w:ascii="Times New Roman" w:hAnsi="Times New Roman"/>
-                <w:noProof/>
-                <w:webHidden/>
-                <w:sz w:val="26"/>
-                <w:szCs w:val="26"/>
-              </w:rPr>
-              <w:instrText xml:space="preserve"> PAGEREF _Toc180005140 \h </w:instrText>
-            </w:r>
-            <w:r>
-              <w:rPr>
-                <w:rFonts w:ascii="Times New Roman" w:hAnsi="Times New Roman"/>
-                <w:noProof/>
-                <w:webHidden/>
-                <w:sz w:val="26"/>
-                <w:szCs w:val="26"/>
-              </w:rPr>
-            </w:r>
-            <w:r>
-              <w:rPr>
-                <w:rFonts w:ascii="Times New Roman" w:hAnsi="Times New Roman"/>
-                <w:noProof/>
-                <w:webHidden/>
-                <w:sz w:val="26"/>
-                <w:szCs w:val="26"/>
-              </w:rPr>
-              <w:fldChar w:fldCharType="separate"/>
-            </w:r>
-            <w:r>
-              <w:rPr>
-                <w:rFonts w:ascii="Times New Roman" w:hAnsi="Times New Roman"/>
-                <w:noProof/>
-                <w:webHidden/>
-                <w:sz w:val="26"/>
-                <w:szCs w:val="26"/>
-              </w:rPr>
-              <w:t>19</w:t>
-            </w:r>
-            <w:r>
-              <w:rPr>
-                <w:rFonts w:ascii="Times New Roman" w:hAnsi="Times New Roman"/>
-                <w:noProof/>
-                <w:webHidden/>
-                <w:sz w:val="26"/>
-                <w:szCs w:val="26"/>
-              </w:rPr>
-              <w:fldChar w:fldCharType="end"/>
-            </w:r>
           </w:hyperlink>
+          <w:r>
+            <w:rPr>
+              <w:rFonts w:ascii="Times New Roman" w:hAnsi="Times New Roman"/>
+              <w:noProof/>
+              <w:sz w:val="26"/>
+              <w:szCs w:val="26"/>
+            </w:rPr>
+            <w:t>10</w:t>
+          </w:r>
         </w:p>
         <w:p>
           <w:pPr>
@@ -1885,66 +1658,16 @@
               </w:rPr>
               <w:tab/>
             </w:r>
-            <w:r>
-              <w:rPr>
-                <w:rFonts w:ascii="Times New Roman" w:hAnsi="Times New Roman"/>
-                <w:noProof/>
-                <w:webHidden/>
-                <w:sz w:val="26"/>
-                <w:szCs w:val="26"/>
-              </w:rPr>
-              <w:fldChar w:fldCharType="begin"/>
-            </w:r>
-            <w:r>
-              <w:rPr>
-                <w:rFonts w:ascii="Times New Roman" w:hAnsi="Times New Roman"/>
-                <w:noProof/>
-                <w:webHidden/>
-                <w:sz w:val="26"/>
-                <w:szCs w:val="26"/>
-              </w:rPr>
-              <w:instrText xml:space="preserve"> PAGEREF _Toc180005141 \h </w:instrText>
-            </w:r>
-            <w:r>
-              <w:rPr>
-                <w:rFonts w:ascii="Times New Roman" w:hAnsi="Times New Roman"/>
-                <w:noProof/>
-                <w:webHidden/>
-                <w:sz w:val="26"/>
-                <w:szCs w:val="26"/>
-              </w:rPr>
-            </w:r>
-            <w:r>
-              <w:rPr>
-                <w:rFonts w:ascii="Times New Roman" w:hAnsi="Times New Roman"/>
-                <w:noProof/>
-                <w:webHidden/>
-                <w:sz w:val="26"/>
-                <w:szCs w:val="26"/>
-              </w:rPr>
-              <w:fldChar w:fldCharType="separate"/>
-            </w:r>
-            <w:r>
-              <w:rPr>
-                <w:rFonts w:ascii="Times New Roman" w:hAnsi="Times New Roman"/>
-                <w:noProof/>
-                <w:webHidden/>
-                <w:sz w:val="26"/>
-                <w:szCs w:val="26"/>
-              </w:rPr>
-              <w:t>20</w:t>
-            </w:r>
-            <w:r>
-              <w:rPr>
-                <w:rFonts w:ascii="Times New Roman" w:hAnsi="Times New Roman"/>
-                <w:noProof/>
-                <w:webHidden/>
-                <w:sz w:val="26"/>
-                <w:szCs w:val="26"/>
-              </w:rPr>
-              <w:fldChar w:fldCharType="end"/>
-            </w:r>
           </w:hyperlink>
+          <w:r>
+            <w:rPr>
+              <w:rFonts w:ascii="Times New Roman" w:hAnsi="Times New Roman"/>
+              <w:noProof/>
+              <w:sz w:val="26"/>
+              <w:szCs w:val="26"/>
+            </w:rPr>
+            <w:t>10</w:t>
+          </w:r>
         </w:p>
         <w:p>
           <w:pPr>
@@ -1991,66 +1714,16 @@
               </w:rPr>
               <w:tab/>
             </w:r>
-            <w:r>
-              <w:rPr>
-                <w:rFonts w:ascii="Times New Roman" w:hAnsi="Times New Roman"/>
-                <w:noProof/>
-                <w:webHidden/>
-                <w:sz w:val="26"/>
-                <w:szCs w:val="26"/>
-              </w:rPr>
-              <w:fldChar w:fldCharType="begin"/>
-            </w:r>
-            <w:r>
-              <w:rPr>
-                <w:rFonts w:ascii="Times New Roman" w:hAnsi="Times New Roman"/>
-                <w:noProof/>
-                <w:webHidden/>
-                <w:sz w:val="26"/>
-                <w:szCs w:val="26"/>
-              </w:rPr>
-              <w:instrText xml:space="preserve"> PAGEREF _Toc180005142 \h </w:instrText>
-            </w:r>
-            <w:r>
-              <w:rPr>
-                <w:rFonts w:ascii="Times New Roman" w:hAnsi="Times New Roman"/>
-                <w:noProof/>
-                <w:webHidden/>
-                <w:sz w:val="26"/>
-                <w:szCs w:val="26"/>
-              </w:rPr>
-            </w:r>
-            <w:r>
-              <w:rPr>
-                <w:rFonts w:ascii="Times New Roman" w:hAnsi="Times New Roman"/>
-                <w:noProof/>
-                <w:webHidden/>
-                <w:sz w:val="26"/>
-                <w:szCs w:val="26"/>
-              </w:rPr>
-              <w:fldChar w:fldCharType="separate"/>
-            </w:r>
-            <w:r>
-              <w:rPr>
-                <w:rFonts w:ascii="Times New Roman" w:hAnsi="Times New Roman"/>
-                <w:noProof/>
-                <w:webHidden/>
-                <w:sz w:val="26"/>
-                <w:szCs w:val="26"/>
-              </w:rPr>
-              <w:t>20</w:t>
-            </w:r>
-            <w:r>
-              <w:rPr>
-                <w:rFonts w:ascii="Times New Roman" w:hAnsi="Times New Roman"/>
-                <w:noProof/>
-                <w:webHidden/>
-                <w:sz w:val="26"/>
-                <w:szCs w:val="26"/>
-              </w:rPr>
-              <w:fldChar w:fldCharType="end"/>
-            </w:r>
           </w:hyperlink>
+          <w:r>
+            <w:rPr>
+              <w:rFonts w:ascii="Times New Roman" w:hAnsi="Times New Roman"/>
+              <w:noProof/>
+              <w:sz w:val="26"/>
+              <w:szCs w:val="26"/>
+            </w:rPr>
+            <w:t>11</w:t>
+          </w:r>
         </w:p>
         <w:p>
           <w:pPr>
@@ -2137,66 +1810,17 @@
               </w:rPr>
               <w:tab/>
             </w:r>
-            <w:r>
-              <w:rPr>
-                <w:rFonts w:ascii="Times New Roman" w:hAnsi="Times New Roman"/>
-                <w:noProof/>
-                <w:webHidden/>
-                <w:sz w:val="26"/>
-                <w:szCs w:val="26"/>
-              </w:rPr>
-              <w:fldChar w:fldCharType="begin"/>
-            </w:r>
-            <w:r>
-              <w:rPr>
-                <w:rFonts w:ascii="Times New Roman" w:hAnsi="Times New Roman"/>
-                <w:noProof/>
-                <w:webHidden/>
-                <w:sz w:val="26"/>
-                <w:szCs w:val="26"/>
-              </w:rPr>
-              <w:instrText xml:space="preserve"> PAGEREF _Toc180005142 \h </w:instrText>
-            </w:r>
-            <w:r>
-              <w:rPr>
-                <w:rFonts w:ascii="Times New Roman" w:hAnsi="Times New Roman"/>
-                <w:noProof/>
-                <w:webHidden/>
-                <w:sz w:val="26"/>
-                <w:szCs w:val="26"/>
-              </w:rPr>
-            </w:r>
-            <w:r>
-              <w:rPr>
-                <w:rFonts w:ascii="Times New Roman" w:hAnsi="Times New Roman"/>
-                <w:noProof/>
-                <w:webHidden/>
-                <w:sz w:val="26"/>
-                <w:szCs w:val="26"/>
-              </w:rPr>
-              <w:fldChar w:fldCharType="separate"/>
-            </w:r>
-            <w:r>
-              <w:rPr>
-                <w:rFonts w:ascii="Times New Roman" w:hAnsi="Times New Roman"/>
-                <w:noProof/>
-                <w:webHidden/>
-                <w:sz w:val="26"/>
-                <w:szCs w:val="26"/>
-              </w:rPr>
-              <w:t>20</w:t>
-            </w:r>
-            <w:r>
-              <w:rPr>
-                <w:rFonts w:ascii="Times New Roman" w:hAnsi="Times New Roman"/>
-                <w:noProof/>
-                <w:webHidden/>
-                <w:sz w:val="26"/>
-                <w:szCs w:val="26"/>
-              </w:rPr>
-              <w:fldChar w:fldCharType="end"/>
-            </w:r>
           </w:hyperlink>
+          <w:r>
+            <w:rPr>
+              <w:rFonts w:ascii="Times New Roman" w:hAnsi="Times New Roman"/>
+              <w:noProof/>
+              <w:webHidden/>
+              <w:sz w:val="26"/>
+              <w:szCs w:val="26"/>
+            </w:rPr>
+            <w:t>11</w:t>
+          </w:r>
         </w:p>
         <w:p>
           <w:pPr>
@@ -2253,66 +1877,16 @@
               </w:rPr>
               <w:tab/>
             </w:r>
-            <w:r>
-              <w:rPr>
-                <w:rFonts w:ascii="Times New Roman" w:hAnsi="Times New Roman"/>
-                <w:noProof/>
-                <w:webHidden/>
-                <w:sz w:val="26"/>
-                <w:szCs w:val="26"/>
-              </w:rPr>
-              <w:fldChar w:fldCharType="begin"/>
-            </w:r>
-            <w:r>
-              <w:rPr>
-                <w:rFonts w:ascii="Times New Roman" w:hAnsi="Times New Roman"/>
-                <w:noProof/>
-                <w:webHidden/>
-                <w:sz w:val="26"/>
-                <w:szCs w:val="26"/>
-              </w:rPr>
-              <w:instrText xml:space="preserve"> PAGEREF _Toc180005142 \h </w:instrText>
-            </w:r>
-            <w:r>
-              <w:rPr>
-                <w:rFonts w:ascii="Times New Roman" w:hAnsi="Times New Roman"/>
-                <w:noProof/>
-                <w:webHidden/>
-                <w:sz w:val="26"/>
-                <w:szCs w:val="26"/>
-              </w:rPr>
-            </w:r>
-            <w:r>
-              <w:rPr>
-                <w:rFonts w:ascii="Times New Roman" w:hAnsi="Times New Roman"/>
-                <w:noProof/>
-                <w:webHidden/>
-                <w:sz w:val="26"/>
-                <w:szCs w:val="26"/>
-              </w:rPr>
-              <w:fldChar w:fldCharType="separate"/>
-            </w:r>
-            <w:r>
-              <w:rPr>
-                <w:rFonts w:ascii="Times New Roman" w:hAnsi="Times New Roman"/>
-                <w:noProof/>
-                <w:webHidden/>
-                <w:sz w:val="26"/>
-                <w:szCs w:val="26"/>
-              </w:rPr>
-              <w:t>20</w:t>
-            </w:r>
-            <w:r>
-              <w:rPr>
-                <w:rFonts w:ascii="Times New Roman" w:hAnsi="Times New Roman"/>
-                <w:noProof/>
-                <w:webHidden/>
-                <w:sz w:val="26"/>
-                <w:szCs w:val="26"/>
-              </w:rPr>
-              <w:fldChar w:fldCharType="end"/>
-            </w:r>
           </w:hyperlink>
+          <w:r>
+            <w:rPr>
+              <w:rFonts w:ascii="Times New Roman" w:hAnsi="Times New Roman"/>
+              <w:noProof/>
+              <w:sz w:val="26"/>
+              <w:szCs w:val="26"/>
+            </w:rPr>
+            <w:t>12</w:t>
+          </w:r>
         </w:p>
         <w:p>
           <w:pPr>
@@ -2349,66 +1923,16 @@
               </w:rPr>
               <w:tab/>
             </w:r>
-            <w:r>
-              <w:rPr>
-                <w:rFonts w:ascii="Times New Roman" w:hAnsi="Times New Roman"/>
-                <w:noProof/>
-                <w:webHidden/>
-                <w:sz w:val="26"/>
-                <w:szCs w:val="26"/>
-              </w:rPr>
-              <w:fldChar w:fldCharType="begin"/>
-            </w:r>
-            <w:r>
-              <w:rPr>
-                <w:rFonts w:ascii="Times New Roman" w:hAnsi="Times New Roman"/>
-                <w:noProof/>
-                <w:webHidden/>
-                <w:sz w:val="26"/>
-                <w:szCs w:val="26"/>
-              </w:rPr>
-              <w:instrText xml:space="preserve"> PAGEREF _Toc180005143 \h </w:instrText>
-            </w:r>
-            <w:r>
-              <w:rPr>
-                <w:rFonts w:ascii="Times New Roman" w:hAnsi="Times New Roman"/>
-                <w:noProof/>
-                <w:webHidden/>
-                <w:sz w:val="26"/>
-                <w:szCs w:val="26"/>
-              </w:rPr>
-            </w:r>
-            <w:r>
-              <w:rPr>
-                <w:rFonts w:ascii="Times New Roman" w:hAnsi="Times New Roman"/>
-                <w:noProof/>
-                <w:webHidden/>
-                <w:sz w:val="26"/>
-                <w:szCs w:val="26"/>
-              </w:rPr>
-              <w:fldChar w:fldCharType="separate"/>
-            </w:r>
-            <w:r>
-              <w:rPr>
-                <w:rFonts w:ascii="Times New Roman" w:hAnsi="Times New Roman"/>
-                <w:noProof/>
-                <w:webHidden/>
-                <w:sz w:val="26"/>
-                <w:szCs w:val="26"/>
-              </w:rPr>
-              <w:t>21</w:t>
-            </w:r>
-            <w:r>
-              <w:rPr>
-                <w:rFonts w:ascii="Times New Roman" w:hAnsi="Times New Roman"/>
-                <w:noProof/>
-                <w:webHidden/>
-                <w:sz w:val="26"/>
-                <w:szCs w:val="26"/>
-              </w:rPr>
-              <w:fldChar w:fldCharType="end"/>
-            </w:r>
           </w:hyperlink>
+          <w:r>
+            <w:rPr>
+              <w:rFonts w:ascii="Times New Roman" w:hAnsi="Times New Roman"/>
+              <w:noProof/>
+              <w:sz w:val="26"/>
+              <w:szCs w:val="26"/>
+            </w:rPr>
+            <w:t>12</w:t>
+          </w:r>
         </w:p>
         <w:p>
           <w:pPr>
@@ -2465,66 +1989,16 @@
               </w:rPr>
               <w:tab/>
             </w:r>
-            <w:r>
-              <w:rPr>
-                <w:rFonts w:ascii="Times New Roman" w:hAnsi="Times New Roman"/>
-                <w:noProof/>
-                <w:webHidden/>
-                <w:sz w:val="26"/>
-                <w:szCs w:val="26"/>
-              </w:rPr>
-              <w:fldChar w:fldCharType="begin"/>
-            </w:r>
-            <w:r>
-              <w:rPr>
-                <w:rFonts w:ascii="Times New Roman" w:hAnsi="Times New Roman"/>
-                <w:noProof/>
-                <w:webHidden/>
-                <w:sz w:val="26"/>
-                <w:szCs w:val="26"/>
-              </w:rPr>
-              <w:instrText xml:space="preserve"> PAGEREF _Toc180005142 \h </w:instrText>
-            </w:r>
-            <w:r>
-              <w:rPr>
-                <w:rFonts w:ascii="Times New Roman" w:hAnsi="Times New Roman"/>
-                <w:noProof/>
-                <w:webHidden/>
-                <w:sz w:val="26"/>
-                <w:szCs w:val="26"/>
-              </w:rPr>
-            </w:r>
-            <w:r>
-              <w:rPr>
-                <w:rFonts w:ascii="Times New Roman" w:hAnsi="Times New Roman"/>
-                <w:noProof/>
-                <w:webHidden/>
-                <w:sz w:val="26"/>
-                <w:szCs w:val="26"/>
-              </w:rPr>
-              <w:fldChar w:fldCharType="separate"/>
-            </w:r>
-            <w:r>
-              <w:rPr>
-                <w:rFonts w:ascii="Times New Roman" w:hAnsi="Times New Roman"/>
-                <w:noProof/>
-                <w:webHidden/>
-                <w:sz w:val="26"/>
-                <w:szCs w:val="26"/>
-              </w:rPr>
-              <w:t>20</w:t>
-            </w:r>
-            <w:r>
-              <w:rPr>
-                <w:rFonts w:ascii="Times New Roman" w:hAnsi="Times New Roman"/>
-                <w:noProof/>
-                <w:webHidden/>
-                <w:sz w:val="26"/>
-                <w:szCs w:val="26"/>
-              </w:rPr>
-              <w:fldChar w:fldCharType="end"/>
-            </w:r>
           </w:hyperlink>
+          <w:r>
+            <w:rPr>
+              <w:rFonts w:ascii="Times New Roman" w:hAnsi="Times New Roman"/>
+              <w:noProof/>
+              <w:sz w:val="26"/>
+              <w:szCs w:val="26"/>
+            </w:rPr>
+            <w:t>12</w:t>
+          </w:r>
         </w:p>
         <w:p>
           <w:pPr>
@@ -2581,66 +2055,16 @@
               </w:rPr>
               <w:tab/>
             </w:r>
-            <w:r>
-              <w:rPr>
-                <w:rFonts w:ascii="Times New Roman" w:hAnsi="Times New Roman"/>
-                <w:noProof/>
-                <w:webHidden/>
-                <w:sz w:val="26"/>
-                <w:szCs w:val="26"/>
-              </w:rPr>
-              <w:fldChar w:fldCharType="begin"/>
-            </w:r>
-            <w:r>
-              <w:rPr>
-                <w:rFonts w:ascii="Times New Roman" w:hAnsi="Times New Roman"/>
-                <w:noProof/>
-                <w:webHidden/>
-                <w:sz w:val="26"/>
-                <w:szCs w:val="26"/>
-              </w:rPr>
-              <w:instrText xml:space="preserve"> PAGEREF _Toc180005142 \h </w:instrText>
-            </w:r>
-            <w:r>
-              <w:rPr>
-                <w:rFonts w:ascii="Times New Roman" w:hAnsi="Times New Roman"/>
-                <w:noProof/>
-                <w:webHidden/>
-                <w:sz w:val="26"/>
-                <w:szCs w:val="26"/>
-              </w:rPr>
-            </w:r>
-            <w:r>
-              <w:rPr>
-                <w:rFonts w:ascii="Times New Roman" w:hAnsi="Times New Roman"/>
-                <w:noProof/>
-                <w:webHidden/>
-                <w:sz w:val="26"/>
-                <w:szCs w:val="26"/>
-              </w:rPr>
-              <w:fldChar w:fldCharType="separate"/>
-            </w:r>
-            <w:r>
-              <w:rPr>
-                <w:rFonts w:ascii="Times New Roman" w:hAnsi="Times New Roman"/>
-                <w:noProof/>
-                <w:webHidden/>
-                <w:sz w:val="26"/>
-                <w:szCs w:val="26"/>
-              </w:rPr>
-              <w:t>20</w:t>
-            </w:r>
-            <w:r>
-              <w:rPr>
-                <w:rFonts w:ascii="Times New Roman" w:hAnsi="Times New Roman"/>
-                <w:noProof/>
-                <w:webHidden/>
-                <w:sz w:val="26"/>
-                <w:szCs w:val="26"/>
-              </w:rPr>
-              <w:fldChar w:fldCharType="end"/>
-            </w:r>
           </w:hyperlink>
+          <w:r>
+            <w:rPr>
+              <w:rFonts w:ascii="Times New Roman" w:hAnsi="Times New Roman"/>
+              <w:noProof/>
+              <w:sz w:val="26"/>
+              <w:szCs w:val="26"/>
+            </w:rPr>
+            <w:t>13</w:t>
+          </w:r>
         </w:p>
         <w:p>
           <w:pPr>
@@ -2707,82 +2131,28 @@
               </w:rPr>
               <w:tab/>
             </w:r>
-            <w:r>
-              <w:rPr>
-                <w:rFonts w:ascii="Times New Roman" w:hAnsi="Times New Roman"/>
-                <w:noProof/>
-                <w:webHidden/>
-                <w:sz w:val="26"/>
-                <w:szCs w:val="26"/>
-              </w:rPr>
-              <w:fldChar w:fldCharType="begin"/>
-            </w:r>
-            <w:r>
-              <w:rPr>
-                <w:rFonts w:ascii="Times New Roman" w:hAnsi="Times New Roman"/>
-                <w:noProof/>
-                <w:webHidden/>
-                <w:sz w:val="26"/>
-                <w:szCs w:val="26"/>
-              </w:rPr>
-              <w:instrText xml:space="preserve"> PAGEREF _Toc180005142 \h </w:instrText>
-            </w:r>
-            <w:r>
-              <w:rPr>
-                <w:rFonts w:ascii="Times New Roman" w:hAnsi="Times New Roman"/>
-                <w:noProof/>
-                <w:webHidden/>
-                <w:sz w:val="26"/>
-                <w:szCs w:val="26"/>
-              </w:rPr>
-            </w:r>
-            <w:r>
-              <w:rPr>
-                <w:rFonts w:ascii="Times New Roman" w:hAnsi="Times New Roman"/>
-                <w:noProof/>
-                <w:webHidden/>
-                <w:sz w:val="26"/>
-                <w:szCs w:val="26"/>
-              </w:rPr>
-              <w:fldChar w:fldCharType="separate"/>
-            </w:r>
-            <w:r>
-              <w:rPr>
-                <w:rFonts w:ascii="Times New Roman" w:hAnsi="Times New Roman"/>
-                <w:noProof/>
-                <w:webHidden/>
-                <w:sz w:val="26"/>
-                <w:szCs w:val="26"/>
-              </w:rPr>
-              <w:t>20</w:t>
-            </w:r>
-            <w:r>
-              <w:rPr>
-                <w:rFonts w:ascii="Times New Roman" w:hAnsi="Times New Roman"/>
-                <w:noProof/>
-                <w:webHidden/>
-                <w:sz w:val="26"/>
-                <w:szCs w:val="26"/>
-              </w:rPr>
-              <w:fldChar w:fldCharType="end"/>
-            </w:r>
           </w:hyperlink>
-        </w:p>
-        <w:p>
-          <w:pPr>
-            <w:pStyle w:val="TOC1"/>
+          <w:r>
             <w:rPr>
               <w:rFonts w:ascii="Times New Roman" w:hAnsi="Times New Roman"/>
               <w:noProof/>
               <w:sz w:val="26"/>
               <w:szCs w:val="26"/>
             </w:rPr>
+            <w:t>13</w:t>
+          </w:r>
+        </w:p>
+        <w:p>
+          <w:pPr>
+            <w:pStyle w:val="TOC1"/>
+            <w:rPr>
+              <w:noProof/>
+            </w:rPr>
           </w:pPr>
           <w:hyperlink w:anchor="_Toc180005148" w:history="1">
             <w:r>
               <w:rPr>
                 <w:rStyle w:val="Hyperlink"/>
-                <w:rFonts w:ascii="Times New Roman" w:hAnsi="Times New Roman"/>
                 <w:b/>
                 <w:noProof/>
                 <w:sz w:val="26"/>
@@ -2794,7 +2164,6 @@
             <w:r>
               <w:rPr>
                 <w:rStyle w:val="Hyperlink"/>
-                <w:rFonts w:ascii="Times New Roman" w:hAnsi="Times New Roman"/>
                 <w:b/>
                 <w:noProof/>
                 <w:sz w:val="26"/>
@@ -2806,7 +2175,6 @@
             <w:r>
               <w:rPr>
                 <w:rStyle w:val="Hyperlink"/>
-                <w:rFonts w:ascii="Times New Roman" w:hAnsi="Times New Roman"/>
                 <w:b/>
                 <w:noProof/>
                 <w:sz w:val="26"/>
@@ -2816,74 +2184,18 @@
             </w:r>
             <w:r>
               <w:rPr>
-                <w:rFonts w:ascii="Times New Roman" w:hAnsi="Times New Roman"/>
                 <w:noProof/>
                 <w:webHidden/>
-                <w:sz w:val="26"/>
-                <w:szCs w:val="26"/>
               </w:rPr>
               <w:tab/>
             </w:r>
-            <w:r>
-              <w:rPr>
-                <w:rFonts w:ascii="Times New Roman" w:hAnsi="Times New Roman"/>
-                <w:noProof/>
-                <w:webHidden/>
-                <w:sz w:val="26"/>
-                <w:szCs w:val="26"/>
-              </w:rPr>
-              <w:fldChar w:fldCharType="begin"/>
-            </w:r>
-            <w:r>
-              <w:rPr>
-                <w:rFonts w:ascii="Times New Roman" w:hAnsi="Times New Roman"/>
-                <w:noProof/>
-                <w:webHidden/>
-                <w:sz w:val="26"/>
-                <w:szCs w:val="26"/>
-              </w:rPr>
-              <w:instrText xml:space="preserve"> PAGEREF _Toc180005148 \h </w:instrText>
-            </w:r>
-            <w:r>
-              <w:rPr>
-                <w:rFonts w:ascii="Times New Roman" w:hAnsi="Times New Roman"/>
-                <w:noProof/>
-                <w:webHidden/>
-                <w:sz w:val="26"/>
-                <w:szCs w:val="26"/>
-              </w:rPr>
-            </w:r>
-            <w:r>
-              <w:rPr>
-                <w:rFonts w:ascii="Times New Roman" w:hAnsi="Times New Roman"/>
-                <w:noProof/>
-                <w:webHidden/>
-                <w:sz w:val="26"/>
-                <w:szCs w:val="26"/>
-              </w:rPr>
-              <w:fldChar w:fldCharType="separate"/>
-            </w:r>
-            <w:r>
-              <w:rPr>
-                <w:rFonts w:ascii="Times New Roman" w:hAnsi="Times New Roman"/>
-                <w:noProof/>
-                <w:webHidden/>
-                <w:sz w:val="26"/>
-                <w:szCs w:val="26"/>
-              </w:rPr>
-              <w:t>25</w:t>
-            </w:r>
-            <w:r>
-              <w:rPr>
-                <w:rFonts w:ascii="Times New Roman" w:hAnsi="Times New Roman"/>
-                <w:noProof/>
-                <w:webHidden/>
-                <w:sz w:val="26"/>
-                <w:szCs w:val="26"/>
-              </w:rPr>
-              <w:fldChar w:fldCharType="end"/>
-            </w:r>
           </w:hyperlink>
+          <w:r>
+            <w:rPr>
+              <w:noProof/>
+            </w:rPr>
+            <w:t>15</w:t>
+          </w:r>
         </w:p>
         <w:p>
           <w:pPr>
@@ -2930,66 +2242,16 @@
               </w:rPr>
               <w:tab/>
             </w:r>
-            <w:r>
-              <w:rPr>
-                <w:rFonts w:ascii="Times New Roman" w:hAnsi="Times New Roman"/>
-                <w:noProof/>
-                <w:webHidden/>
-                <w:sz w:val="26"/>
-                <w:szCs w:val="26"/>
-              </w:rPr>
-              <w:fldChar w:fldCharType="begin"/>
-            </w:r>
-            <w:r>
-              <w:rPr>
-                <w:rFonts w:ascii="Times New Roman" w:hAnsi="Times New Roman"/>
-                <w:noProof/>
-                <w:webHidden/>
-                <w:sz w:val="26"/>
-                <w:szCs w:val="26"/>
-              </w:rPr>
-              <w:instrText xml:space="preserve"> PAGEREF _Toc180005149 \h </w:instrText>
-            </w:r>
-            <w:r>
-              <w:rPr>
-                <w:rFonts w:ascii="Times New Roman" w:hAnsi="Times New Roman"/>
-                <w:noProof/>
-                <w:webHidden/>
-                <w:sz w:val="26"/>
-                <w:szCs w:val="26"/>
-              </w:rPr>
-            </w:r>
-            <w:r>
-              <w:rPr>
-                <w:rFonts w:ascii="Times New Roman" w:hAnsi="Times New Roman"/>
-                <w:noProof/>
-                <w:webHidden/>
-                <w:sz w:val="26"/>
-                <w:szCs w:val="26"/>
-              </w:rPr>
-              <w:fldChar w:fldCharType="separate"/>
-            </w:r>
-            <w:r>
-              <w:rPr>
-                <w:rFonts w:ascii="Times New Roman" w:hAnsi="Times New Roman"/>
-                <w:noProof/>
-                <w:webHidden/>
-                <w:sz w:val="26"/>
-                <w:szCs w:val="26"/>
-              </w:rPr>
-              <w:t>25</w:t>
-            </w:r>
-            <w:r>
-              <w:rPr>
-                <w:rFonts w:ascii="Times New Roman" w:hAnsi="Times New Roman"/>
-                <w:noProof/>
-                <w:webHidden/>
-                <w:sz w:val="26"/>
-                <w:szCs w:val="26"/>
-              </w:rPr>
-              <w:fldChar w:fldCharType="end"/>
-            </w:r>
           </w:hyperlink>
+          <w:r>
+            <w:rPr>
+              <w:rFonts w:ascii="Times New Roman" w:hAnsi="Times New Roman"/>
+              <w:noProof/>
+              <w:sz w:val="26"/>
+              <w:szCs w:val="26"/>
+            </w:rPr>
+            <w:t>15</w:t>
+          </w:r>
         </w:p>
         <w:p>
           <w:pPr>
@@ -3022,15 +2284,7 @@
                 <w:sz w:val="26"/>
                 <w:szCs w:val="26"/>
               </w:rPr>
-              <w:t xml:space="preserve"> </w:t>
-            </w:r>
-            <w:r>
-              <w:rPr>
-                <w:rFonts w:ascii="Times New Roman" w:hAnsi="Times New Roman"/>
-                <w:sz w:val="26"/>
-                <w:szCs w:val="26"/>
-              </w:rPr>
-              <w:t>Định nghĩa và mục tiêu của 5G</w:t>
+              <w:t xml:space="preserve"> Định nghĩa và mục tiêu của 5G</w:t>
             </w:r>
             <w:r>
               <w:rPr>
@@ -3042,66 +2296,16 @@
               </w:rPr>
               <w:tab/>
             </w:r>
-            <w:r>
-              <w:rPr>
-                <w:rFonts w:ascii="Times New Roman" w:hAnsi="Times New Roman"/>
-                <w:noProof/>
-                <w:webHidden/>
-                <w:sz w:val="26"/>
-                <w:szCs w:val="26"/>
-              </w:rPr>
-              <w:fldChar w:fldCharType="begin"/>
-            </w:r>
-            <w:r>
-              <w:rPr>
-                <w:rFonts w:ascii="Times New Roman" w:hAnsi="Times New Roman"/>
-                <w:noProof/>
-                <w:webHidden/>
-                <w:sz w:val="26"/>
-                <w:szCs w:val="26"/>
-              </w:rPr>
-              <w:instrText xml:space="preserve"> PAGEREF _Toc180005153 \h </w:instrText>
-            </w:r>
-            <w:r>
-              <w:rPr>
-                <w:rFonts w:ascii="Times New Roman" w:hAnsi="Times New Roman"/>
-                <w:noProof/>
-                <w:webHidden/>
-                <w:sz w:val="26"/>
-                <w:szCs w:val="26"/>
-              </w:rPr>
-            </w:r>
-            <w:r>
-              <w:rPr>
-                <w:rFonts w:ascii="Times New Roman" w:hAnsi="Times New Roman"/>
-                <w:noProof/>
-                <w:webHidden/>
-                <w:sz w:val="26"/>
-                <w:szCs w:val="26"/>
-              </w:rPr>
-              <w:fldChar w:fldCharType="separate"/>
-            </w:r>
-            <w:r>
-              <w:rPr>
-                <w:rFonts w:ascii="Times New Roman" w:hAnsi="Times New Roman"/>
-                <w:noProof/>
-                <w:webHidden/>
-                <w:sz w:val="26"/>
-                <w:szCs w:val="26"/>
-              </w:rPr>
-              <w:t>27</w:t>
-            </w:r>
-            <w:r>
-              <w:rPr>
-                <w:rFonts w:ascii="Times New Roman" w:hAnsi="Times New Roman"/>
-                <w:noProof/>
-                <w:webHidden/>
-                <w:sz w:val="26"/>
-                <w:szCs w:val="26"/>
-              </w:rPr>
-              <w:fldChar w:fldCharType="end"/>
-            </w:r>
           </w:hyperlink>
+          <w:r>
+            <w:rPr>
+              <w:rFonts w:ascii="Times New Roman" w:hAnsi="Times New Roman"/>
+              <w:noProof/>
+              <w:sz w:val="26"/>
+              <w:szCs w:val="26"/>
+            </w:rPr>
+            <w:t>16</w:t>
+          </w:r>
         </w:p>
         <w:p>
           <w:pPr>
@@ -3146,66 +2350,16 @@
               </w:rPr>
               <w:tab/>
             </w:r>
-            <w:r>
-              <w:rPr>
-                <w:rFonts w:ascii="Times New Roman" w:hAnsi="Times New Roman"/>
-                <w:noProof/>
-                <w:webHidden/>
-                <w:sz w:val="26"/>
-                <w:szCs w:val="26"/>
-              </w:rPr>
-              <w:fldChar w:fldCharType="begin"/>
-            </w:r>
-            <w:r>
-              <w:rPr>
-                <w:rFonts w:ascii="Times New Roman" w:hAnsi="Times New Roman"/>
-                <w:noProof/>
-                <w:webHidden/>
-                <w:sz w:val="26"/>
-                <w:szCs w:val="26"/>
-              </w:rPr>
-              <w:instrText xml:space="preserve"> PAGEREF _Toc180005154 \h </w:instrText>
-            </w:r>
-            <w:r>
-              <w:rPr>
-                <w:rFonts w:ascii="Times New Roman" w:hAnsi="Times New Roman"/>
-                <w:noProof/>
-                <w:webHidden/>
-                <w:sz w:val="26"/>
-                <w:szCs w:val="26"/>
-              </w:rPr>
-            </w:r>
-            <w:r>
-              <w:rPr>
-                <w:rFonts w:ascii="Times New Roman" w:hAnsi="Times New Roman"/>
-                <w:noProof/>
-                <w:webHidden/>
-                <w:sz w:val="26"/>
-                <w:szCs w:val="26"/>
-              </w:rPr>
-              <w:fldChar w:fldCharType="separate"/>
-            </w:r>
-            <w:r>
-              <w:rPr>
-                <w:rFonts w:ascii="Times New Roman" w:hAnsi="Times New Roman"/>
-                <w:noProof/>
-                <w:webHidden/>
-                <w:sz w:val="26"/>
-                <w:szCs w:val="26"/>
-              </w:rPr>
-              <w:t>27</w:t>
-            </w:r>
-            <w:r>
-              <w:rPr>
-                <w:rFonts w:ascii="Times New Roman" w:hAnsi="Times New Roman"/>
-                <w:noProof/>
-                <w:webHidden/>
-                <w:sz w:val="26"/>
-                <w:szCs w:val="26"/>
-              </w:rPr>
-              <w:fldChar w:fldCharType="end"/>
-            </w:r>
           </w:hyperlink>
+          <w:r>
+            <w:rPr>
+              <w:rFonts w:ascii="Times New Roman" w:hAnsi="Times New Roman"/>
+              <w:noProof/>
+              <w:sz w:val="26"/>
+              <w:szCs w:val="26"/>
+            </w:rPr>
+            <w:t>16</w:t>
+          </w:r>
         </w:p>
         <w:p>
           <w:pPr>
@@ -3250,66 +2404,16 @@
               </w:rPr>
               <w:tab/>
             </w:r>
-            <w:r>
-              <w:rPr>
-                <w:rFonts w:ascii="Times New Roman" w:hAnsi="Times New Roman"/>
-                <w:noProof/>
-                <w:webHidden/>
-                <w:sz w:val="26"/>
-                <w:szCs w:val="26"/>
-              </w:rPr>
-              <w:fldChar w:fldCharType="begin"/>
-            </w:r>
-            <w:r>
-              <w:rPr>
-                <w:rFonts w:ascii="Times New Roman" w:hAnsi="Times New Roman"/>
-                <w:noProof/>
-                <w:webHidden/>
-                <w:sz w:val="26"/>
-                <w:szCs w:val="26"/>
-              </w:rPr>
-              <w:instrText xml:space="preserve"> PAGEREF _Toc180005155 \h </w:instrText>
-            </w:r>
-            <w:r>
-              <w:rPr>
-                <w:rFonts w:ascii="Times New Roman" w:hAnsi="Times New Roman"/>
-                <w:noProof/>
-                <w:webHidden/>
-                <w:sz w:val="26"/>
-                <w:szCs w:val="26"/>
-              </w:rPr>
-            </w:r>
-            <w:r>
-              <w:rPr>
-                <w:rFonts w:ascii="Times New Roman" w:hAnsi="Times New Roman"/>
-                <w:noProof/>
-                <w:webHidden/>
-                <w:sz w:val="26"/>
-                <w:szCs w:val="26"/>
-              </w:rPr>
-              <w:fldChar w:fldCharType="separate"/>
-            </w:r>
-            <w:r>
-              <w:rPr>
-                <w:rFonts w:ascii="Times New Roman" w:hAnsi="Times New Roman"/>
-                <w:noProof/>
-                <w:webHidden/>
-                <w:sz w:val="26"/>
-                <w:szCs w:val="26"/>
-              </w:rPr>
-              <w:t>30</w:t>
-            </w:r>
-            <w:r>
-              <w:rPr>
-                <w:rFonts w:ascii="Times New Roman" w:hAnsi="Times New Roman"/>
-                <w:noProof/>
-                <w:webHidden/>
-                <w:sz w:val="26"/>
-                <w:szCs w:val="26"/>
-              </w:rPr>
-              <w:fldChar w:fldCharType="end"/>
-            </w:r>
           </w:hyperlink>
+          <w:r>
+            <w:rPr>
+              <w:rFonts w:ascii="Times New Roman" w:hAnsi="Times New Roman"/>
+              <w:noProof/>
+              <w:sz w:val="26"/>
+              <w:szCs w:val="26"/>
+            </w:rPr>
+            <w:t>16</w:t>
+          </w:r>
         </w:p>
         <w:p>
           <w:pPr>
@@ -3363,66 +2467,16 @@
               </w:rPr>
               <w:tab/>
             </w:r>
-            <w:r>
-              <w:rPr>
-                <w:rFonts w:ascii="Times New Roman" w:hAnsi="Times New Roman"/>
-                <w:noProof/>
-                <w:webHidden/>
-                <w:sz w:val="26"/>
-                <w:szCs w:val="26"/>
-              </w:rPr>
-              <w:fldChar w:fldCharType="begin"/>
-            </w:r>
-            <w:r>
-              <w:rPr>
-                <w:rFonts w:ascii="Times New Roman" w:hAnsi="Times New Roman"/>
-                <w:noProof/>
-                <w:webHidden/>
-                <w:sz w:val="26"/>
-                <w:szCs w:val="26"/>
-              </w:rPr>
-              <w:instrText xml:space="preserve"> PAGEREF _Toc180005155 \h </w:instrText>
-            </w:r>
-            <w:r>
-              <w:rPr>
-                <w:rFonts w:ascii="Times New Roman" w:hAnsi="Times New Roman"/>
-                <w:noProof/>
-                <w:webHidden/>
-                <w:sz w:val="26"/>
-                <w:szCs w:val="26"/>
-              </w:rPr>
-            </w:r>
-            <w:r>
-              <w:rPr>
-                <w:rFonts w:ascii="Times New Roman" w:hAnsi="Times New Roman"/>
-                <w:noProof/>
-                <w:webHidden/>
-                <w:sz w:val="26"/>
-                <w:szCs w:val="26"/>
-              </w:rPr>
-              <w:fldChar w:fldCharType="separate"/>
-            </w:r>
-            <w:r>
-              <w:rPr>
-                <w:rFonts w:ascii="Times New Roman" w:hAnsi="Times New Roman"/>
-                <w:noProof/>
-                <w:webHidden/>
-                <w:sz w:val="26"/>
-                <w:szCs w:val="26"/>
-              </w:rPr>
-              <w:t>30</w:t>
-            </w:r>
-            <w:r>
-              <w:rPr>
-                <w:rFonts w:ascii="Times New Roman" w:hAnsi="Times New Roman"/>
-                <w:noProof/>
-                <w:webHidden/>
-                <w:sz w:val="26"/>
-                <w:szCs w:val="26"/>
-              </w:rPr>
-              <w:fldChar w:fldCharType="end"/>
-            </w:r>
           </w:hyperlink>
+          <w:r>
+            <w:rPr>
+              <w:rFonts w:ascii="Times New Roman" w:hAnsi="Times New Roman"/>
+              <w:noProof/>
+              <w:sz w:val="26"/>
+              <w:szCs w:val="26"/>
+            </w:rPr>
+            <w:t>17</w:t>
+          </w:r>
         </w:p>
         <w:p>
           <w:pPr>
@@ -3486,66 +2540,16 @@
               </w:rPr>
               <w:tab/>
             </w:r>
-            <w:r>
-              <w:rPr>
-                <w:rFonts w:ascii="Times New Roman" w:hAnsi="Times New Roman"/>
-                <w:noProof/>
-                <w:webHidden/>
-                <w:sz w:val="26"/>
-                <w:szCs w:val="26"/>
-              </w:rPr>
-              <w:fldChar w:fldCharType="begin"/>
-            </w:r>
-            <w:r>
-              <w:rPr>
-                <w:rFonts w:ascii="Times New Roman" w:hAnsi="Times New Roman"/>
-                <w:noProof/>
-                <w:webHidden/>
-                <w:sz w:val="26"/>
-                <w:szCs w:val="26"/>
-              </w:rPr>
-              <w:instrText xml:space="preserve"> PAGEREF _Toc180005155 \h </w:instrText>
-            </w:r>
-            <w:r>
-              <w:rPr>
-                <w:rFonts w:ascii="Times New Roman" w:hAnsi="Times New Roman"/>
-                <w:noProof/>
-                <w:webHidden/>
-                <w:sz w:val="26"/>
-                <w:szCs w:val="26"/>
-              </w:rPr>
-            </w:r>
-            <w:r>
-              <w:rPr>
-                <w:rFonts w:ascii="Times New Roman" w:hAnsi="Times New Roman"/>
-                <w:noProof/>
-                <w:webHidden/>
-                <w:sz w:val="26"/>
-                <w:szCs w:val="26"/>
-              </w:rPr>
-              <w:fldChar w:fldCharType="separate"/>
-            </w:r>
-            <w:r>
-              <w:rPr>
-                <w:rFonts w:ascii="Times New Roman" w:hAnsi="Times New Roman"/>
-                <w:noProof/>
-                <w:webHidden/>
-                <w:sz w:val="26"/>
-                <w:szCs w:val="26"/>
-              </w:rPr>
-              <w:t>30</w:t>
-            </w:r>
-            <w:r>
-              <w:rPr>
-                <w:rFonts w:ascii="Times New Roman" w:hAnsi="Times New Roman"/>
-                <w:noProof/>
-                <w:webHidden/>
-                <w:sz w:val="26"/>
-                <w:szCs w:val="26"/>
-              </w:rPr>
-              <w:fldChar w:fldCharType="end"/>
-            </w:r>
           </w:hyperlink>
+          <w:r>
+            <w:rPr>
+              <w:rFonts w:ascii="Times New Roman" w:hAnsi="Times New Roman"/>
+              <w:noProof/>
+              <w:sz w:val="26"/>
+              <w:szCs w:val="26"/>
+            </w:rPr>
+            <w:t>17</w:t>
+          </w:r>
         </w:p>
         <w:p>
           <w:pPr>
@@ -3609,66 +2613,16 @@
               </w:rPr>
               <w:tab/>
             </w:r>
-            <w:r>
-              <w:rPr>
-                <w:rFonts w:ascii="Times New Roman" w:hAnsi="Times New Roman"/>
-                <w:noProof/>
-                <w:webHidden/>
-                <w:sz w:val="26"/>
-                <w:szCs w:val="26"/>
-              </w:rPr>
-              <w:fldChar w:fldCharType="begin"/>
-            </w:r>
-            <w:r>
-              <w:rPr>
-                <w:rFonts w:ascii="Times New Roman" w:hAnsi="Times New Roman"/>
-                <w:noProof/>
-                <w:webHidden/>
-                <w:sz w:val="26"/>
-                <w:szCs w:val="26"/>
-              </w:rPr>
-              <w:instrText xml:space="preserve"> PAGEREF _Toc180005155 \h </w:instrText>
-            </w:r>
-            <w:r>
-              <w:rPr>
-                <w:rFonts w:ascii="Times New Roman" w:hAnsi="Times New Roman"/>
-                <w:noProof/>
-                <w:webHidden/>
-                <w:sz w:val="26"/>
-                <w:szCs w:val="26"/>
-              </w:rPr>
-            </w:r>
-            <w:r>
-              <w:rPr>
-                <w:rFonts w:ascii="Times New Roman" w:hAnsi="Times New Roman"/>
-                <w:noProof/>
-                <w:webHidden/>
-                <w:sz w:val="26"/>
-                <w:szCs w:val="26"/>
-              </w:rPr>
-              <w:fldChar w:fldCharType="separate"/>
-            </w:r>
-            <w:r>
-              <w:rPr>
-                <w:rFonts w:ascii="Times New Roman" w:hAnsi="Times New Roman"/>
-                <w:noProof/>
-                <w:webHidden/>
-                <w:sz w:val="26"/>
-                <w:szCs w:val="26"/>
-              </w:rPr>
-              <w:t>30</w:t>
-            </w:r>
-            <w:r>
-              <w:rPr>
-                <w:rFonts w:ascii="Times New Roman" w:hAnsi="Times New Roman"/>
-                <w:noProof/>
-                <w:webHidden/>
-                <w:sz w:val="26"/>
-                <w:szCs w:val="26"/>
-              </w:rPr>
-              <w:fldChar w:fldCharType="end"/>
-            </w:r>
           </w:hyperlink>
+          <w:r>
+            <w:rPr>
+              <w:rFonts w:ascii="Times New Roman" w:hAnsi="Times New Roman"/>
+              <w:noProof/>
+              <w:sz w:val="26"/>
+              <w:szCs w:val="26"/>
+            </w:rPr>
+            <w:t>18</w:t>
+          </w:r>
         </w:p>
         <w:p>
           <w:pPr>
@@ -3715,66 +2669,16 @@
               </w:rPr>
               <w:tab/>
             </w:r>
-            <w:r>
-              <w:rPr>
-                <w:rFonts w:ascii="Times New Roman" w:hAnsi="Times New Roman"/>
-                <w:noProof/>
-                <w:webHidden/>
-                <w:sz w:val="26"/>
-                <w:szCs w:val="26"/>
-              </w:rPr>
-              <w:fldChar w:fldCharType="begin"/>
-            </w:r>
-            <w:r>
-              <w:rPr>
-                <w:rFonts w:ascii="Times New Roman" w:hAnsi="Times New Roman"/>
-                <w:noProof/>
-                <w:webHidden/>
-                <w:sz w:val="26"/>
-                <w:szCs w:val="26"/>
-              </w:rPr>
-              <w:instrText xml:space="preserve"> PAGEREF _Toc180005149 \h </w:instrText>
-            </w:r>
-            <w:r>
-              <w:rPr>
-                <w:rFonts w:ascii="Times New Roman" w:hAnsi="Times New Roman"/>
-                <w:noProof/>
-                <w:webHidden/>
-                <w:sz w:val="26"/>
-                <w:szCs w:val="26"/>
-              </w:rPr>
-            </w:r>
-            <w:r>
-              <w:rPr>
-                <w:rFonts w:ascii="Times New Roman" w:hAnsi="Times New Roman"/>
-                <w:noProof/>
-                <w:webHidden/>
-                <w:sz w:val="26"/>
-                <w:szCs w:val="26"/>
-              </w:rPr>
-              <w:fldChar w:fldCharType="separate"/>
-            </w:r>
-            <w:r>
-              <w:rPr>
-                <w:rFonts w:ascii="Times New Roman" w:hAnsi="Times New Roman"/>
-                <w:noProof/>
-                <w:webHidden/>
-                <w:sz w:val="26"/>
-                <w:szCs w:val="26"/>
-              </w:rPr>
-              <w:t>25</w:t>
-            </w:r>
-            <w:r>
-              <w:rPr>
-                <w:rFonts w:ascii="Times New Roman" w:hAnsi="Times New Roman"/>
-                <w:noProof/>
-                <w:webHidden/>
-                <w:sz w:val="26"/>
-                <w:szCs w:val="26"/>
-              </w:rPr>
-              <w:fldChar w:fldCharType="end"/>
-            </w:r>
           </w:hyperlink>
+          <w:r>
+            <w:rPr>
+              <w:rFonts w:ascii="Times New Roman" w:hAnsi="Times New Roman"/>
+              <w:noProof/>
+              <w:sz w:val="26"/>
+              <w:szCs w:val="26"/>
+            </w:rPr>
+            <w:t>18</w:t>
+          </w:r>
         </w:p>
         <w:p>
           <w:pPr>
@@ -3821,66 +2725,16 @@
               </w:rPr>
               <w:tab/>
             </w:r>
-            <w:r>
-              <w:rPr>
-                <w:rFonts w:ascii="Times New Roman" w:hAnsi="Times New Roman"/>
-                <w:noProof/>
-                <w:webHidden/>
-                <w:sz w:val="26"/>
-                <w:szCs w:val="26"/>
-              </w:rPr>
-              <w:fldChar w:fldCharType="begin"/>
-            </w:r>
-            <w:r>
-              <w:rPr>
-                <w:rFonts w:ascii="Times New Roman" w:hAnsi="Times New Roman"/>
-                <w:noProof/>
-                <w:webHidden/>
-                <w:sz w:val="26"/>
-                <w:szCs w:val="26"/>
-              </w:rPr>
-              <w:instrText xml:space="preserve"> PAGEREF _Toc180005153 \h </w:instrText>
-            </w:r>
-            <w:r>
-              <w:rPr>
-                <w:rFonts w:ascii="Times New Roman" w:hAnsi="Times New Roman"/>
-                <w:noProof/>
-                <w:webHidden/>
-                <w:sz w:val="26"/>
-                <w:szCs w:val="26"/>
-              </w:rPr>
-            </w:r>
-            <w:r>
-              <w:rPr>
-                <w:rFonts w:ascii="Times New Roman" w:hAnsi="Times New Roman"/>
-                <w:noProof/>
-                <w:webHidden/>
-                <w:sz w:val="26"/>
-                <w:szCs w:val="26"/>
-              </w:rPr>
-              <w:fldChar w:fldCharType="separate"/>
-            </w:r>
-            <w:r>
-              <w:rPr>
-                <w:rFonts w:ascii="Times New Roman" w:hAnsi="Times New Roman"/>
-                <w:noProof/>
-                <w:webHidden/>
-                <w:sz w:val="26"/>
-                <w:szCs w:val="26"/>
-              </w:rPr>
-              <w:t>27</w:t>
-            </w:r>
-            <w:r>
-              <w:rPr>
-                <w:rFonts w:ascii="Times New Roman" w:hAnsi="Times New Roman"/>
-                <w:noProof/>
-                <w:webHidden/>
-                <w:sz w:val="26"/>
-                <w:szCs w:val="26"/>
-              </w:rPr>
-              <w:fldChar w:fldCharType="end"/>
-            </w:r>
           </w:hyperlink>
+          <w:r>
+            <w:rPr>
+              <w:rFonts w:ascii="Times New Roman" w:hAnsi="Times New Roman"/>
+              <w:noProof/>
+              <w:sz w:val="26"/>
+              <w:szCs w:val="26"/>
+            </w:rPr>
+            <w:t>18</w:t>
+          </w:r>
         </w:p>
         <w:p>
           <w:pPr>
@@ -3917,66 +2771,16 @@
               </w:rPr>
               <w:tab/>
             </w:r>
-            <w:r>
-              <w:rPr>
-                <w:rFonts w:ascii="Times New Roman" w:hAnsi="Times New Roman"/>
-                <w:noProof/>
-                <w:webHidden/>
-                <w:sz w:val="26"/>
-                <w:szCs w:val="26"/>
-              </w:rPr>
-              <w:fldChar w:fldCharType="begin"/>
-            </w:r>
-            <w:r>
-              <w:rPr>
-                <w:rFonts w:ascii="Times New Roman" w:hAnsi="Times New Roman"/>
-                <w:noProof/>
-                <w:webHidden/>
-                <w:sz w:val="26"/>
-                <w:szCs w:val="26"/>
-              </w:rPr>
-              <w:instrText xml:space="preserve"> PAGEREF _Toc180005153 \h </w:instrText>
-            </w:r>
-            <w:r>
-              <w:rPr>
-                <w:rFonts w:ascii="Times New Roman" w:hAnsi="Times New Roman"/>
-                <w:noProof/>
-                <w:webHidden/>
-                <w:sz w:val="26"/>
-                <w:szCs w:val="26"/>
-              </w:rPr>
-            </w:r>
-            <w:r>
-              <w:rPr>
-                <w:rFonts w:ascii="Times New Roman" w:hAnsi="Times New Roman"/>
-                <w:noProof/>
-                <w:webHidden/>
-                <w:sz w:val="26"/>
-                <w:szCs w:val="26"/>
-              </w:rPr>
-              <w:fldChar w:fldCharType="separate"/>
-            </w:r>
-            <w:r>
-              <w:rPr>
-                <w:rFonts w:ascii="Times New Roman" w:hAnsi="Times New Roman"/>
-                <w:noProof/>
-                <w:webHidden/>
-                <w:sz w:val="26"/>
-                <w:szCs w:val="26"/>
-              </w:rPr>
-              <w:t>27</w:t>
-            </w:r>
-            <w:r>
-              <w:rPr>
-                <w:rFonts w:ascii="Times New Roman" w:hAnsi="Times New Roman"/>
-                <w:noProof/>
-                <w:webHidden/>
-                <w:sz w:val="26"/>
-                <w:szCs w:val="26"/>
-              </w:rPr>
-              <w:fldChar w:fldCharType="end"/>
-            </w:r>
           </w:hyperlink>
+          <w:r>
+            <w:rPr>
+              <w:rFonts w:ascii="Times New Roman" w:hAnsi="Times New Roman"/>
+              <w:noProof/>
+              <w:sz w:val="26"/>
+              <w:szCs w:val="26"/>
+            </w:rPr>
+            <w:t>19</w:t>
+          </w:r>
         </w:p>
         <w:p>
           <w:pPr>
@@ -4013,66 +2817,16 @@
               </w:rPr>
               <w:tab/>
             </w:r>
-            <w:r>
-              <w:rPr>
-                <w:rFonts w:ascii="Times New Roman" w:hAnsi="Times New Roman"/>
-                <w:noProof/>
-                <w:webHidden/>
-                <w:sz w:val="26"/>
-                <w:szCs w:val="26"/>
-              </w:rPr>
-              <w:fldChar w:fldCharType="begin"/>
-            </w:r>
-            <w:r>
-              <w:rPr>
-                <w:rFonts w:ascii="Times New Roman" w:hAnsi="Times New Roman"/>
-                <w:noProof/>
-                <w:webHidden/>
-                <w:sz w:val="26"/>
-                <w:szCs w:val="26"/>
-              </w:rPr>
-              <w:instrText xml:space="preserve"> PAGEREF _Toc180005153 \h </w:instrText>
-            </w:r>
-            <w:r>
-              <w:rPr>
-                <w:rFonts w:ascii="Times New Roman" w:hAnsi="Times New Roman"/>
-                <w:noProof/>
-                <w:webHidden/>
-                <w:sz w:val="26"/>
-                <w:szCs w:val="26"/>
-              </w:rPr>
-            </w:r>
-            <w:r>
-              <w:rPr>
-                <w:rFonts w:ascii="Times New Roman" w:hAnsi="Times New Roman"/>
-                <w:noProof/>
-                <w:webHidden/>
-                <w:sz w:val="26"/>
-                <w:szCs w:val="26"/>
-              </w:rPr>
-              <w:fldChar w:fldCharType="separate"/>
-            </w:r>
-            <w:r>
-              <w:rPr>
-                <w:rFonts w:ascii="Times New Roman" w:hAnsi="Times New Roman"/>
-                <w:noProof/>
-                <w:webHidden/>
-                <w:sz w:val="26"/>
-                <w:szCs w:val="26"/>
-              </w:rPr>
-              <w:t>27</w:t>
-            </w:r>
-            <w:r>
-              <w:rPr>
-                <w:rFonts w:ascii="Times New Roman" w:hAnsi="Times New Roman"/>
-                <w:noProof/>
-                <w:webHidden/>
-                <w:sz w:val="26"/>
-                <w:szCs w:val="26"/>
-              </w:rPr>
-              <w:fldChar w:fldCharType="end"/>
-            </w:r>
           </w:hyperlink>
+          <w:r>
+            <w:rPr>
+              <w:rFonts w:ascii="Times New Roman" w:hAnsi="Times New Roman"/>
+              <w:noProof/>
+              <w:sz w:val="26"/>
+              <w:szCs w:val="26"/>
+            </w:rPr>
+            <w:t>20</w:t>
+          </w:r>
         </w:p>
         <w:p>
           <w:pPr>
@@ -4109,66 +2863,16 @@
               </w:rPr>
               <w:tab/>
             </w:r>
-            <w:r>
-              <w:rPr>
-                <w:rFonts w:ascii="Times New Roman" w:hAnsi="Times New Roman"/>
-                <w:noProof/>
-                <w:webHidden/>
-                <w:sz w:val="26"/>
-                <w:szCs w:val="26"/>
-              </w:rPr>
-              <w:fldChar w:fldCharType="begin"/>
-            </w:r>
-            <w:r>
-              <w:rPr>
-                <w:rFonts w:ascii="Times New Roman" w:hAnsi="Times New Roman"/>
-                <w:noProof/>
-                <w:webHidden/>
-                <w:sz w:val="26"/>
-                <w:szCs w:val="26"/>
-              </w:rPr>
-              <w:instrText xml:space="preserve"> PAGEREF _Toc180005156 \h </w:instrText>
-            </w:r>
-            <w:r>
-              <w:rPr>
-                <w:rFonts w:ascii="Times New Roman" w:hAnsi="Times New Roman"/>
-                <w:noProof/>
-                <w:webHidden/>
-                <w:sz w:val="26"/>
-                <w:szCs w:val="26"/>
-              </w:rPr>
-            </w:r>
-            <w:r>
-              <w:rPr>
-                <w:rFonts w:ascii="Times New Roman" w:hAnsi="Times New Roman"/>
-                <w:noProof/>
-                <w:webHidden/>
-                <w:sz w:val="26"/>
-                <w:szCs w:val="26"/>
-              </w:rPr>
-              <w:fldChar w:fldCharType="separate"/>
-            </w:r>
-            <w:r>
-              <w:rPr>
-                <w:rFonts w:ascii="Times New Roman" w:hAnsi="Times New Roman"/>
-                <w:noProof/>
-                <w:webHidden/>
-                <w:sz w:val="26"/>
-                <w:szCs w:val="26"/>
-              </w:rPr>
-              <w:t>31</w:t>
-            </w:r>
-            <w:r>
-              <w:rPr>
-                <w:rFonts w:ascii="Times New Roman" w:hAnsi="Times New Roman"/>
-                <w:noProof/>
-                <w:webHidden/>
-                <w:sz w:val="26"/>
-                <w:szCs w:val="26"/>
-              </w:rPr>
-              <w:fldChar w:fldCharType="end"/>
-            </w:r>
           </w:hyperlink>
+          <w:r>
+            <w:rPr>
+              <w:rFonts w:ascii="Times New Roman" w:hAnsi="Times New Roman"/>
+              <w:noProof/>
+              <w:sz w:val="26"/>
+              <w:szCs w:val="26"/>
+            </w:rPr>
+            <w:t>22</w:t>
+          </w:r>
         </w:p>
         <w:p>
           <w:pPr>
@@ -4268,7 +2972,7 @@
                 <w:sz w:val="26"/>
                 <w:szCs w:val="26"/>
               </w:rPr>
-              <w:t>27</w:t>
+              <w:t>2</w:t>
             </w:r>
             <w:r>
               <w:rPr>
@@ -4281,6 +2985,15 @@
               <w:fldChar w:fldCharType="end"/>
             </w:r>
           </w:hyperlink>
+          <w:r>
+            <w:rPr>
+              <w:rFonts w:ascii="Times New Roman" w:hAnsi="Times New Roman"/>
+              <w:noProof/>
+              <w:sz w:val="26"/>
+              <w:szCs w:val="26"/>
+            </w:rPr>
+            <w:t>2</w:t>
+          </w:r>
         </w:p>
         <w:p>
           <w:pPr>
@@ -4335,66 +3048,16 @@
               </w:rPr>
               <w:tab/>
             </w:r>
-            <w:r>
-              <w:rPr>
-                <w:rFonts w:ascii="Times New Roman" w:hAnsi="Times New Roman"/>
-                <w:noProof/>
-                <w:webHidden/>
-                <w:sz w:val="26"/>
-                <w:szCs w:val="26"/>
-              </w:rPr>
-              <w:fldChar w:fldCharType="begin"/>
-            </w:r>
-            <w:r>
-              <w:rPr>
-                <w:rFonts w:ascii="Times New Roman" w:hAnsi="Times New Roman"/>
-                <w:noProof/>
-                <w:webHidden/>
-                <w:sz w:val="26"/>
-                <w:szCs w:val="26"/>
-              </w:rPr>
-              <w:instrText xml:space="preserve"> PAGEREF _Toc180005154 \h </w:instrText>
-            </w:r>
-            <w:r>
-              <w:rPr>
-                <w:rFonts w:ascii="Times New Roman" w:hAnsi="Times New Roman"/>
-                <w:noProof/>
-                <w:webHidden/>
-                <w:sz w:val="26"/>
-                <w:szCs w:val="26"/>
-              </w:rPr>
-            </w:r>
-            <w:r>
-              <w:rPr>
-                <w:rFonts w:ascii="Times New Roman" w:hAnsi="Times New Roman"/>
-                <w:noProof/>
-                <w:webHidden/>
-                <w:sz w:val="26"/>
-                <w:szCs w:val="26"/>
-              </w:rPr>
-              <w:fldChar w:fldCharType="separate"/>
-            </w:r>
-            <w:r>
-              <w:rPr>
-                <w:rFonts w:ascii="Times New Roman" w:hAnsi="Times New Roman"/>
-                <w:noProof/>
-                <w:webHidden/>
-                <w:sz w:val="26"/>
-                <w:szCs w:val="26"/>
-              </w:rPr>
-              <w:t>27</w:t>
-            </w:r>
-            <w:r>
-              <w:rPr>
-                <w:rFonts w:ascii="Times New Roman" w:hAnsi="Times New Roman"/>
-                <w:noProof/>
-                <w:webHidden/>
-                <w:sz w:val="26"/>
-                <w:szCs w:val="26"/>
-              </w:rPr>
-              <w:fldChar w:fldCharType="end"/>
-            </w:r>
           </w:hyperlink>
+          <w:r>
+            <w:rPr>
+              <w:rFonts w:ascii="Times New Roman" w:hAnsi="Times New Roman"/>
+              <w:noProof/>
+              <w:sz w:val="26"/>
+              <w:szCs w:val="26"/>
+            </w:rPr>
+            <w:t>23</w:t>
+          </w:r>
         </w:p>
         <w:p>
           <w:pPr>
@@ -4419,7 +3082,7 @@
                 <w:sz w:val="26"/>
                 <w:szCs w:val="26"/>
               </w:rPr>
-              <w:t>2.4</w:t>
+              <w:t>2.4. Tuầ</w:t>
             </w:r>
             <w:r>
               <w:rPr>
@@ -4429,7 +3092,7 @@
                 <w:sz w:val="26"/>
                 <w:szCs w:val="26"/>
               </w:rPr>
-              <w:t>. Tuầ</w:t>
+              <w:t>n 4</w:t>
             </w:r>
             <w:r>
               <w:rPr>
@@ -4439,7 +3102,7 @@
                 <w:sz w:val="26"/>
                 <w:szCs w:val="26"/>
               </w:rPr>
-              <w:t>n 4</w:t>
+              <w:t xml:space="preserve"> (</w:t>
             </w:r>
             <w:r>
               <w:rPr>
@@ -4449,7 +3112,7 @@
                 <w:sz w:val="26"/>
                 <w:szCs w:val="26"/>
               </w:rPr>
-              <w:t xml:space="preserve"> (</w:t>
+              <w:t>21</w:t>
             </w:r>
             <w:r>
               <w:rPr>
@@ -4459,7 +3122,7 @@
                 <w:sz w:val="26"/>
                 <w:szCs w:val="26"/>
               </w:rPr>
-              <w:t>21</w:t>
+              <w:t>/7 –</w:t>
             </w:r>
             <w:r>
               <w:rPr>
@@ -4469,7 +3132,7 @@
                 <w:sz w:val="26"/>
                 <w:szCs w:val="26"/>
               </w:rPr>
-              <w:t>/7 –</w:t>
+              <w:t xml:space="preserve"> 27</w:t>
             </w:r>
             <w:r>
               <w:rPr>
@@ -4479,16 +3142,6 @@
                 <w:sz w:val="26"/>
                 <w:szCs w:val="26"/>
               </w:rPr>
-              <w:t xml:space="preserve"> 27</w:t>
-            </w:r>
-            <w:r>
-              <w:rPr>
-                <w:rStyle w:val="Hyperlink"/>
-                <w:rFonts w:ascii="Times New Roman" w:hAnsi="Times New Roman"/>
-                <w:noProof/>
-                <w:sz w:val="26"/>
-                <w:szCs w:val="26"/>
-              </w:rPr>
               <w:t>/7)</w:t>
             </w:r>
             <w:r>
@@ -4501,66 +3154,16 @@
               </w:rPr>
               <w:tab/>
             </w:r>
-            <w:r>
-              <w:rPr>
-                <w:rFonts w:ascii="Times New Roman" w:hAnsi="Times New Roman"/>
-                <w:noProof/>
-                <w:webHidden/>
-                <w:sz w:val="26"/>
-                <w:szCs w:val="26"/>
-              </w:rPr>
-              <w:fldChar w:fldCharType="begin"/>
-            </w:r>
-            <w:r>
-              <w:rPr>
-                <w:rFonts w:ascii="Times New Roman" w:hAnsi="Times New Roman"/>
-                <w:noProof/>
-                <w:webHidden/>
-                <w:sz w:val="26"/>
-                <w:szCs w:val="26"/>
-              </w:rPr>
-              <w:instrText xml:space="preserve"> PAGEREF _Toc180005156 \h </w:instrText>
-            </w:r>
-            <w:r>
-              <w:rPr>
-                <w:rFonts w:ascii="Times New Roman" w:hAnsi="Times New Roman"/>
-                <w:noProof/>
-                <w:webHidden/>
-                <w:sz w:val="26"/>
-                <w:szCs w:val="26"/>
-              </w:rPr>
-            </w:r>
-            <w:r>
-              <w:rPr>
-                <w:rFonts w:ascii="Times New Roman" w:hAnsi="Times New Roman"/>
-                <w:noProof/>
-                <w:webHidden/>
-                <w:sz w:val="26"/>
-                <w:szCs w:val="26"/>
-              </w:rPr>
-              <w:fldChar w:fldCharType="separate"/>
-            </w:r>
-            <w:r>
-              <w:rPr>
-                <w:rFonts w:ascii="Times New Roman" w:hAnsi="Times New Roman"/>
-                <w:noProof/>
-                <w:webHidden/>
-                <w:sz w:val="26"/>
-                <w:szCs w:val="26"/>
-              </w:rPr>
-              <w:t>31</w:t>
-            </w:r>
-            <w:r>
-              <w:rPr>
-                <w:rFonts w:ascii="Times New Roman" w:hAnsi="Times New Roman"/>
-                <w:noProof/>
-                <w:webHidden/>
-                <w:sz w:val="26"/>
-                <w:szCs w:val="26"/>
-              </w:rPr>
-              <w:fldChar w:fldCharType="end"/>
-            </w:r>
           </w:hyperlink>
+          <w:r>
+            <w:rPr>
+              <w:rFonts w:ascii="Times New Roman" w:hAnsi="Times New Roman"/>
+              <w:noProof/>
+              <w:sz w:val="26"/>
+              <w:szCs w:val="26"/>
+            </w:rPr>
+            <w:t>25</w:t>
+          </w:r>
         </w:p>
         <w:p>
           <w:pPr>
@@ -4624,66 +3227,16 @@
               </w:rPr>
               <w:tab/>
             </w:r>
-            <w:r>
-              <w:rPr>
-                <w:rFonts w:ascii="Times New Roman" w:hAnsi="Times New Roman"/>
-                <w:noProof/>
-                <w:webHidden/>
-                <w:sz w:val="26"/>
-                <w:szCs w:val="26"/>
-              </w:rPr>
-              <w:fldChar w:fldCharType="begin"/>
-            </w:r>
-            <w:r>
-              <w:rPr>
-                <w:rFonts w:ascii="Times New Roman" w:hAnsi="Times New Roman"/>
-                <w:noProof/>
-                <w:webHidden/>
-                <w:sz w:val="26"/>
-                <w:szCs w:val="26"/>
-              </w:rPr>
-              <w:instrText xml:space="preserve"> PAGEREF _Toc180005155 \h </w:instrText>
-            </w:r>
-            <w:r>
-              <w:rPr>
-                <w:rFonts w:ascii="Times New Roman" w:hAnsi="Times New Roman"/>
-                <w:noProof/>
-                <w:webHidden/>
-                <w:sz w:val="26"/>
-                <w:szCs w:val="26"/>
-              </w:rPr>
-            </w:r>
-            <w:r>
-              <w:rPr>
-                <w:rFonts w:ascii="Times New Roman" w:hAnsi="Times New Roman"/>
-                <w:noProof/>
-                <w:webHidden/>
-                <w:sz w:val="26"/>
-                <w:szCs w:val="26"/>
-              </w:rPr>
-              <w:fldChar w:fldCharType="separate"/>
-            </w:r>
-            <w:r>
-              <w:rPr>
-                <w:rFonts w:ascii="Times New Roman" w:hAnsi="Times New Roman"/>
-                <w:noProof/>
-                <w:webHidden/>
-                <w:sz w:val="26"/>
-                <w:szCs w:val="26"/>
-              </w:rPr>
-              <w:t>30</w:t>
-            </w:r>
-            <w:r>
-              <w:rPr>
-                <w:rFonts w:ascii="Times New Roman" w:hAnsi="Times New Roman"/>
-                <w:noProof/>
-                <w:webHidden/>
-                <w:sz w:val="26"/>
-                <w:szCs w:val="26"/>
-              </w:rPr>
-              <w:fldChar w:fldCharType="end"/>
-            </w:r>
           </w:hyperlink>
+          <w:r>
+            <w:rPr>
+              <w:rFonts w:ascii="Times New Roman" w:hAnsi="Times New Roman"/>
+              <w:noProof/>
+              <w:sz w:val="26"/>
+              <w:szCs w:val="26"/>
+            </w:rPr>
+            <w:t>25</w:t>
+          </w:r>
         </w:p>
         <w:p>
           <w:pPr>
@@ -4747,66 +3300,16 @@
               </w:rPr>
               <w:tab/>
             </w:r>
-            <w:r>
-              <w:rPr>
-                <w:rFonts w:ascii="Times New Roman" w:hAnsi="Times New Roman"/>
-                <w:noProof/>
-                <w:webHidden/>
-                <w:sz w:val="26"/>
-                <w:szCs w:val="26"/>
-              </w:rPr>
-              <w:fldChar w:fldCharType="begin"/>
-            </w:r>
-            <w:r>
-              <w:rPr>
-                <w:rFonts w:ascii="Times New Roman" w:hAnsi="Times New Roman"/>
-                <w:noProof/>
-                <w:webHidden/>
-                <w:sz w:val="26"/>
-                <w:szCs w:val="26"/>
-              </w:rPr>
-              <w:instrText xml:space="preserve"> PAGEREF _Toc180005155 \h </w:instrText>
-            </w:r>
-            <w:r>
-              <w:rPr>
-                <w:rFonts w:ascii="Times New Roman" w:hAnsi="Times New Roman"/>
-                <w:noProof/>
-                <w:webHidden/>
-                <w:sz w:val="26"/>
-                <w:szCs w:val="26"/>
-              </w:rPr>
-            </w:r>
-            <w:r>
-              <w:rPr>
-                <w:rFonts w:ascii="Times New Roman" w:hAnsi="Times New Roman"/>
-                <w:noProof/>
-                <w:webHidden/>
-                <w:sz w:val="26"/>
-                <w:szCs w:val="26"/>
-              </w:rPr>
-              <w:fldChar w:fldCharType="separate"/>
-            </w:r>
-            <w:r>
-              <w:rPr>
-                <w:rFonts w:ascii="Times New Roman" w:hAnsi="Times New Roman"/>
-                <w:noProof/>
-                <w:webHidden/>
-                <w:sz w:val="26"/>
-                <w:szCs w:val="26"/>
-              </w:rPr>
-              <w:t>30</w:t>
-            </w:r>
-            <w:r>
-              <w:rPr>
-                <w:rFonts w:ascii="Times New Roman" w:hAnsi="Times New Roman"/>
-                <w:noProof/>
-                <w:webHidden/>
-                <w:sz w:val="26"/>
-                <w:szCs w:val="26"/>
-              </w:rPr>
-              <w:fldChar w:fldCharType="end"/>
-            </w:r>
           </w:hyperlink>
+          <w:r>
+            <w:rPr>
+              <w:rFonts w:ascii="Times New Roman" w:hAnsi="Times New Roman"/>
+              <w:noProof/>
+              <w:sz w:val="26"/>
+              <w:szCs w:val="26"/>
+            </w:rPr>
+            <w:t>31</w:t>
+          </w:r>
         </w:p>
         <w:p>
           <w:pPr>
@@ -4831,7 +3334,7 @@
                 <w:sz w:val="26"/>
                 <w:szCs w:val="26"/>
               </w:rPr>
-              <w:t>2.5</w:t>
+              <w:t>2.5. Tuầ</w:t>
             </w:r>
             <w:r>
               <w:rPr>
@@ -4841,7 +3344,7 @@
                 <w:sz w:val="26"/>
                 <w:szCs w:val="26"/>
               </w:rPr>
-              <w:t>. Tuầ</w:t>
+              <w:t>n 5</w:t>
             </w:r>
             <w:r>
               <w:rPr>
@@ -4851,7 +3354,7 @@
                 <w:sz w:val="26"/>
                 <w:szCs w:val="26"/>
               </w:rPr>
-              <w:t>n 5</w:t>
+              <w:t xml:space="preserve"> (</w:t>
             </w:r>
             <w:r>
               <w:rPr>
@@ -4861,7 +3364,7 @@
                 <w:sz w:val="26"/>
                 <w:szCs w:val="26"/>
               </w:rPr>
-              <w:t xml:space="preserve"> (</w:t>
+              <w:t>28</w:t>
             </w:r>
             <w:r>
               <w:rPr>
@@ -4871,7 +3374,7 @@
                 <w:sz w:val="26"/>
                 <w:szCs w:val="26"/>
               </w:rPr>
-              <w:t>28</w:t>
+              <w:t>/7 –</w:t>
             </w:r>
             <w:r>
               <w:rPr>
@@ -4881,7 +3384,7 @@
                 <w:sz w:val="26"/>
                 <w:szCs w:val="26"/>
               </w:rPr>
-              <w:t>/7 –</w:t>
+              <w:t xml:space="preserve"> 3/8</w:t>
             </w:r>
             <w:r>
               <w:rPr>
@@ -4891,16 +3394,6 @@
                 <w:sz w:val="26"/>
                 <w:szCs w:val="26"/>
               </w:rPr>
-              <w:t xml:space="preserve"> 3/8</w:t>
-            </w:r>
-            <w:r>
-              <w:rPr>
-                <w:rStyle w:val="Hyperlink"/>
-                <w:rFonts w:ascii="Times New Roman" w:hAnsi="Times New Roman"/>
-                <w:noProof/>
-                <w:sz w:val="26"/>
-                <w:szCs w:val="26"/>
-              </w:rPr>
               <w:t>)</w:t>
             </w:r>
             <w:r>
@@ -4913,66 +3406,16 @@
               </w:rPr>
               <w:tab/>
             </w:r>
-            <w:r>
-              <w:rPr>
-                <w:rFonts w:ascii="Times New Roman" w:hAnsi="Times New Roman"/>
-                <w:noProof/>
-                <w:webHidden/>
-                <w:sz w:val="26"/>
-                <w:szCs w:val="26"/>
-              </w:rPr>
-              <w:fldChar w:fldCharType="begin"/>
-            </w:r>
-            <w:r>
-              <w:rPr>
-                <w:rFonts w:ascii="Times New Roman" w:hAnsi="Times New Roman"/>
-                <w:noProof/>
-                <w:webHidden/>
-                <w:sz w:val="26"/>
-                <w:szCs w:val="26"/>
-              </w:rPr>
-              <w:instrText xml:space="preserve"> PAGEREF _Toc180005156 \h </w:instrText>
-            </w:r>
-            <w:r>
-              <w:rPr>
-                <w:rFonts w:ascii="Times New Roman" w:hAnsi="Times New Roman"/>
-                <w:noProof/>
-                <w:webHidden/>
-                <w:sz w:val="26"/>
-                <w:szCs w:val="26"/>
-              </w:rPr>
-            </w:r>
-            <w:r>
-              <w:rPr>
-                <w:rFonts w:ascii="Times New Roman" w:hAnsi="Times New Roman"/>
-                <w:noProof/>
-                <w:webHidden/>
-                <w:sz w:val="26"/>
-                <w:szCs w:val="26"/>
-              </w:rPr>
-              <w:fldChar w:fldCharType="separate"/>
-            </w:r>
-            <w:r>
-              <w:rPr>
-                <w:rFonts w:ascii="Times New Roman" w:hAnsi="Times New Roman"/>
-                <w:noProof/>
-                <w:webHidden/>
-                <w:sz w:val="26"/>
-                <w:szCs w:val="26"/>
-              </w:rPr>
-              <w:t>31</w:t>
-            </w:r>
-            <w:r>
-              <w:rPr>
-                <w:rFonts w:ascii="Times New Roman" w:hAnsi="Times New Roman"/>
-                <w:noProof/>
-                <w:webHidden/>
-                <w:sz w:val="26"/>
-                <w:szCs w:val="26"/>
-              </w:rPr>
-              <w:fldChar w:fldCharType="end"/>
-            </w:r>
           </w:hyperlink>
+          <w:r>
+            <w:rPr>
+              <w:rFonts w:ascii="Times New Roman" w:hAnsi="Times New Roman"/>
+              <w:noProof/>
+              <w:sz w:val="26"/>
+              <w:szCs w:val="26"/>
+            </w:rPr>
+            <w:t>33</w:t>
+          </w:r>
         </w:p>
         <w:p>
           <w:pPr>
@@ -4997,7 +3440,7 @@
                 <w:sz w:val="26"/>
                 <w:szCs w:val="26"/>
               </w:rPr>
-              <w:t>2.6</w:t>
+              <w:t>2.6. Tuầ</w:t>
             </w:r>
             <w:r>
               <w:rPr>
@@ -5007,7 +3450,7 @@
                 <w:sz w:val="26"/>
                 <w:szCs w:val="26"/>
               </w:rPr>
-              <w:t>. Tuầ</w:t>
+              <w:t>n 6</w:t>
             </w:r>
             <w:r>
               <w:rPr>
@@ -5017,7 +3460,7 @@
                 <w:sz w:val="26"/>
                 <w:szCs w:val="26"/>
               </w:rPr>
-              <w:t>n 6</w:t>
+              <w:t xml:space="preserve"> (</w:t>
             </w:r>
             <w:r>
               <w:rPr>
@@ -5027,7 +3470,7 @@
                 <w:sz w:val="26"/>
                 <w:szCs w:val="26"/>
               </w:rPr>
-              <w:t xml:space="preserve"> (</w:t>
+              <w:t>4/8</w:t>
             </w:r>
             <w:r>
               <w:rPr>
@@ -5037,7 +3480,7 @@
                 <w:sz w:val="26"/>
                 <w:szCs w:val="26"/>
               </w:rPr>
-              <w:t>4/8</w:t>
+              <w:t xml:space="preserve"> –</w:t>
             </w:r>
             <w:r>
               <w:rPr>
@@ -5047,7 +3490,7 @@
                 <w:sz w:val="26"/>
                 <w:szCs w:val="26"/>
               </w:rPr>
-              <w:t xml:space="preserve"> –</w:t>
+              <w:t xml:space="preserve"> 1</w:t>
             </w:r>
             <w:r>
               <w:rPr>
@@ -5057,7 +3500,7 @@
                 <w:sz w:val="26"/>
                 <w:szCs w:val="26"/>
               </w:rPr>
-              <w:t xml:space="preserve"> 1</w:t>
+              <w:t>0/</w:t>
             </w:r>
             <w:r>
               <w:rPr>
@@ -5067,7 +3510,7 @@
                 <w:sz w:val="26"/>
                 <w:szCs w:val="26"/>
               </w:rPr>
-              <w:t>0/</w:t>
+              <w:t>8</w:t>
             </w:r>
             <w:r>
               <w:rPr>
@@ -5077,16 +3520,6 @@
                 <w:sz w:val="26"/>
                 <w:szCs w:val="26"/>
               </w:rPr>
-              <w:t>8</w:t>
-            </w:r>
-            <w:r>
-              <w:rPr>
-                <w:rStyle w:val="Hyperlink"/>
-                <w:rFonts w:ascii="Times New Roman" w:hAnsi="Times New Roman"/>
-                <w:noProof/>
-                <w:sz w:val="26"/>
-                <w:szCs w:val="26"/>
-              </w:rPr>
               <w:t>)</w:t>
             </w:r>
             <w:r>
@@ -5099,66 +3532,16 @@
               </w:rPr>
               <w:tab/>
             </w:r>
-            <w:r>
-              <w:rPr>
-                <w:rFonts w:ascii="Times New Roman" w:hAnsi="Times New Roman"/>
-                <w:noProof/>
-                <w:webHidden/>
-                <w:sz w:val="26"/>
-                <w:szCs w:val="26"/>
-              </w:rPr>
-              <w:fldChar w:fldCharType="begin"/>
-            </w:r>
-            <w:r>
-              <w:rPr>
-                <w:rFonts w:ascii="Times New Roman" w:hAnsi="Times New Roman"/>
-                <w:noProof/>
-                <w:webHidden/>
-                <w:sz w:val="26"/>
-                <w:szCs w:val="26"/>
-              </w:rPr>
-              <w:instrText xml:space="preserve"> PAGEREF _Toc180005156 \h </w:instrText>
-            </w:r>
-            <w:r>
-              <w:rPr>
-                <w:rFonts w:ascii="Times New Roman" w:hAnsi="Times New Roman"/>
-                <w:noProof/>
-                <w:webHidden/>
-                <w:sz w:val="26"/>
-                <w:szCs w:val="26"/>
-              </w:rPr>
-            </w:r>
-            <w:r>
-              <w:rPr>
-                <w:rFonts w:ascii="Times New Roman" w:hAnsi="Times New Roman"/>
-                <w:noProof/>
-                <w:webHidden/>
-                <w:sz w:val="26"/>
-                <w:szCs w:val="26"/>
-              </w:rPr>
-              <w:fldChar w:fldCharType="separate"/>
-            </w:r>
-            <w:r>
-              <w:rPr>
-                <w:rFonts w:ascii="Times New Roman" w:hAnsi="Times New Roman"/>
-                <w:noProof/>
-                <w:webHidden/>
-                <w:sz w:val="26"/>
-                <w:szCs w:val="26"/>
-              </w:rPr>
-              <w:t>31</w:t>
-            </w:r>
-            <w:r>
-              <w:rPr>
-                <w:rFonts w:ascii="Times New Roman" w:hAnsi="Times New Roman"/>
-                <w:noProof/>
-                <w:webHidden/>
-                <w:sz w:val="26"/>
-                <w:szCs w:val="26"/>
-              </w:rPr>
-              <w:fldChar w:fldCharType="end"/>
-            </w:r>
           </w:hyperlink>
+          <w:r>
+            <w:rPr>
+              <w:rFonts w:ascii="Times New Roman" w:hAnsi="Times New Roman"/>
+              <w:noProof/>
+              <w:sz w:val="26"/>
+              <w:szCs w:val="26"/>
+            </w:rPr>
+            <w:t>36</w:t>
+          </w:r>
         </w:p>
         <w:p>
           <w:pPr>
@@ -5222,66 +3605,16 @@
               </w:rPr>
               <w:tab/>
             </w:r>
-            <w:r>
-              <w:rPr>
-                <w:rFonts w:ascii="Times New Roman" w:hAnsi="Times New Roman"/>
-                <w:noProof/>
-                <w:webHidden/>
-                <w:sz w:val="26"/>
-                <w:szCs w:val="26"/>
-              </w:rPr>
-              <w:fldChar w:fldCharType="begin"/>
-            </w:r>
-            <w:r>
-              <w:rPr>
-                <w:rFonts w:ascii="Times New Roman" w:hAnsi="Times New Roman"/>
-                <w:noProof/>
-                <w:webHidden/>
-                <w:sz w:val="26"/>
-                <w:szCs w:val="26"/>
-              </w:rPr>
-              <w:instrText xml:space="preserve"> PAGEREF _Toc180005155 \h </w:instrText>
-            </w:r>
-            <w:r>
-              <w:rPr>
-                <w:rFonts w:ascii="Times New Roman" w:hAnsi="Times New Roman"/>
-                <w:noProof/>
-                <w:webHidden/>
-                <w:sz w:val="26"/>
-                <w:szCs w:val="26"/>
-              </w:rPr>
-            </w:r>
-            <w:r>
-              <w:rPr>
-                <w:rFonts w:ascii="Times New Roman" w:hAnsi="Times New Roman"/>
-                <w:noProof/>
-                <w:webHidden/>
-                <w:sz w:val="26"/>
-                <w:szCs w:val="26"/>
-              </w:rPr>
-              <w:fldChar w:fldCharType="separate"/>
-            </w:r>
-            <w:r>
-              <w:rPr>
-                <w:rFonts w:ascii="Times New Roman" w:hAnsi="Times New Roman"/>
-                <w:noProof/>
-                <w:webHidden/>
-                <w:sz w:val="26"/>
-                <w:szCs w:val="26"/>
-              </w:rPr>
-              <w:t>30</w:t>
-            </w:r>
-            <w:r>
-              <w:rPr>
-                <w:rFonts w:ascii="Times New Roman" w:hAnsi="Times New Roman"/>
-                <w:noProof/>
-                <w:webHidden/>
-                <w:sz w:val="26"/>
-                <w:szCs w:val="26"/>
-              </w:rPr>
-              <w:fldChar w:fldCharType="end"/>
-            </w:r>
           </w:hyperlink>
+          <w:r>
+            <w:rPr>
+              <w:rFonts w:ascii="Times New Roman" w:hAnsi="Times New Roman"/>
+              <w:noProof/>
+              <w:sz w:val="26"/>
+              <w:szCs w:val="26"/>
+            </w:rPr>
+            <w:t>36</w:t>
+          </w:r>
         </w:p>
         <w:p>
           <w:pPr>
@@ -5336,66 +3669,16 @@
               </w:rPr>
               <w:tab/>
             </w:r>
-            <w:r>
-              <w:rPr>
-                <w:rFonts w:ascii="Times New Roman" w:hAnsi="Times New Roman"/>
-                <w:noProof/>
-                <w:webHidden/>
-                <w:sz w:val="26"/>
-                <w:szCs w:val="26"/>
-              </w:rPr>
-              <w:fldChar w:fldCharType="begin"/>
-            </w:r>
-            <w:r>
-              <w:rPr>
-                <w:rFonts w:ascii="Times New Roman" w:hAnsi="Times New Roman"/>
-                <w:noProof/>
-                <w:webHidden/>
-                <w:sz w:val="26"/>
-                <w:szCs w:val="26"/>
-              </w:rPr>
-              <w:instrText xml:space="preserve"> PAGEREF _Toc180005155 \h </w:instrText>
-            </w:r>
-            <w:r>
-              <w:rPr>
-                <w:rFonts w:ascii="Times New Roman" w:hAnsi="Times New Roman"/>
-                <w:noProof/>
-                <w:webHidden/>
-                <w:sz w:val="26"/>
-                <w:szCs w:val="26"/>
-              </w:rPr>
-            </w:r>
-            <w:r>
-              <w:rPr>
-                <w:rFonts w:ascii="Times New Roman" w:hAnsi="Times New Roman"/>
-                <w:noProof/>
-                <w:webHidden/>
-                <w:sz w:val="26"/>
-                <w:szCs w:val="26"/>
-              </w:rPr>
-              <w:fldChar w:fldCharType="separate"/>
-            </w:r>
-            <w:r>
-              <w:rPr>
-                <w:rFonts w:ascii="Times New Roman" w:hAnsi="Times New Roman"/>
-                <w:noProof/>
-                <w:webHidden/>
-                <w:sz w:val="26"/>
-                <w:szCs w:val="26"/>
-              </w:rPr>
-              <w:t>30</w:t>
-            </w:r>
-            <w:r>
-              <w:rPr>
-                <w:rFonts w:ascii="Times New Roman" w:hAnsi="Times New Roman"/>
-                <w:noProof/>
-                <w:webHidden/>
-                <w:sz w:val="26"/>
-                <w:szCs w:val="26"/>
-              </w:rPr>
-              <w:fldChar w:fldCharType="end"/>
-            </w:r>
           </w:hyperlink>
+          <w:r>
+            <w:rPr>
+              <w:rFonts w:ascii="Times New Roman" w:hAnsi="Times New Roman"/>
+              <w:noProof/>
+              <w:sz w:val="26"/>
+              <w:szCs w:val="26"/>
+            </w:rPr>
+            <w:t>38</w:t>
+          </w:r>
         </w:p>
         <w:p>
           <w:pPr>
@@ -5420,97 +3703,7 @@
                 <w:sz w:val="26"/>
                 <w:szCs w:val="26"/>
               </w:rPr>
-              <w:t>2.7</w:t>
-            </w:r>
-            <w:r>
-              <w:rPr>
-                <w:rStyle w:val="Hyperlink"/>
-                <w:rFonts w:ascii="Times New Roman" w:hAnsi="Times New Roman"/>
-                <w:noProof/>
-                <w:sz w:val="26"/>
-                <w:szCs w:val="26"/>
-              </w:rPr>
-              <w:t>. Tuầ</w:t>
-            </w:r>
-            <w:r>
-              <w:rPr>
-                <w:rStyle w:val="Hyperlink"/>
-                <w:rFonts w:ascii="Times New Roman" w:hAnsi="Times New Roman"/>
-                <w:noProof/>
-                <w:sz w:val="26"/>
-                <w:szCs w:val="26"/>
-              </w:rPr>
-              <w:t>n 7</w:t>
-            </w:r>
-            <w:r>
-              <w:rPr>
-                <w:rStyle w:val="Hyperlink"/>
-                <w:rFonts w:ascii="Times New Roman" w:hAnsi="Times New Roman"/>
-                <w:noProof/>
-                <w:sz w:val="26"/>
-                <w:szCs w:val="26"/>
-              </w:rPr>
-              <w:t xml:space="preserve"> (</w:t>
-            </w:r>
-            <w:r>
-              <w:rPr>
-                <w:rStyle w:val="Hyperlink"/>
-                <w:rFonts w:ascii="Times New Roman" w:hAnsi="Times New Roman"/>
-                <w:noProof/>
-                <w:sz w:val="26"/>
-                <w:szCs w:val="26"/>
-              </w:rPr>
-              <w:t>11/8</w:t>
-            </w:r>
-            <w:r>
-              <w:rPr>
-                <w:rStyle w:val="Hyperlink"/>
-                <w:rFonts w:ascii="Times New Roman" w:hAnsi="Times New Roman"/>
-                <w:noProof/>
-                <w:sz w:val="26"/>
-                <w:szCs w:val="26"/>
-              </w:rPr>
-              <w:t xml:space="preserve"> –</w:t>
-            </w:r>
-            <w:r>
-              <w:rPr>
-                <w:rStyle w:val="Hyperlink"/>
-                <w:rFonts w:ascii="Times New Roman" w:hAnsi="Times New Roman"/>
-                <w:noProof/>
-                <w:sz w:val="26"/>
-                <w:szCs w:val="26"/>
-              </w:rPr>
-              <w:t xml:space="preserve"> 17</w:t>
-            </w:r>
-            <w:r>
-              <w:rPr>
-                <w:rStyle w:val="Hyperlink"/>
-                <w:rFonts w:ascii="Times New Roman" w:hAnsi="Times New Roman"/>
-                <w:noProof/>
-                <w:sz w:val="26"/>
-                <w:szCs w:val="26"/>
-              </w:rPr>
-              <w:t>/</w:t>
-            </w:r>
-            <w:r>
-              <w:rPr>
-                <w:rStyle w:val="Hyperlink"/>
-                <w:rFonts w:ascii="Times New Roman" w:hAnsi="Times New Roman"/>
-                <w:noProof/>
-                <w:sz w:val="26"/>
-                <w:szCs w:val="26"/>
-              </w:rPr>
-              <w:t>8</w:t>
-            </w:r>
-            <w:r>
-              <w:rPr>
-                <w:rStyle w:val="Hyperlink"/>
-                <w:rFonts w:ascii="Times New Roman" w:hAnsi="Times New Roman"/>
-                <w:noProof/>
-                <w:sz w:val="26"/>
-                <w:szCs w:val="26"/>
-              </w:rPr>
-              <w:t>)</w:t>
+              <w:t>2.7. Tuần 7 (11/8 – 17/8)</w:t>
             </w:r>
             <w:r>
               <w:rPr>
@@ -5522,82 +3715,28 @@
               </w:rPr>
               <w:tab/>
             </w:r>
-            <w:r>
-              <w:rPr>
-                <w:rFonts w:ascii="Times New Roman" w:hAnsi="Times New Roman"/>
-                <w:noProof/>
-                <w:webHidden/>
-                <w:sz w:val="26"/>
-                <w:szCs w:val="26"/>
-              </w:rPr>
-              <w:fldChar w:fldCharType="begin"/>
-            </w:r>
-            <w:r>
-              <w:rPr>
-                <w:rFonts w:ascii="Times New Roman" w:hAnsi="Times New Roman"/>
-                <w:noProof/>
-                <w:webHidden/>
-                <w:sz w:val="26"/>
-                <w:szCs w:val="26"/>
-              </w:rPr>
-              <w:instrText xml:space="preserve"> PAGEREF _Toc180005156 \h </w:instrText>
-            </w:r>
-            <w:r>
-              <w:rPr>
-                <w:rFonts w:ascii="Times New Roman" w:hAnsi="Times New Roman"/>
-                <w:noProof/>
-                <w:webHidden/>
-                <w:sz w:val="26"/>
-                <w:szCs w:val="26"/>
-              </w:rPr>
-            </w:r>
-            <w:r>
-              <w:rPr>
-                <w:rFonts w:ascii="Times New Roman" w:hAnsi="Times New Roman"/>
-                <w:noProof/>
-                <w:webHidden/>
-                <w:sz w:val="26"/>
-                <w:szCs w:val="26"/>
-              </w:rPr>
-              <w:fldChar w:fldCharType="separate"/>
-            </w:r>
-            <w:r>
-              <w:rPr>
-                <w:rFonts w:ascii="Times New Roman" w:hAnsi="Times New Roman"/>
-                <w:noProof/>
-                <w:webHidden/>
-                <w:sz w:val="26"/>
-                <w:szCs w:val="26"/>
-              </w:rPr>
-              <w:t>31</w:t>
-            </w:r>
-            <w:r>
-              <w:rPr>
-                <w:rFonts w:ascii="Times New Roman" w:hAnsi="Times New Roman"/>
-                <w:noProof/>
-                <w:webHidden/>
-                <w:sz w:val="26"/>
-                <w:szCs w:val="26"/>
-              </w:rPr>
-              <w:fldChar w:fldCharType="end"/>
-            </w:r>
           </w:hyperlink>
-        </w:p>
-        <w:p>
-          <w:pPr>
-            <w:pStyle w:val="TOC1"/>
+          <w:r>
             <w:rPr>
               <w:rFonts w:ascii="Times New Roman" w:hAnsi="Times New Roman"/>
               <w:noProof/>
               <w:sz w:val="26"/>
               <w:szCs w:val="26"/>
             </w:rPr>
+            <w:t>43</w:t>
+          </w:r>
+        </w:p>
+        <w:p>
+          <w:pPr>
+            <w:pStyle w:val="TOC1"/>
+            <w:rPr>
+              <w:noProof/>
+            </w:rPr>
           </w:pPr>
           <w:hyperlink w:anchor="_Toc180005157" w:history="1">
             <w:r>
               <w:rPr>
                 <w:rStyle w:val="Hyperlink"/>
-                <w:rFonts w:ascii="Times New Roman" w:hAnsi="Times New Roman"/>
                 <w:b/>
                 <w:noProof/>
                 <w:sz w:val="26"/>
@@ -5608,7 +3747,6 @@
             <w:r>
               <w:rPr>
                 <w:rStyle w:val="Hyperlink"/>
-                <w:rFonts w:ascii="Times New Roman" w:hAnsi="Times New Roman"/>
                 <w:b/>
                 <w:noProof/>
                 <w:sz w:val="26"/>
@@ -5619,7 +3757,6 @@
             <w:r>
               <w:rPr>
                 <w:rStyle w:val="Hyperlink"/>
-                <w:rFonts w:ascii="Times New Roman" w:hAnsi="Times New Roman"/>
                 <w:b/>
                 <w:noProof/>
                 <w:sz w:val="26"/>
@@ -5630,7 +3767,6 @@
             <w:r>
               <w:rPr>
                 <w:rStyle w:val="Strong"/>
-                <w:rFonts w:ascii="Times New Roman" w:hAnsi="Times New Roman"/>
                 <w:noProof/>
                 <w:sz w:val="26"/>
                 <w:szCs w:val="26"/>
@@ -5639,74 +3775,20 @@
             </w:r>
             <w:r>
               <w:rPr>
-                <w:rFonts w:ascii="Times New Roman" w:hAnsi="Times New Roman"/>
                 <w:noProof/>
                 <w:webHidden/>
-                <w:sz w:val="26"/>
-                <w:szCs w:val="26"/>
               </w:rPr>
               <w:tab/>
             </w:r>
-            <w:r>
-              <w:rPr>
-                <w:rFonts w:ascii="Times New Roman" w:hAnsi="Times New Roman"/>
-                <w:noProof/>
-                <w:webHidden/>
-                <w:sz w:val="26"/>
-                <w:szCs w:val="26"/>
-              </w:rPr>
-              <w:fldChar w:fldCharType="begin"/>
-            </w:r>
-            <w:r>
-              <w:rPr>
-                <w:rFonts w:ascii="Times New Roman" w:hAnsi="Times New Roman"/>
-                <w:noProof/>
-                <w:webHidden/>
-                <w:sz w:val="26"/>
-                <w:szCs w:val="26"/>
-              </w:rPr>
-              <w:instrText xml:space="preserve"> PAGEREF _Toc180005157 \h </w:instrText>
-            </w:r>
-            <w:r>
-              <w:rPr>
-                <w:rFonts w:ascii="Times New Roman" w:hAnsi="Times New Roman"/>
-                <w:noProof/>
-                <w:webHidden/>
-                <w:sz w:val="26"/>
-                <w:szCs w:val="26"/>
-              </w:rPr>
-            </w:r>
-            <w:r>
-              <w:rPr>
-                <w:rFonts w:ascii="Times New Roman" w:hAnsi="Times New Roman"/>
-                <w:noProof/>
-                <w:webHidden/>
-                <w:sz w:val="26"/>
-                <w:szCs w:val="26"/>
-              </w:rPr>
-              <w:fldChar w:fldCharType="separate"/>
-            </w:r>
-            <w:r>
-              <w:rPr>
-                <w:rFonts w:ascii="Times New Roman" w:hAnsi="Times New Roman"/>
-                <w:noProof/>
-                <w:webHidden/>
-                <w:sz w:val="26"/>
-                <w:szCs w:val="26"/>
-              </w:rPr>
-              <w:t>32</w:t>
-            </w:r>
-            <w:r>
-              <w:rPr>
-                <w:rFonts w:ascii="Times New Roman" w:hAnsi="Times New Roman"/>
-                <w:noProof/>
-                <w:webHidden/>
-                <w:sz w:val="26"/>
-                <w:szCs w:val="26"/>
-              </w:rPr>
-              <w:fldChar w:fldCharType="end"/>
-            </w:r>
           </w:hyperlink>
+          <w:r>
+            <w:rPr>
+              <w:noProof/>
+              <w:sz w:val="26"/>
+              <w:szCs w:val="26"/>
+            </w:rPr>
+            <w:t>44</w:t>
+          </w:r>
         </w:p>
         <w:p>
           <w:pPr>
@@ -5753,66 +3835,16 @@
               </w:rPr>
               <w:tab/>
             </w:r>
-            <w:r>
-              <w:rPr>
-                <w:rFonts w:ascii="Times New Roman" w:hAnsi="Times New Roman"/>
-                <w:noProof/>
-                <w:webHidden/>
-                <w:sz w:val="26"/>
-                <w:szCs w:val="26"/>
-              </w:rPr>
-              <w:fldChar w:fldCharType="begin"/>
-            </w:r>
-            <w:r>
-              <w:rPr>
-                <w:rFonts w:ascii="Times New Roman" w:hAnsi="Times New Roman"/>
-                <w:noProof/>
-                <w:webHidden/>
-                <w:sz w:val="26"/>
-                <w:szCs w:val="26"/>
-              </w:rPr>
-              <w:instrText xml:space="preserve"> PAGEREF _Toc180005158 \h </w:instrText>
-            </w:r>
-            <w:r>
-              <w:rPr>
-                <w:rFonts w:ascii="Times New Roman" w:hAnsi="Times New Roman"/>
-                <w:noProof/>
-                <w:webHidden/>
-                <w:sz w:val="26"/>
-                <w:szCs w:val="26"/>
-              </w:rPr>
-            </w:r>
-            <w:r>
-              <w:rPr>
-                <w:rFonts w:ascii="Times New Roman" w:hAnsi="Times New Roman"/>
-                <w:noProof/>
-                <w:webHidden/>
-                <w:sz w:val="26"/>
-                <w:szCs w:val="26"/>
-              </w:rPr>
-              <w:fldChar w:fldCharType="separate"/>
-            </w:r>
-            <w:r>
-              <w:rPr>
-                <w:rFonts w:ascii="Times New Roman" w:hAnsi="Times New Roman"/>
-                <w:noProof/>
-                <w:webHidden/>
-                <w:sz w:val="26"/>
-                <w:szCs w:val="26"/>
-              </w:rPr>
-              <w:t>32</w:t>
-            </w:r>
-            <w:r>
-              <w:rPr>
-                <w:rFonts w:ascii="Times New Roman" w:hAnsi="Times New Roman"/>
-                <w:noProof/>
-                <w:webHidden/>
-                <w:sz w:val="26"/>
-                <w:szCs w:val="26"/>
-              </w:rPr>
-              <w:fldChar w:fldCharType="end"/>
-            </w:r>
           </w:hyperlink>
+          <w:r>
+            <w:rPr>
+              <w:rFonts w:ascii="Times New Roman" w:hAnsi="Times New Roman"/>
+              <w:noProof/>
+              <w:sz w:val="26"/>
+              <w:szCs w:val="26"/>
+            </w:rPr>
+            <w:t>44</w:t>
+          </w:r>
         </w:p>
         <w:p>
           <w:pPr>
@@ -5859,66 +3891,16 @@
               </w:rPr>
               <w:tab/>
             </w:r>
-            <w:r>
-              <w:rPr>
-                <w:rFonts w:ascii="Times New Roman" w:hAnsi="Times New Roman"/>
-                <w:noProof/>
-                <w:webHidden/>
-                <w:sz w:val="26"/>
-                <w:szCs w:val="26"/>
-              </w:rPr>
-              <w:fldChar w:fldCharType="begin"/>
-            </w:r>
-            <w:r>
-              <w:rPr>
-                <w:rFonts w:ascii="Times New Roman" w:hAnsi="Times New Roman"/>
-                <w:noProof/>
-                <w:webHidden/>
-                <w:sz w:val="26"/>
-                <w:szCs w:val="26"/>
-              </w:rPr>
-              <w:instrText xml:space="preserve"> PAGEREF _Toc180005161 \h </w:instrText>
-            </w:r>
-            <w:r>
-              <w:rPr>
-                <w:rFonts w:ascii="Times New Roman" w:hAnsi="Times New Roman"/>
-                <w:noProof/>
-                <w:webHidden/>
-                <w:sz w:val="26"/>
-                <w:szCs w:val="26"/>
-              </w:rPr>
-            </w:r>
-            <w:r>
-              <w:rPr>
-                <w:rFonts w:ascii="Times New Roman" w:hAnsi="Times New Roman"/>
-                <w:noProof/>
-                <w:webHidden/>
-                <w:sz w:val="26"/>
-                <w:szCs w:val="26"/>
-              </w:rPr>
-              <w:fldChar w:fldCharType="separate"/>
-            </w:r>
-            <w:r>
-              <w:rPr>
-                <w:rFonts w:ascii="Times New Roman" w:hAnsi="Times New Roman"/>
-                <w:noProof/>
-                <w:webHidden/>
-                <w:sz w:val="26"/>
-                <w:szCs w:val="26"/>
-              </w:rPr>
-              <w:t>34</w:t>
-            </w:r>
-            <w:r>
-              <w:rPr>
-                <w:rFonts w:ascii="Times New Roman" w:hAnsi="Times New Roman"/>
-                <w:noProof/>
-                <w:webHidden/>
-                <w:sz w:val="26"/>
-                <w:szCs w:val="26"/>
-              </w:rPr>
-              <w:fldChar w:fldCharType="end"/>
-            </w:r>
           </w:hyperlink>
+          <w:r>
+            <w:rPr>
+              <w:rFonts w:ascii="Times New Roman" w:hAnsi="Times New Roman"/>
+              <w:noProof/>
+              <w:sz w:val="26"/>
+              <w:szCs w:val="26"/>
+            </w:rPr>
+            <w:t>44</w:t>
+          </w:r>
         </w:p>
         <w:p>
           <w:pPr>
@@ -5965,82 +3947,29 @@
               </w:rPr>
               <w:tab/>
             </w:r>
-            <w:r>
-              <w:rPr>
-                <w:rFonts w:ascii="Times New Roman" w:hAnsi="Times New Roman"/>
-                <w:noProof/>
-                <w:webHidden/>
-                <w:sz w:val="26"/>
-                <w:szCs w:val="26"/>
-              </w:rPr>
-              <w:fldChar w:fldCharType="begin"/>
-            </w:r>
-            <w:r>
-              <w:rPr>
-                <w:rFonts w:ascii="Times New Roman" w:hAnsi="Times New Roman"/>
-                <w:noProof/>
-                <w:webHidden/>
-                <w:sz w:val="26"/>
-                <w:szCs w:val="26"/>
-              </w:rPr>
-              <w:instrText xml:space="preserve"> PAGEREF _Toc180005167 \h </w:instrText>
-            </w:r>
-            <w:r>
-              <w:rPr>
-                <w:rFonts w:ascii="Times New Roman" w:hAnsi="Times New Roman"/>
-                <w:noProof/>
-                <w:webHidden/>
-                <w:sz w:val="26"/>
-                <w:szCs w:val="26"/>
-              </w:rPr>
-            </w:r>
-            <w:r>
-              <w:rPr>
-                <w:rFonts w:ascii="Times New Roman" w:hAnsi="Times New Roman"/>
-                <w:noProof/>
-                <w:webHidden/>
-                <w:sz w:val="26"/>
-                <w:szCs w:val="26"/>
-              </w:rPr>
-              <w:fldChar w:fldCharType="separate"/>
-            </w:r>
-            <w:r>
-              <w:rPr>
-                <w:rFonts w:ascii="Times New Roman" w:hAnsi="Times New Roman"/>
-                <w:noProof/>
-                <w:webHidden/>
-                <w:sz w:val="26"/>
-                <w:szCs w:val="26"/>
-              </w:rPr>
-              <w:t>46</w:t>
-            </w:r>
-            <w:r>
-              <w:rPr>
-                <w:rFonts w:ascii="Times New Roman" w:hAnsi="Times New Roman"/>
-                <w:noProof/>
-                <w:webHidden/>
-                <w:sz w:val="26"/>
-                <w:szCs w:val="26"/>
-              </w:rPr>
-              <w:fldChar w:fldCharType="end"/>
-            </w:r>
           </w:hyperlink>
-        </w:p>
-        <w:p>
-          <w:pPr>
-            <w:pStyle w:val="TOC1"/>
+          <w:r>
             <w:rPr>
               <w:rFonts w:ascii="Times New Roman" w:hAnsi="Times New Roman"/>
               <w:noProof/>
               <w:sz w:val="26"/>
               <w:szCs w:val="26"/>
             </w:rPr>
+            <w:t>45</w:t>
+          </w:r>
+        </w:p>
+        <w:p>
+          <w:pPr>
+            <w:pStyle w:val="TOC1"/>
+            <w:rPr>
+              <w:noProof/>
+            </w:rPr>
           </w:pPr>
           <w:hyperlink w:anchor="_Toc180005169" w:history="1">
             <w:r>
               <w:rPr>
                 <w:rStyle w:val="Hyperlink"/>
-                <w:rFonts w:ascii="Times New Roman" w:hAnsi="Times New Roman"/>
+                <w:b/>
                 <w:noProof/>
                 <w:sz w:val="26"/>
                 <w:szCs w:val="26"/>
@@ -6049,74 +3978,18 @@
             </w:r>
             <w:r>
               <w:rPr>
-                <w:rFonts w:ascii="Times New Roman" w:hAnsi="Times New Roman"/>
                 <w:noProof/>
                 <w:webHidden/>
-                <w:sz w:val="26"/>
-                <w:szCs w:val="26"/>
               </w:rPr>
               <w:tab/>
             </w:r>
-            <w:r>
-              <w:rPr>
-                <w:rFonts w:ascii="Times New Roman" w:hAnsi="Times New Roman"/>
-                <w:noProof/>
-                <w:webHidden/>
-                <w:sz w:val="26"/>
-                <w:szCs w:val="26"/>
-              </w:rPr>
-              <w:fldChar w:fldCharType="begin"/>
-            </w:r>
-            <w:r>
-              <w:rPr>
-                <w:rFonts w:ascii="Times New Roman" w:hAnsi="Times New Roman"/>
-                <w:noProof/>
-                <w:webHidden/>
-                <w:sz w:val="26"/>
-                <w:szCs w:val="26"/>
-              </w:rPr>
-              <w:instrText xml:space="preserve"> PAGEREF _Toc180005169 \h </w:instrText>
-            </w:r>
-            <w:r>
-              <w:rPr>
-                <w:rFonts w:ascii="Times New Roman" w:hAnsi="Times New Roman"/>
-                <w:noProof/>
-                <w:webHidden/>
-                <w:sz w:val="26"/>
-                <w:szCs w:val="26"/>
-              </w:rPr>
-            </w:r>
-            <w:r>
-              <w:rPr>
-                <w:rFonts w:ascii="Times New Roman" w:hAnsi="Times New Roman"/>
-                <w:noProof/>
-                <w:webHidden/>
-                <w:sz w:val="26"/>
-                <w:szCs w:val="26"/>
-              </w:rPr>
-              <w:fldChar w:fldCharType="separate"/>
-            </w:r>
-            <w:r>
-              <w:rPr>
-                <w:rFonts w:ascii="Times New Roman" w:hAnsi="Times New Roman"/>
-                <w:noProof/>
-                <w:webHidden/>
-                <w:sz w:val="26"/>
-                <w:szCs w:val="26"/>
-              </w:rPr>
-              <w:t>48</w:t>
-            </w:r>
-            <w:r>
-              <w:rPr>
-                <w:rFonts w:ascii="Times New Roman" w:hAnsi="Times New Roman"/>
-                <w:noProof/>
-                <w:webHidden/>
-                <w:sz w:val="26"/>
-                <w:szCs w:val="26"/>
-              </w:rPr>
-              <w:fldChar w:fldCharType="end"/>
-            </w:r>
           </w:hyperlink>
+          <w:r>
+            <w:rPr>
+              <w:noProof/>
+            </w:rPr>
+            <w:t>46</w:t>
+          </w:r>
         </w:p>
         <w:p>
           <w:pPr>
@@ -7328,19 +5201,7 @@
             <w:szCs w:val="26"/>
             <w:u w:val="none"/>
           </w:rPr>
-          <w:t xml:space="preserve"> </w:t>
-        </w:r>
-        <w:r>
-          <w:rPr>
-            <w:rStyle w:val="Hyperlink"/>
-            <w:rFonts w:ascii="Times New Roman" w:hAnsi="Times New Roman" w:cs="Times New Roman"/>
-            <w:noProof/>
-            <w:color w:val="000000" w:themeColor="text1"/>
-            <w:sz w:val="26"/>
-            <w:szCs w:val="26"/>
-            <w:u w:val="none"/>
-          </w:rPr>
-          <w:t>Hàm hủy socket</w:t>
+          <w:t xml:space="preserve"> Hàm hủy socket</w:t>
         </w:r>
         <w:r>
           <w:rPr>
@@ -7427,19 +5288,7 @@
             <w:szCs w:val="26"/>
             <w:u w:val="none"/>
           </w:rPr>
-          <w:t xml:space="preserve"> </w:t>
-        </w:r>
-        <w:r>
-          <w:rPr>
-            <w:rStyle w:val="Hyperlink"/>
-            <w:rFonts w:ascii="Times New Roman" w:hAnsi="Times New Roman" w:cs="Times New Roman"/>
-            <w:noProof/>
-            <w:color w:val="000000" w:themeColor="text1"/>
-            <w:sz w:val="26"/>
-            <w:szCs w:val="26"/>
-            <w:u w:val="none"/>
-          </w:rPr>
-          <w:t>Cú pháp các hàm chuyển đổi địa chỉ</w:t>
+          <w:t xml:space="preserve"> Cú pháp các hàm chuyển đổi địa chỉ</w:t>
         </w:r>
         <w:r>
           <w:rPr>
@@ -14018,7 +11867,6 @@
           <w:noProof/>
           <w:sz w:val="26"/>
           <w:szCs w:val="26"/>
-          <w:lang w:eastAsia="ja-JP"/>
         </w:rPr>
         <w:drawing>
           <wp:inline distT="0" distB="0" distL="0" distR="0" wp14:anchorId="0880FBFA" wp14:editId="574F5A45">
@@ -14263,7 +12111,6 @@
           <w:noProof/>
           <w:sz w:val="26"/>
           <w:szCs w:val="26"/>
-          <w:lang w:eastAsia="ja-JP"/>
         </w:rPr>
         <w:lastRenderedPageBreak/>
         <w:drawing>
@@ -15140,7 +12987,6 @@
           <w:noProof/>
           <w:sz w:val="26"/>
           <w:szCs w:val="26"/>
-          <w:lang w:eastAsia="ja-JP"/>
         </w:rPr>
         <w:drawing>
           <wp:inline distT="0" distB="0" distL="0" distR="0" wp14:anchorId="5D016CB8" wp14:editId="1AB4B98B">
@@ -15625,7 +13471,6 @@
           <w:noProof/>
           <w:sz w:val="26"/>
           <w:szCs w:val="26"/>
-          <w:lang w:eastAsia="ja-JP"/>
         </w:rPr>
         <w:lastRenderedPageBreak/>
         <w:drawing>
@@ -15887,7 +13732,6 @@
           <w:noProof/>
           <w:sz w:val="26"/>
           <w:szCs w:val="26"/>
-          <w:lang w:eastAsia="ja-JP"/>
         </w:rPr>
         <w:drawing>
           <wp:inline distT="0" distB="0" distL="0" distR="0" wp14:anchorId="21CCBCA5" wp14:editId="466DB898">
@@ -16931,7 +14775,6 @@
           <w:noProof/>
           <w:sz w:val="26"/>
           <w:szCs w:val="26"/>
-          <w:lang w:eastAsia="ja-JP"/>
         </w:rPr>
         <w:drawing>
           <wp:inline distT="0" distB="0" distL="0" distR="0" wp14:anchorId="7A4F70F6" wp14:editId="54AD9416">
@@ -17176,7 +15019,6 @@
           <w:noProof/>
           <w:sz w:val="26"/>
           <w:szCs w:val="26"/>
-          <w:lang w:eastAsia="ja-JP"/>
         </w:rPr>
         <w:drawing>
           <wp:inline distT="0" distB="0" distL="0" distR="0" wp14:anchorId="2217009D" wp14:editId="677F3ABC">
@@ -19142,7 +16984,6 @@
           <w:noProof/>
           <w:sz w:val="26"/>
           <w:szCs w:val="26"/>
-          <w:lang w:eastAsia="ja-JP"/>
         </w:rPr>
         <w:drawing>
           <wp:inline distT="0" distB="0" distL="0" distR="0" wp14:anchorId="16FD24E0" wp14:editId="087C7268">
@@ -19291,7 +17132,7 @@
           <w:sz w:val="26"/>
           <w:szCs w:val="26"/>
         </w:rPr>
-        <w:t xml:space="preserve">Trường sin_family: Loại địa chỉ như AF_INET cho IPv4, AF_INET6 cho IPv6 hay AF_LOCAL cho Unix Domain </w:t>
+        <w:t>Trường sin_family: Loại địa chỉ như AF_INET cho IPv4, AF_INET6 cho IPv6 hay AF_LOCAL cho Unix Domain Socket</w:t>
       </w:r>
       <w:proofErr w:type="gramStart"/>
       <w:r>
@@ -19300,7 +17141,7 @@
           <w:sz w:val="26"/>
           <w:szCs w:val="26"/>
         </w:rPr>
-        <w:t>Socket,…</w:t>
+        <w:t>,…</w:t>
       </w:r>
       <w:proofErr w:type="gramEnd"/>
     </w:p>
@@ -19365,7 +17206,6 @@
           <w:noProof/>
           <w:sz w:val="26"/>
           <w:szCs w:val="26"/>
-          <w:lang w:eastAsia="ja-JP"/>
         </w:rPr>
         <w:lastRenderedPageBreak/>
         <w:drawing>
@@ -19657,6 +17497,7 @@
           <w:noProof/>
           <w:sz w:val="26"/>
           <w:szCs w:val="26"/>
+          <w:lang w:eastAsia="en-US"/>
         </w:rPr>
         <w:drawing>
           <wp:inline distT="0" distB="0" distL="0" distR="0" wp14:anchorId="7E5A1CFF" wp14:editId="62176F80">
@@ -19828,6 +17669,7 @@
           <w:noProof/>
           <w:sz w:val="26"/>
           <w:szCs w:val="26"/>
+          <w:lang w:eastAsia="en-US"/>
         </w:rPr>
         <w:drawing>
           <wp:inline distT="0" distB="0" distL="0" distR="0" wp14:anchorId="0CACB36A" wp14:editId="586BACB8">
@@ -20782,7 +18624,6 @@
           <w:noProof/>
           <w:sz w:val="26"/>
           <w:szCs w:val="26"/>
-          <w:lang w:eastAsia="ja-JP"/>
         </w:rPr>
         <w:drawing>
           <wp:inline distT="0" distB="0" distL="0" distR="0" wp14:anchorId="3E701411" wp14:editId="6CBEAE95">
@@ -20843,7 +18684,6 @@
           <w:noProof/>
           <w:sz w:val="26"/>
           <w:szCs w:val="26"/>
-          <w:lang w:eastAsia="ja-JP"/>
         </w:rPr>
         <w:drawing>
           <wp:inline distT="0" distB="0" distL="0" distR="0" wp14:anchorId="6A3C853C" wp14:editId="2ED0396C">
@@ -21306,7 +19146,6 @@
           <w:noProof/>
           <w:sz w:val="26"/>
           <w:szCs w:val="26"/>
-          <w:lang w:eastAsia="ja-JP"/>
         </w:rPr>
         <w:drawing>
           <wp:inline distT="0" distB="0" distL="0" distR="0" wp14:anchorId="0537A9EC" wp14:editId="437E735D">
@@ -21621,7 +19460,6 @@
           <w:noProof/>
           <w:sz w:val="26"/>
           <w:szCs w:val="26"/>
-          <w:lang w:eastAsia="ja-JP"/>
         </w:rPr>
         <w:lastRenderedPageBreak/>
         <w:drawing>
@@ -21829,7 +19667,6 @@
           <w:noProof/>
           <w:sz w:val="26"/>
           <w:szCs w:val="26"/>
-          <w:lang w:eastAsia="ja-JP"/>
         </w:rPr>
         <w:drawing>
           <wp:inline distT="0" distB="0" distL="0" distR="0" wp14:anchorId="6D2DD2F3" wp14:editId="120292C4">
@@ -22940,7 +20777,6 @@
           <w:noProof/>
           <w:sz w:val="26"/>
           <w:szCs w:val="26"/>
-          <w:lang w:eastAsia="ja-JP"/>
         </w:rPr>
         <w:drawing>
           <wp:inline distT="0" distB="0" distL="0" distR="0" wp14:anchorId="07C51EA1" wp14:editId="3034CD86">
@@ -22984,7 +20820,6 @@
           <w:noProof/>
           <w:sz w:val="26"/>
           <w:szCs w:val="26"/>
-          <w:lang w:eastAsia="ja-JP"/>
         </w:rPr>
         <w:drawing>
           <wp:inline distT="0" distB="0" distL="0" distR="0" wp14:anchorId="74BD48A5" wp14:editId="1C98E046">
@@ -23110,7 +20945,6 @@
           <w:noProof/>
           <w:sz w:val="26"/>
           <w:szCs w:val="26"/>
-          <w:lang w:eastAsia="ja-JP"/>
         </w:rPr>
         <w:drawing>
           <wp:inline distT="0" distB="0" distL="0" distR="0" wp14:anchorId="2FE09A7F" wp14:editId="5693D566">
@@ -23224,7 +21058,16 @@
           <w:sz w:val="26"/>
           <w:szCs w:val="26"/>
         </w:rPr>
-        <w:t>Hình 2.12 trên đây</w:t>
+        <w:t>Hình 2.18</w:t>
+      </w:r>
+      <w:bookmarkStart w:id="0" w:name="_GoBack"/>
+      <w:bookmarkEnd w:id="0"/>
+      <w:r>
+        <w:rPr>
+          <w:sz w:val="26"/>
+          <w:szCs w:val="26"/>
+        </w:rPr>
+        <w:t xml:space="preserve"> trên đây</w:t>
       </w:r>
       <w:r>
         <w:rPr>
@@ -23886,6 +21729,7 @@
           <w:noProof/>
           <w:sz w:val="26"/>
           <w:szCs w:val="26"/>
+          <w:lang w:eastAsia="en-US"/>
         </w:rPr>
         <w:drawing>
           <wp:inline distT="0" distB="0" distL="0" distR="0" wp14:anchorId="0D40C0D9" wp14:editId="083304E7">
@@ -24043,7 +21887,7 @@
           <w:sz w:val="26"/>
           <w:szCs w:val="26"/>
         </w:rPr>
-        <w:t>2.18</w:t>
+        <w:t>2.19</w:t>
       </w:r>
       <w:r>
         <w:rPr>
@@ -24428,17 +22272,9 @@
           <w:sz w:val="26"/>
           <w:szCs w:val="26"/>
         </w:rPr>
-        <w:t xml:space="preserve">Ngữ cảnh của UE cần cho thủ tục attach vào AMF (DRB setup, các vấn để về bảo </w:t>
+        <w:t>Ngữ cảnh của UE cần cho thủ tục attach vào AMF (DRB setup, các vấn để về bảo mật</w:t>
       </w:r>
       <w:proofErr w:type="gramStart"/>
-      <w:r>
-        <w:rPr>
-          <w:rFonts w:ascii="Times New Roman" w:eastAsia="Times New Roman" w:hAnsi="Times New Roman" w:cs="Times New Roman"/>
-          <w:sz w:val="26"/>
-          <w:szCs w:val="26"/>
-        </w:rPr>
-        <w:t>mật</w:t>
-      </w:r>
       <w:r>
         <w:rPr>
           <w:rFonts w:ascii="Times New Roman" w:eastAsia="Times New Roman" w:hAnsi="Times New Roman" w:cs="Times New Roman"/>
@@ -25056,7 +22892,6 @@
           <w:noProof/>
           <w:sz w:val="26"/>
           <w:szCs w:val="26"/>
-          <w:lang w:eastAsia="ja-JP"/>
         </w:rPr>
         <w:drawing>
           <wp:inline distT="0" distB="0" distL="0" distR="0" wp14:anchorId="3263A356" wp14:editId="337DFB50">
@@ -25180,7 +23015,6 @@
           <w:noProof/>
           <w:sz w:val="26"/>
           <w:szCs w:val="26"/>
-          <w:lang w:eastAsia="ja-JP"/>
         </w:rPr>
         <w:drawing>
           <wp:inline distT="0" distB="0" distL="0" distR="0" wp14:anchorId="031EFED3" wp14:editId="57229CCF">
@@ -25382,7 +23216,6 @@
           <w:noProof/>
           <w:sz w:val="26"/>
           <w:szCs w:val="26"/>
-          <w:lang w:eastAsia="ja-JP"/>
         </w:rPr>
         <w:drawing>
           <wp:inline distT="0" distB="0" distL="0" distR="0" wp14:anchorId="65E6A394" wp14:editId="5C1E4CEA">
@@ -25580,7 +23413,6 @@
           <w:noProof/>
           <w:sz w:val="26"/>
           <w:szCs w:val="26"/>
-          <w:lang w:eastAsia="ja-JP"/>
         </w:rPr>
         <w:drawing>
           <wp:inline distT="0" distB="0" distL="0" distR="0" wp14:anchorId="11799948" wp14:editId="00FA24B2">
@@ -25777,7 +23609,6 @@
       <w:r>
         <w:rPr>
           <w:noProof/>
-          <w:lang w:eastAsia="ja-JP"/>
         </w:rPr>
         <w:drawing>
           <wp:inline distT="0" distB="0" distL="0" distR="0" wp14:anchorId="175E635C" wp14:editId="1B1677B9">
@@ -25907,7 +23738,6 @@
       <w:r>
         <w:rPr>
           <w:noProof/>
-          <w:lang w:eastAsia="ja-JP"/>
         </w:rPr>
         <w:lastRenderedPageBreak/>
         <w:drawing>
@@ -26066,7 +23896,6 @@
       <w:r>
         <w:rPr>
           <w:noProof/>
-          <w:lang w:eastAsia="ja-JP"/>
         </w:rPr>
         <w:drawing>
           <wp:inline distT="0" distB="0" distL="0" distR="0" wp14:anchorId="7E27A79C" wp14:editId="5256067B">
@@ -27000,16 +24829,7 @@
           <w:sz w:val="26"/>
           <w:szCs w:val="26"/>
         </w:rPr>
-        <w:t>[</w:t>
-      </w:r>
-      <w:proofErr w:type="gramStart"/>
-      <w:r>
-        <w:rPr>
-          <w:rFonts w:ascii="Times New Roman" w:hAnsi="Times New Roman" w:cs="Times New Roman"/>
-          <w:sz w:val="26"/>
-          <w:szCs w:val="26"/>
-        </w:rPr>
-        <w:t>4</w:t>
+        <w:t>[4</w:t>
       </w:r>
       <w:r>
         <w:rPr>
@@ -27036,7 +24856,6 @@
         </w:rPr>
         <w:t>300</w:t>
       </w:r>
-      <w:proofErr w:type="gramEnd"/>
       <w:r>
         <w:rPr>
           <w:rFonts w:ascii="Segoe UI" w:eastAsia="Times New Roman" w:hAnsi="Segoe UI" w:cs="Segoe UI"/>
@@ -27078,8 +24897,8 @@
 </file>
 
 <file path=word/numbering.xml><?xml version="1.0" encoding="utf-8"?>
-<w:numbering xmlns:wpc="http://schemas.microsoft.com/office/word/2010/wordprocessingCanvas" xmlns:cx="http://schemas.microsoft.com/office/drawing/2014/chartex" xmlns:mc="http://schemas.openxmlformats.org/markup-compatibility/2006" xmlns:o="urn:schemas-microsoft-com:office:office" xmlns:r="http://schemas.openxmlformats.org/officeDocument/2006/relationships" xmlns:m="http://schemas.openxmlformats.org/officeDocument/2006/math" xmlns:v="urn:schemas-microsoft-com:vml" xmlns:wp14="http://schemas.microsoft.com/office/word/2010/wordprocessingDrawing" xmlns:wp="http://schemas.openxmlformats.org/drawingml/2006/wordprocessingDrawing" xmlns:w10="urn:schemas-microsoft-com:office:word" xmlns:w="http://schemas.openxmlformats.org/wordprocessingml/2006/main" xmlns:w14="http://schemas.microsoft.com/office/word/2010/wordml" xmlns:w15="http://schemas.microsoft.com/office/word/2012/wordml" xmlns:w16se="http://schemas.microsoft.com/office/word/2015/wordml/symex" xmlns:wpg="http://schemas.microsoft.com/office/word/2010/wordprocessingGroup" xmlns:wpi="http://schemas.microsoft.com/office/word/2010/wordprocessingInk" xmlns:wne="http://schemas.microsoft.com/office/word/2006/wordml" xmlns:wps="http://schemas.microsoft.com/office/word/2010/wordprocessingShape" mc:Ignorable="w14 w15 w16se wp14">
-  <w:abstractNum w:abstractNumId="0" w15:restartNumberingAfterBreak="0">
+<w:numbering xmlns:wpc="http://schemas.microsoft.com/office/word/2010/wordprocessingCanvas" xmlns:mc="http://schemas.openxmlformats.org/markup-compatibility/2006" xmlns:o="urn:schemas-microsoft-com:office:office" xmlns:r="http://schemas.openxmlformats.org/officeDocument/2006/relationships" xmlns:m="http://schemas.openxmlformats.org/officeDocument/2006/math" xmlns:v="urn:schemas-microsoft-com:vml" xmlns:wp14="http://schemas.microsoft.com/office/word/2010/wordprocessingDrawing" xmlns:wp="http://schemas.openxmlformats.org/drawingml/2006/wordprocessingDrawing" xmlns:w10="urn:schemas-microsoft-com:office:word" xmlns:w="http://schemas.openxmlformats.org/wordprocessingml/2006/main" xmlns:w14="http://schemas.microsoft.com/office/word/2010/wordml" xmlns:w15="http://schemas.microsoft.com/office/word/2012/wordml" xmlns:wpg="http://schemas.microsoft.com/office/word/2010/wordprocessingGroup" xmlns:wpi="http://schemas.microsoft.com/office/word/2010/wordprocessingInk" xmlns:wne="http://schemas.microsoft.com/office/word/2006/wordml" xmlns:wps="http://schemas.microsoft.com/office/word/2010/wordprocessingShape" mc:Ignorable="w14 w15 wp14">
+  <w:abstractNum w:abstractNumId="0">
     <w:nsid w:val="020348CF"/>
     <w:multiLevelType w:val="hybridMultilevel"/>
     <w:tmpl w:val="D11A4CC6"/>
@@ -27192,7 +25011,7 @@
       </w:rPr>
     </w:lvl>
   </w:abstractNum>
-  <w:abstractNum w:abstractNumId="1" w15:restartNumberingAfterBreak="0">
+  <w:abstractNum w:abstractNumId="1">
     <w:nsid w:val="0ABC7010"/>
     <w:multiLevelType w:val="hybridMultilevel"/>
     <w:tmpl w:val="B2DE9230"/>
@@ -27305,7 +25124,7 @@
       </w:rPr>
     </w:lvl>
   </w:abstractNum>
-  <w:abstractNum w:abstractNumId="2" w15:restartNumberingAfterBreak="0">
+  <w:abstractNum w:abstractNumId="2">
     <w:nsid w:val="0EFB6711"/>
     <w:multiLevelType w:val="hybridMultilevel"/>
     <w:tmpl w:val="8F30B568"/>
@@ -27418,7 +25237,7 @@
       </w:rPr>
     </w:lvl>
   </w:abstractNum>
-  <w:abstractNum w:abstractNumId="3" w15:restartNumberingAfterBreak="0">
+  <w:abstractNum w:abstractNumId="3">
     <w:nsid w:val="119816EC"/>
     <w:multiLevelType w:val="multilevel"/>
     <w:tmpl w:val="FF10CE54"/>
@@ -27567,7 +25386,7 @@
       </w:rPr>
     </w:lvl>
   </w:abstractNum>
-  <w:abstractNum w:abstractNumId="4" w15:restartNumberingAfterBreak="0">
+  <w:abstractNum w:abstractNumId="4">
     <w:nsid w:val="14925F53"/>
     <w:multiLevelType w:val="hybridMultilevel"/>
     <w:tmpl w:val="5756D90E"/>
@@ -27680,7 +25499,7 @@
       </w:rPr>
     </w:lvl>
   </w:abstractNum>
-  <w:abstractNum w:abstractNumId="5" w15:restartNumberingAfterBreak="0">
+  <w:abstractNum w:abstractNumId="5">
     <w:nsid w:val="16365266"/>
     <w:multiLevelType w:val="hybridMultilevel"/>
     <w:tmpl w:val="CDB66F32"/>
@@ -27793,7 +25612,7 @@
       </w:rPr>
     </w:lvl>
   </w:abstractNum>
-  <w:abstractNum w:abstractNumId="6" w15:restartNumberingAfterBreak="0">
+  <w:abstractNum w:abstractNumId="6">
     <w:nsid w:val="16591692"/>
     <w:multiLevelType w:val="hybridMultilevel"/>
     <w:tmpl w:val="F428235E"/>
@@ -27906,7 +25725,7 @@
       </w:rPr>
     </w:lvl>
   </w:abstractNum>
-  <w:abstractNum w:abstractNumId="7" w15:restartNumberingAfterBreak="0">
+  <w:abstractNum w:abstractNumId="7">
     <w:nsid w:val="190A50AD"/>
     <w:multiLevelType w:val="hybridMultilevel"/>
     <w:tmpl w:val="8878D1DC"/>
@@ -28019,7 +25838,7 @@
       </w:rPr>
     </w:lvl>
   </w:abstractNum>
-  <w:abstractNum w:abstractNumId="8" w15:restartNumberingAfterBreak="0">
+  <w:abstractNum w:abstractNumId="8">
     <w:nsid w:val="1A12686E"/>
     <w:multiLevelType w:val="hybridMultilevel"/>
     <w:tmpl w:val="13AC02AA"/>
@@ -28132,7 +25951,7 @@
       </w:rPr>
     </w:lvl>
   </w:abstractNum>
-  <w:abstractNum w:abstractNumId="9" w15:restartNumberingAfterBreak="0">
+  <w:abstractNum w:abstractNumId="9">
     <w:nsid w:val="1CD00736"/>
     <w:multiLevelType w:val="hybridMultilevel"/>
     <w:tmpl w:val="BF0E286A"/>
@@ -28245,7 +26064,7 @@
       </w:rPr>
     </w:lvl>
   </w:abstractNum>
-  <w:abstractNum w:abstractNumId="10" w15:restartNumberingAfterBreak="0">
+  <w:abstractNum w:abstractNumId="10">
     <w:nsid w:val="1CF35340"/>
     <w:multiLevelType w:val="hybridMultilevel"/>
     <w:tmpl w:val="90F474E8"/>
@@ -28358,7 +26177,7 @@
       </w:rPr>
     </w:lvl>
   </w:abstractNum>
-  <w:abstractNum w:abstractNumId="11" w15:restartNumberingAfterBreak="0">
+  <w:abstractNum w:abstractNumId="11">
     <w:nsid w:val="1D335427"/>
     <w:multiLevelType w:val="hybridMultilevel"/>
     <w:tmpl w:val="5E266258"/>
@@ -28471,7 +26290,7 @@
       </w:rPr>
     </w:lvl>
   </w:abstractNum>
-  <w:abstractNum w:abstractNumId="12" w15:restartNumberingAfterBreak="0">
+  <w:abstractNum w:abstractNumId="12">
     <w:nsid w:val="210446E9"/>
     <w:multiLevelType w:val="hybridMultilevel"/>
     <w:tmpl w:val="4F945EF4"/>
@@ -28584,7 +26403,7 @@
       </w:rPr>
     </w:lvl>
   </w:abstractNum>
-  <w:abstractNum w:abstractNumId="13" w15:restartNumberingAfterBreak="0">
+  <w:abstractNum w:abstractNumId="13">
     <w:nsid w:val="25404400"/>
     <w:multiLevelType w:val="multilevel"/>
     <w:tmpl w:val="CE3EBE0A"/>
@@ -28697,7 +26516,7 @@
       </w:rPr>
     </w:lvl>
   </w:abstractNum>
-  <w:abstractNum w:abstractNumId="14" w15:restartNumberingAfterBreak="0">
+  <w:abstractNum w:abstractNumId="14">
     <w:nsid w:val="259C7D1E"/>
     <w:multiLevelType w:val="hybridMultilevel"/>
     <w:tmpl w:val="70DE88D8"/>
@@ -28809,7 +26628,7 @@
       </w:rPr>
     </w:lvl>
   </w:abstractNum>
-  <w:abstractNum w:abstractNumId="15" w15:restartNumberingAfterBreak="0">
+  <w:abstractNum w:abstractNumId="15">
     <w:nsid w:val="2C835C3F"/>
     <w:multiLevelType w:val="hybridMultilevel"/>
     <w:tmpl w:val="6C0C649A"/>
@@ -28922,7 +26741,7 @@
       </w:rPr>
     </w:lvl>
   </w:abstractNum>
-  <w:abstractNum w:abstractNumId="16" w15:restartNumberingAfterBreak="0">
+  <w:abstractNum w:abstractNumId="16">
     <w:nsid w:val="31467DA1"/>
     <w:multiLevelType w:val="hybridMultilevel"/>
     <w:tmpl w:val="D09A4A22"/>
@@ -29035,7 +26854,7 @@
       </w:rPr>
     </w:lvl>
   </w:abstractNum>
-  <w:abstractNum w:abstractNumId="17" w15:restartNumberingAfterBreak="0">
+  <w:abstractNum w:abstractNumId="17">
     <w:nsid w:val="3168169C"/>
     <w:multiLevelType w:val="multilevel"/>
     <w:tmpl w:val="07384668"/>
@@ -29184,7 +27003,7 @@
       </w:rPr>
     </w:lvl>
   </w:abstractNum>
-  <w:abstractNum w:abstractNumId="18" w15:restartNumberingAfterBreak="0">
+  <w:abstractNum w:abstractNumId="18">
     <w:nsid w:val="3B8D42DF"/>
     <w:multiLevelType w:val="hybridMultilevel"/>
     <w:tmpl w:val="691A97E4"/>
@@ -29297,7 +27116,7 @@
       </w:rPr>
     </w:lvl>
   </w:abstractNum>
-  <w:abstractNum w:abstractNumId="19" w15:restartNumberingAfterBreak="0">
+  <w:abstractNum w:abstractNumId="19">
     <w:nsid w:val="3D97797C"/>
     <w:multiLevelType w:val="multilevel"/>
     <w:tmpl w:val="D9AAE238"/>
@@ -29446,7 +27265,7 @@
       </w:rPr>
     </w:lvl>
   </w:abstractNum>
-  <w:abstractNum w:abstractNumId="20" w15:restartNumberingAfterBreak="0">
+  <w:abstractNum w:abstractNumId="20">
     <w:nsid w:val="4074747D"/>
     <w:multiLevelType w:val="hybridMultilevel"/>
     <w:tmpl w:val="68FAB33E"/>
@@ -29559,7 +27378,7 @@
       </w:rPr>
     </w:lvl>
   </w:abstractNum>
-  <w:abstractNum w:abstractNumId="21" w15:restartNumberingAfterBreak="0">
+  <w:abstractNum w:abstractNumId="21">
     <w:nsid w:val="41B62446"/>
     <w:multiLevelType w:val="hybridMultilevel"/>
     <w:tmpl w:val="A0C66E6E"/>
@@ -29672,7 +27491,7 @@
       </w:rPr>
     </w:lvl>
   </w:abstractNum>
-  <w:abstractNum w:abstractNumId="22" w15:restartNumberingAfterBreak="0">
+  <w:abstractNum w:abstractNumId="22">
     <w:nsid w:val="4480334F"/>
     <w:multiLevelType w:val="hybridMultilevel"/>
     <w:tmpl w:val="40BCFD22"/>
@@ -29785,7 +27604,7 @@
       </w:rPr>
     </w:lvl>
   </w:abstractNum>
-  <w:abstractNum w:abstractNumId="23" w15:restartNumberingAfterBreak="0">
+  <w:abstractNum w:abstractNumId="23">
     <w:nsid w:val="45163063"/>
     <w:multiLevelType w:val="hybridMultilevel"/>
     <w:tmpl w:val="DFE4EEC0"/>
@@ -29898,7 +27717,7 @@
       </w:rPr>
     </w:lvl>
   </w:abstractNum>
-  <w:abstractNum w:abstractNumId="24" w15:restartNumberingAfterBreak="0">
+  <w:abstractNum w:abstractNumId="24">
     <w:nsid w:val="48E65D5A"/>
     <w:multiLevelType w:val="multilevel"/>
     <w:tmpl w:val="1F820902"/>
@@ -30047,7 +27866,7 @@
       </w:rPr>
     </w:lvl>
   </w:abstractNum>
-  <w:abstractNum w:abstractNumId="25" w15:restartNumberingAfterBreak="0">
+  <w:abstractNum w:abstractNumId="25">
     <w:nsid w:val="4A7C3A55"/>
     <w:multiLevelType w:val="hybridMultilevel"/>
     <w:tmpl w:val="FCA26E20"/>
@@ -30160,7 +27979,7 @@
       </w:rPr>
     </w:lvl>
   </w:abstractNum>
-  <w:abstractNum w:abstractNumId="26" w15:restartNumberingAfterBreak="0">
+  <w:abstractNum w:abstractNumId="26">
     <w:nsid w:val="4BA23E0D"/>
     <w:multiLevelType w:val="multilevel"/>
     <w:tmpl w:val="89004190"/>
@@ -30309,7 +28128,7 @@
       </w:rPr>
     </w:lvl>
   </w:abstractNum>
-  <w:abstractNum w:abstractNumId="27" w15:restartNumberingAfterBreak="0">
+  <w:abstractNum w:abstractNumId="27">
     <w:nsid w:val="4BEC5B47"/>
     <w:multiLevelType w:val="multilevel"/>
     <w:tmpl w:val="1CF2BDEC"/>
@@ -30458,7 +28277,7 @@
       </w:rPr>
     </w:lvl>
   </w:abstractNum>
-  <w:abstractNum w:abstractNumId="28" w15:restartNumberingAfterBreak="0">
+  <w:abstractNum w:abstractNumId="28">
     <w:nsid w:val="4BEC6D57"/>
     <w:multiLevelType w:val="hybridMultilevel"/>
     <w:tmpl w:val="02B4ED0C"/>
@@ -30571,7 +28390,7 @@
       </w:rPr>
     </w:lvl>
   </w:abstractNum>
-  <w:abstractNum w:abstractNumId="29" w15:restartNumberingAfterBreak="0">
+  <w:abstractNum w:abstractNumId="29">
     <w:nsid w:val="53A10A64"/>
     <w:multiLevelType w:val="hybridMultilevel"/>
     <w:tmpl w:val="86667566"/>
@@ -30684,7 +28503,7 @@
       </w:rPr>
     </w:lvl>
   </w:abstractNum>
-  <w:abstractNum w:abstractNumId="30" w15:restartNumberingAfterBreak="0">
+  <w:abstractNum w:abstractNumId="30">
     <w:nsid w:val="56011F0B"/>
     <w:multiLevelType w:val="multilevel"/>
     <w:tmpl w:val="66543946"/>
@@ -30833,7 +28652,7 @@
       </w:rPr>
     </w:lvl>
   </w:abstractNum>
-  <w:abstractNum w:abstractNumId="31" w15:restartNumberingAfterBreak="0">
+  <w:abstractNum w:abstractNumId="31">
     <w:nsid w:val="56C340D1"/>
     <w:multiLevelType w:val="hybridMultilevel"/>
     <w:tmpl w:val="CC3822AA"/>
@@ -30946,7 +28765,7 @@
       </w:rPr>
     </w:lvl>
   </w:abstractNum>
-  <w:abstractNum w:abstractNumId="32" w15:restartNumberingAfterBreak="0">
+  <w:abstractNum w:abstractNumId="32">
     <w:nsid w:val="59C10AA7"/>
     <w:multiLevelType w:val="hybridMultilevel"/>
     <w:tmpl w:val="AB2E85A4"/>
@@ -31059,7 +28878,7 @@
       </w:rPr>
     </w:lvl>
   </w:abstractNum>
-  <w:abstractNum w:abstractNumId="33" w15:restartNumberingAfterBreak="0">
+  <w:abstractNum w:abstractNumId="33">
     <w:nsid w:val="5F9D4B27"/>
     <w:multiLevelType w:val="multilevel"/>
     <w:tmpl w:val="BAACCFAE"/>
@@ -31172,7 +28991,7 @@
       </w:pPr>
     </w:lvl>
   </w:abstractNum>
-  <w:abstractNum w:abstractNumId="34" w15:restartNumberingAfterBreak="0">
+  <w:abstractNum w:abstractNumId="34">
     <w:nsid w:val="605F76D4"/>
     <w:multiLevelType w:val="multilevel"/>
     <w:tmpl w:val="035AF7E2"/>
@@ -31321,7 +29140,7 @@
       </w:rPr>
     </w:lvl>
   </w:abstractNum>
-  <w:abstractNum w:abstractNumId="35" w15:restartNumberingAfterBreak="0">
+  <w:abstractNum w:abstractNumId="35">
     <w:nsid w:val="641F468C"/>
     <w:multiLevelType w:val="hybridMultilevel"/>
     <w:tmpl w:val="5ADE4EE0"/>
@@ -31434,7 +29253,7 @@
       </w:rPr>
     </w:lvl>
   </w:abstractNum>
-  <w:abstractNum w:abstractNumId="36" w15:restartNumberingAfterBreak="0">
+  <w:abstractNum w:abstractNumId="36">
     <w:nsid w:val="692B762F"/>
     <w:multiLevelType w:val="hybridMultilevel"/>
     <w:tmpl w:val="7C64A950"/>
@@ -31547,7 +29366,7 @@
       </w:rPr>
     </w:lvl>
   </w:abstractNum>
-  <w:abstractNum w:abstractNumId="37" w15:restartNumberingAfterBreak="0">
+  <w:abstractNum w:abstractNumId="37">
     <w:nsid w:val="701F35A3"/>
     <w:multiLevelType w:val="hybridMultilevel"/>
     <w:tmpl w:val="FC42F278"/>
@@ -31660,7 +29479,7 @@
       </w:rPr>
     </w:lvl>
   </w:abstractNum>
-  <w:abstractNum w:abstractNumId="38" w15:restartNumberingAfterBreak="0">
+  <w:abstractNum w:abstractNumId="38">
     <w:nsid w:val="76E92507"/>
     <w:multiLevelType w:val="hybridMultilevel"/>
     <w:tmpl w:val="6D0CE7C6"/>
@@ -31773,7 +29592,7 @@
       </w:rPr>
     </w:lvl>
   </w:abstractNum>
-  <w:abstractNum w:abstractNumId="39" w15:restartNumberingAfterBreak="0">
+  <w:abstractNum w:abstractNumId="39">
     <w:nsid w:val="779E2D3D"/>
     <w:multiLevelType w:val="hybridMultilevel"/>
     <w:tmpl w:val="F0E078AE"/>
@@ -31886,7 +29705,7 @@
       </w:rPr>
     </w:lvl>
   </w:abstractNum>
-  <w:abstractNum w:abstractNumId="40" w15:restartNumberingAfterBreak="0">
+  <w:abstractNum w:abstractNumId="40">
     <w:nsid w:val="79643442"/>
     <w:multiLevelType w:val="hybridMultilevel"/>
     <w:tmpl w:val="29CCE19E"/>
@@ -31999,7 +29818,7 @@
       </w:rPr>
     </w:lvl>
   </w:abstractNum>
-  <w:abstractNum w:abstractNumId="41" w15:restartNumberingAfterBreak="0">
+  <w:abstractNum w:abstractNumId="41">
     <w:nsid w:val="7C853BB5"/>
     <w:multiLevelType w:val="hybridMultilevel"/>
     <w:tmpl w:val="BA7C98FE"/>
@@ -32112,7 +29931,7 @@
       </w:rPr>
     </w:lvl>
   </w:abstractNum>
-  <w:abstractNum w:abstractNumId="42" w15:restartNumberingAfterBreak="0">
+  <w:abstractNum w:abstractNumId="42">
     <w:nsid w:val="7C8F523E"/>
     <w:multiLevelType w:val="hybridMultilevel"/>
     <w:tmpl w:val="5A2CA1F8"/>
@@ -32225,7 +30044,7 @@
       </w:rPr>
     </w:lvl>
   </w:abstractNum>
-  <w:abstractNum w:abstractNumId="43" w15:restartNumberingAfterBreak="0">
+  <w:abstractNum w:abstractNumId="43">
     <w:nsid w:val="7CA7559E"/>
     <w:multiLevelType w:val="multilevel"/>
     <w:tmpl w:val="9CE2F0BA"/>
@@ -32374,7 +30193,7 @@
       </w:rPr>
     </w:lvl>
   </w:abstractNum>
-  <w:abstractNum w:abstractNumId="44" w15:restartNumberingAfterBreak="0">
+  <w:abstractNum w:abstractNumId="44">
     <w:nsid w:val="7EC6401D"/>
     <w:multiLevelType w:val="multilevel"/>
     <w:tmpl w:val="C40C95FA"/>
@@ -32523,7 +30342,7 @@
       </w:rPr>
     </w:lvl>
   </w:abstractNum>
-  <w:abstractNum w:abstractNumId="45" w15:restartNumberingAfterBreak="0">
+  <w:abstractNum w:abstractNumId="45">
     <w:nsid w:val="7FF05BB9"/>
     <w:multiLevelType w:val="hybridMultilevel"/>
     <w:tmpl w:val="6C5094C6"/>
@@ -32779,7 +30598,7 @@
 </file>
 
 <file path=word/styles.xml><?xml version="1.0" encoding="utf-8"?>
-<w:styles xmlns:mc="http://schemas.openxmlformats.org/markup-compatibility/2006" xmlns:r="http://schemas.openxmlformats.org/officeDocument/2006/relationships" xmlns:w="http://schemas.openxmlformats.org/wordprocessingml/2006/main" xmlns:w14="http://schemas.microsoft.com/office/word/2010/wordml" xmlns:w15="http://schemas.microsoft.com/office/word/2012/wordml" xmlns:w16se="http://schemas.microsoft.com/office/word/2015/wordml/symex" mc:Ignorable="w14 w15 w16se">
+<w:styles xmlns:mc="http://schemas.openxmlformats.org/markup-compatibility/2006" xmlns:r="http://schemas.openxmlformats.org/officeDocument/2006/relationships" xmlns:w="http://schemas.openxmlformats.org/wordprocessingml/2006/main" xmlns:w14="http://schemas.microsoft.com/office/word/2010/wordml" xmlns:w15="http://schemas.microsoft.com/office/word/2012/wordml" mc:Ignorable="w14 w15">
   <w:docDefaults>
     <w:rPrDefault>
       <w:rPr>
@@ -33277,7 +31096,6 @@
   <w:style w:type="character" w:default="1" w:styleId="DefaultParagraphFont">
     <w:name w:val="Default Paragraph Font"/>
     <w:uiPriority w:val="1"/>
-    <w:semiHidden/>
     <w:unhideWhenUsed/>
   </w:style>
   <w:style w:type="table" w:default="1" w:styleId="TableNormal">
@@ -33399,7 +31217,7 @@
     <w:autoRedefine/>
     <w:uiPriority w:val="39"/>
     <w:unhideWhenUsed/>
-    <w:rsid w:val="00D451CA"/>
+    <w:rsid w:val="00B33272"/>
     <w:pPr>
       <w:tabs>
         <w:tab w:val="right" w:leader="dot" w:pos="9350"/>
@@ -33407,7 +31225,7 @@
       <w:spacing w:after="100" w:line="360" w:lineRule="auto"/>
     </w:pPr>
     <w:rPr>
-      <w:rFonts w:eastAsiaTheme="minorEastAsia" w:cs="Times New Roman"/>
+      <w:rFonts w:ascii="Times New Roman" w:eastAsiaTheme="minorEastAsia" w:hAnsi="Times New Roman" w:cs="Times New Roman"/>
     </w:rPr>
   </w:style>
   <w:style w:type="paragraph" w:styleId="TOC3">
@@ -33453,6 +31271,7 @@
       <w:lang w:eastAsia="en-US"/>
     </w:rPr>
     <w:tblPr>
+      <w:tblInd w:w="0" w:type="dxa"/>
       <w:tblBorders>
         <w:top w:val="single" w:sz="4" w:space="0" w:color="auto"/>
         <w:left w:val="single" w:sz="4" w:space="0" w:color="auto"/>
@@ -33461,6 +31280,12 @@
         <w:insideH w:val="single" w:sz="4" w:space="0" w:color="auto"/>
         <w:insideV w:val="single" w:sz="4" w:space="0" w:color="auto"/>
       </w:tblBorders>
+      <w:tblCellMar>
+        <w:top w:w="0" w:type="dxa"/>
+        <w:left w:w="108" w:type="dxa"/>
+        <w:bottom w:w="0" w:type="dxa"/>
+        <w:right w:w="108" w:type="dxa"/>
+      </w:tblCellMar>
     </w:tblPr>
   </w:style>
   <w:style w:type="paragraph" w:styleId="ListParagraph">
@@ -33816,7 +31641,7 @@
 </file>
 
 <file path=customXml/itemProps1.xml><?xml version="1.0" encoding="utf-8"?>
-<ds:datastoreItem xmlns:ds="http://schemas.openxmlformats.org/officeDocument/2006/customXml" ds:itemID="{4549AD4B-279E-435E-B21F-7A92E949071D}">
+<ds:datastoreItem xmlns:ds="http://schemas.openxmlformats.org/officeDocument/2006/customXml" ds:itemID="{E23596BA-6A4D-4DC4-876D-D837D26F9A04}">
   <ds:schemaRefs>
     <ds:schemaRef ds:uri="http://schemas.openxmlformats.org/officeDocument/2006/bibliography"/>
   </ds:schemaRefs>

--- a/Báo cáo TTTN 2025 - VHT (2) (1).docx
+++ b/Báo cáo TTTN 2025 - VHT (2) (1).docx
@@ -1468,7 +1468,27 @@
                 <w:sz w:val="26"/>
                 <w:szCs w:val="26"/>
               </w:rPr>
-              <w:t>1.1 T</w:t>
+              <w:t>1.1</w:t>
+            </w:r>
+            <w:r>
+              <w:rPr>
+                <w:rStyle w:val="Hyperlink"/>
+                <w:rFonts w:ascii="Times New Roman" w:hAnsi="Times New Roman"/>
+                <w:noProof/>
+                <w:sz w:val="26"/>
+                <w:szCs w:val="26"/>
+              </w:rPr>
+              <w:t>.</w:t>
+            </w:r>
+            <w:r>
+              <w:rPr>
+                <w:rStyle w:val="Hyperlink"/>
+                <w:rFonts w:ascii="Times New Roman" w:hAnsi="Times New Roman"/>
+                <w:noProof/>
+                <w:sz w:val="26"/>
+                <w:szCs w:val="26"/>
+              </w:rPr>
+              <w:t xml:space="preserve"> T</w:t>
             </w:r>
             <w:r>
               <w:rPr>
@@ -1534,6 +1554,16 @@
                 <w:sz w:val="26"/>
                 <w:szCs w:val="26"/>
               </w:rPr>
+              <w:t>.</w:t>
+            </w:r>
+            <w:r>
+              <w:rPr>
+                <w:rStyle w:val="Hyperlink"/>
+                <w:rFonts w:ascii="Times New Roman" w:hAnsi="Times New Roman"/>
+                <w:noProof/>
+                <w:sz w:val="26"/>
+                <w:szCs w:val="26"/>
+              </w:rPr>
               <w:t xml:space="preserve"> Sơ lược về hình thành và phát triển</w:t>
             </w:r>
             <w:r>
@@ -1580,7 +1610,27 @@
                 <w:sz w:val="26"/>
                 <w:szCs w:val="26"/>
               </w:rPr>
-              <w:t xml:space="preserve">1.1.2 </w:t>
+              <w:t>1.1.2</w:t>
+            </w:r>
+            <w:r>
+              <w:rPr>
+                <w:rStyle w:val="Hyperlink"/>
+                <w:rFonts w:ascii="Times New Roman" w:hAnsi="Times New Roman"/>
+                <w:noProof/>
+                <w:sz w:val="26"/>
+                <w:szCs w:val="26"/>
+              </w:rPr>
+              <w:t>.</w:t>
+            </w:r>
+            <w:r>
+              <w:rPr>
+                <w:rStyle w:val="Hyperlink"/>
+                <w:rFonts w:ascii="Times New Roman" w:hAnsi="Times New Roman"/>
+                <w:noProof/>
+                <w:sz w:val="26"/>
+                <w:szCs w:val="26"/>
+              </w:rPr>
+              <w:t xml:space="preserve"> </w:t>
             </w:r>
             <w:r>
               <w:rPr>
@@ -1636,7 +1686,27 @@
                 <w:sz w:val="26"/>
                 <w:szCs w:val="26"/>
               </w:rPr>
-              <w:t xml:space="preserve">1.1.3 </w:t>
+              <w:t>1.1.3</w:t>
+            </w:r>
+            <w:r>
+              <w:rPr>
+                <w:rStyle w:val="Hyperlink"/>
+                <w:rFonts w:ascii="Times New Roman" w:hAnsi="Times New Roman"/>
+                <w:noProof/>
+                <w:sz w:val="26"/>
+                <w:szCs w:val="26"/>
+              </w:rPr>
+              <w:t>.</w:t>
+            </w:r>
+            <w:r>
+              <w:rPr>
+                <w:rStyle w:val="Hyperlink"/>
+                <w:rFonts w:ascii="Times New Roman" w:hAnsi="Times New Roman"/>
+                <w:noProof/>
+                <w:sz w:val="26"/>
+                <w:szCs w:val="26"/>
+              </w:rPr>
+              <w:t xml:space="preserve"> </w:t>
             </w:r>
             <w:r>
               <w:rPr>
@@ -1692,7 +1762,27 @@
                 <w:sz w:val="26"/>
                 <w:szCs w:val="26"/>
               </w:rPr>
-              <w:t xml:space="preserve">1.1.4 </w:t>
+              <w:t>1.1.4</w:t>
+            </w:r>
+            <w:r>
+              <w:rPr>
+                <w:rStyle w:val="Hyperlink"/>
+                <w:rFonts w:ascii="Times New Roman" w:hAnsi="Times New Roman"/>
+                <w:noProof/>
+                <w:sz w:val="26"/>
+                <w:szCs w:val="26"/>
+              </w:rPr>
+              <w:t>.</w:t>
+            </w:r>
+            <w:r>
+              <w:rPr>
+                <w:rStyle w:val="Hyperlink"/>
+                <w:rFonts w:ascii="Times New Roman" w:hAnsi="Times New Roman"/>
+                <w:noProof/>
+                <w:sz w:val="26"/>
+                <w:szCs w:val="26"/>
+              </w:rPr>
+              <w:t xml:space="preserve"> </w:t>
             </w:r>
             <w:r>
               <w:rPr>
@@ -1749,6 +1839,16 @@
                 <w:szCs w:val="26"/>
               </w:rPr>
               <w:t>1.1.5</w:t>
+            </w:r>
+            <w:r>
+              <w:rPr>
+                <w:rStyle w:val="Hyperlink"/>
+                <w:rFonts w:ascii="Times New Roman" w:hAnsi="Times New Roman"/>
+                <w:noProof/>
+                <w:sz w:val="26"/>
+                <w:szCs w:val="26"/>
+              </w:rPr>
+              <w:t>.</w:t>
             </w:r>
             <w:r>
               <w:rPr>
@@ -1855,6 +1955,16 @@
                 <w:sz w:val="26"/>
                 <w:szCs w:val="26"/>
               </w:rPr>
+              <w:t>.</w:t>
+            </w:r>
+            <w:r>
+              <w:rPr>
+                <w:rStyle w:val="Hyperlink"/>
+                <w:rFonts w:ascii="Times New Roman" w:hAnsi="Times New Roman"/>
+                <w:noProof/>
+                <w:sz w:val="26"/>
+                <w:szCs w:val="26"/>
+              </w:rPr>
               <w:t xml:space="preserve"> </w:t>
             </w:r>
             <w:r>
@@ -1911,7 +2021,27 @@
                 <w:sz w:val="26"/>
                 <w:szCs w:val="26"/>
               </w:rPr>
-              <w:t>1.2 Thông tin về vị trí tham gia thực tập</w:t>
+              <w:t>1.2</w:t>
+            </w:r>
+            <w:r>
+              <w:rPr>
+                <w:rStyle w:val="Hyperlink"/>
+                <w:rFonts w:ascii="Times New Roman" w:hAnsi="Times New Roman"/>
+                <w:noProof/>
+                <w:sz w:val="26"/>
+                <w:szCs w:val="26"/>
+              </w:rPr>
+              <w:t>.</w:t>
+            </w:r>
+            <w:r>
+              <w:rPr>
+                <w:rStyle w:val="Hyperlink"/>
+                <w:rFonts w:ascii="Times New Roman" w:hAnsi="Times New Roman"/>
+                <w:noProof/>
+                <w:sz w:val="26"/>
+                <w:szCs w:val="26"/>
+              </w:rPr>
+              <w:t xml:space="preserve"> Thông tin về vị trí tham gia thực tập</w:t>
             </w:r>
             <w:r>
               <w:rPr>
@@ -1967,6 +2097,16 @@
                 <w:sz w:val="26"/>
                 <w:szCs w:val="26"/>
               </w:rPr>
+              <w:t>.</w:t>
+            </w:r>
+            <w:r>
+              <w:rPr>
+                <w:rStyle w:val="Hyperlink"/>
+                <w:rFonts w:ascii="Times New Roman" w:hAnsi="Times New Roman"/>
+                <w:noProof/>
+                <w:sz w:val="26"/>
+                <w:szCs w:val="26"/>
+              </w:rPr>
               <w:t xml:space="preserve"> </w:t>
             </w:r>
             <w:r>
@@ -2033,6 +2173,16 @@
                 <w:sz w:val="26"/>
                 <w:szCs w:val="26"/>
               </w:rPr>
+              <w:t>.</w:t>
+            </w:r>
+            <w:r>
+              <w:rPr>
+                <w:rStyle w:val="Hyperlink"/>
+                <w:rFonts w:ascii="Times New Roman" w:hAnsi="Times New Roman"/>
+                <w:noProof/>
+                <w:sz w:val="26"/>
+                <w:szCs w:val="26"/>
+              </w:rPr>
               <w:t xml:space="preserve"> </w:t>
             </w:r>
             <w:r>
@@ -2099,6 +2249,16 @@
                 <w:sz w:val="26"/>
                 <w:szCs w:val="26"/>
               </w:rPr>
+              <w:t>.</w:t>
+            </w:r>
+            <w:r>
+              <w:rPr>
+                <w:rStyle w:val="Hyperlink"/>
+                <w:rFonts w:ascii="Times New Roman" w:hAnsi="Times New Roman"/>
+                <w:noProof/>
+                <w:sz w:val="26"/>
+                <w:szCs w:val="26"/>
+              </w:rPr>
               <w:t xml:space="preserve"> </w:t>
             </w:r>
             <w:r>
@@ -2221,6 +2381,16 @@
                 <w:szCs w:val="26"/>
               </w:rPr>
               <w:t>2.1.</w:t>
+            </w:r>
+            <w:r>
+              <w:rPr>
+                <w:rStyle w:val="Hyperlink"/>
+                <w:rFonts w:ascii="Times New Roman" w:hAnsi="Times New Roman"/>
+                <w:noProof/>
+                <w:sz w:val="26"/>
+                <w:szCs w:val="26"/>
+              </w:rPr>
+              <w:t xml:space="preserve"> </w:t>
             </w:r>
             <w:r>
               <w:rPr>
@@ -2280,6 +2450,16 @@
             </w:r>
             <w:r>
               <w:rPr>
+                <w:rStyle w:val="Hyperlink"/>
+                <w:rFonts w:ascii="Times New Roman" w:hAnsi="Times New Roman"/>
+                <w:noProof/>
+                <w:sz w:val="26"/>
+                <w:szCs w:val="26"/>
+              </w:rPr>
+              <w:t>.</w:t>
+            </w:r>
+            <w:r>
+              <w:rPr>
                 <w:rFonts w:ascii="Times New Roman" w:hAnsi="Times New Roman"/>
                 <w:sz w:val="26"/>
                 <w:szCs w:val="26"/>
@@ -2703,7 +2883,27 @@
                 <w:sz w:val="26"/>
                 <w:szCs w:val="26"/>
               </w:rPr>
-              <w:t>2.2.1 Thủ tục Cell Search</w:t>
+              <w:t>2.2.1</w:t>
+            </w:r>
+            <w:r>
+              <w:rPr>
+                <w:rStyle w:val="Hyperlink"/>
+                <w:rFonts w:ascii="Times New Roman" w:hAnsi="Times New Roman"/>
+                <w:noProof/>
+                <w:sz w:val="26"/>
+                <w:szCs w:val="26"/>
+              </w:rPr>
+              <w:t>.</w:t>
+            </w:r>
+            <w:r>
+              <w:rPr>
+                <w:rStyle w:val="Hyperlink"/>
+                <w:rFonts w:ascii="Times New Roman" w:hAnsi="Times New Roman"/>
+                <w:noProof/>
+                <w:sz w:val="26"/>
+                <w:szCs w:val="26"/>
+              </w:rPr>
+              <w:t xml:space="preserve"> Thủ tục Cell Search</w:t>
             </w:r>
             <w:r>
               <w:rPr>
@@ -2759,7 +2959,27 @@
                 <w:sz w:val="26"/>
                 <w:szCs w:val="26"/>
               </w:rPr>
-              <w:t>2.2.2 Thủ tục RACH</w:t>
+              <w:t>2.2.2</w:t>
+            </w:r>
+            <w:r>
+              <w:rPr>
+                <w:rStyle w:val="Hyperlink"/>
+                <w:rFonts w:ascii="Times New Roman" w:hAnsi="Times New Roman"/>
+                <w:noProof/>
+                <w:sz w:val="26"/>
+                <w:szCs w:val="26"/>
+              </w:rPr>
+              <w:t>.</w:t>
+            </w:r>
+            <w:r>
+              <w:rPr>
+                <w:rStyle w:val="Hyperlink"/>
+                <w:rFonts w:ascii="Times New Roman" w:hAnsi="Times New Roman"/>
+                <w:noProof/>
+                <w:sz w:val="26"/>
+                <w:szCs w:val="26"/>
+              </w:rPr>
+              <w:t xml:space="preserve"> Thủ tục RACH</w:t>
             </w:r>
             <w:r>
               <w:rPr>
@@ -2805,7 +3025,27 @@
                 <w:sz w:val="26"/>
                 <w:szCs w:val="26"/>
               </w:rPr>
-              <w:t>2.2.3 Các luồng bản tin thủ tục Attach</w:t>
+              <w:t>2.2.3</w:t>
+            </w:r>
+            <w:r>
+              <w:rPr>
+                <w:rStyle w:val="Hyperlink"/>
+                <w:rFonts w:ascii="Times New Roman" w:hAnsi="Times New Roman"/>
+                <w:noProof/>
+                <w:sz w:val="26"/>
+                <w:szCs w:val="26"/>
+              </w:rPr>
+              <w:t>.</w:t>
+            </w:r>
+            <w:r>
+              <w:rPr>
+                <w:rStyle w:val="Hyperlink"/>
+                <w:rFonts w:ascii="Times New Roman" w:hAnsi="Times New Roman"/>
+                <w:noProof/>
+                <w:sz w:val="26"/>
+                <w:szCs w:val="26"/>
+              </w:rPr>
+              <w:t xml:space="preserve"> Các luồng bản tin thủ tục Attach</w:t>
             </w:r>
             <w:r>
               <w:rPr>
@@ -2901,6 +3141,16 @@
             </w:r>
             <w:r>
               <w:rPr>
+                <w:rStyle w:val="Hyperlink"/>
+                <w:rFonts w:ascii="Times New Roman" w:hAnsi="Times New Roman"/>
+                <w:noProof/>
+                <w:sz w:val="26"/>
+                <w:szCs w:val="26"/>
+              </w:rPr>
+              <w:t>.</w:t>
+            </w:r>
+            <w:r>
+              <w:rPr>
                 <w:rFonts w:ascii="Times New Roman" w:hAnsi="Times New Roman"/>
                 <w:sz w:val="26"/>
                 <w:szCs w:val="26"/>
@@ -3813,7 +4063,27 @@
                 <w:sz w:val="26"/>
                 <w:szCs w:val="26"/>
               </w:rPr>
-              <w:t xml:space="preserve">3.1 </w:t>
+              <w:t>3.1</w:t>
+            </w:r>
+            <w:r>
+              <w:rPr>
+                <w:rStyle w:val="Hyperlink"/>
+                <w:rFonts w:ascii="Times New Roman" w:hAnsi="Times New Roman"/>
+                <w:noProof/>
+                <w:sz w:val="26"/>
+                <w:szCs w:val="26"/>
+              </w:rPr>
+              <w:t>.</w:t>
+            </w:r>
+            <w:r>
+              <w:rPr>
+                <w:rStyle w:val="Hyperlink"/>
+                <w:rFonts w:ascii="Times New Roman" w:hAnsi="Times New Roman"/>
+                <w:noProof/>
+                <w:sz w:val="26"/>
+                <w:szCs w:val="26"/>
+              </w:rPr>
+              <w:t xml:space="preserve"> </w:t>
             </w:r>
             <w:r>
               <w:rPr>
@@ -3869,7 +4139,27 @@
                 <w:sz w:val="26"/>
                 <w:szCs w:val="26"/>
               </w:rPr>
-              <w:t xml:space="preserve">3.2 </w:t>
+              <w:t>3.2</w:t>
+            </w:r>
+            <w:r>
+              <w:rPr>
+                <w:rStyle w:val="Hyperlink"/>
+                <w:rFonts w:ascii="Times New Roman" w:hAnsi="Times New Roman"/>
+                <w:noProof/>
+                <w:sz w:val="26"/>
+                <w:szCs w:val="26"/>
+              </w:rPr>
+              <w:t>.</w:t>
+            </w:r>
+            <w:r>
+              <w:rPr>
+                <w:rStyle w:val="Hyperlink"/>
+                <w:rFonts w:ascii="Times New Roman" w:hAnsi="Times New Roman"/>
+                <w:noProof/>
+                <w:sz w:val="26"/>
+                <w:szCs w:val="26"/>
+              </w:rPr>
+              <w:t xml:space="preserve"> </w:t>
             </w:r>
             <w:r>
               <w:rPr>
@@ -3916,38 +4206,76 @@
               <w:szCs w:val="26"/>
             </w:rPr>
           </w:pPr>
-          <w:hyperlink w:anchor="_Toc180005167" w:history="1">
-            <w:r>
-              <w:rPr>
-                <w:rStyle w:val="Hyperlink"/>
-                <w:rFonts w:ascii="Times New Roman" w:hAnsi="Times New Roman"/>
-                <w:noProof/>
-                <w:sz w:val="26"/>
-                <w:szCs w:val="26"/>
-              </w:rPr>
-              <w:t xml:space="preserve">3.3 </w:t>
-            </w:r>
-            <w:r>
-              <w:rPr>
-                <w:rFonts w:ascii="Times New Roman" w:eastAsia="Times New Roman" w:hAnsi="Times New Roman"/>
-                <w:bCs/>
-                <w:sz w:val="26"/>
-                <w:szCs w:val="26"/>
-                <w:lang w:val="vi-VN"/>
-              </w:rPr>
-              <w:t>Về kỹ năng làm việc nhóm và hợp tác</w:t>
-            </w:r>
-            <w:r>
-              <w:rPr>
-                <w:rFonts w:ascii="Times New Roman" w:hAnsi="Times New Roman"/>
-                <w:noProof/>
-                <w:webHidden/>
-                <w:sz w:val="26"/>
-                <w:szCs w:val="26"/>
-              </w:rPr>
-              <w:tab/>
-            </w:r>
-          </w:hyperlink>
+          <w:r>
+            <w:fldChar w:fldCharType="begin"/>
+          </w:r>
+          <w:r>
+            <w:instrText xml:space="preserve"> HYPERLINK \l "_Toc180005167" </w:instrText>
+          </w:r>
+          <w:r>
+            <w:fldChar w:fldCharType="separate"/>
+          </w:r>
+          <w:r>
+            <w:rPr>
+              <w:rStyle w:val="Hyperlink"/>
+              <w:rFonts w:ascii="Times New Roman" w:hAnsi="Times New Roman"/>
+              <w:noProof/>
+              <w:sz w:val="26"/>
+              <w:szCs w:val="26"/>
+            </w:rPr>
+            <w:t>3.3</w:t>
+          </w:r>
+          <w:r>
+            <w:rPr>
+              <w:rStyle w:val="Hyperlink"/>
+              <w:rFonts w:ascii="Times New Roman" w:hAnsi="Times New Roman"/>
+              <w:noProof/>
+              <w:sz w:val="26"/>
+              <w:szCs w:val="26"/>
+            </w:rPr>
+            <w:t>.</w:t>
+          </w:r>
+          <w:bookmarkStart w:id="0" w:name="_GoBack"/>
+          <w:bookmarkEnd w:id="0"/>
+          <w:r>
+            <w:rPr>
+              <w:rStyle w:val="Hyperlink"/>
+              <w:rFonts w:ascii="Times New Roman" w:hAnsi="Times New Roman"/>
+              <w:noProof/>
+              <w:sz w:val="26"/>
+              <w:szCs w:val="26"/>
+            </w:rPr>
+            <w:t xml:space="preserve"> </w:t>
+          </w:r>
+          <w:r>
+            <w:rPr>
+              <w:rFonts w:ascii="Times New Roman" w:eastAsia="Times New Roman" w:hAnsi="Times New Roman"/>
+              <w:bCs/>
+              <w:sz w:val="26"/>
+              <w:szCs w:val="26"/>
+              <w:lang w:val="vi-VN"/>
+            </w:rPr>
+            <w:t>Về kỹ năng làm việc nhóm và hợp tác</w:t>
+          </w:r>
+          <w:r>
+            <w:rPr>
+              <w:rFonts w:ascii="Times New Roman" w:hAnsi="Times New Roman"/>
+              <w:noProof/>
+              <w:webHidden/>
+              <w:sz w:val="26"/>
+              <w:szCs w:val="26"/>
+            </w:rPr>
+            <w:tab/>
+          </w:r>
+          <w:r>
+            <w:rPr>
+              <w:rFonts w:ascii="Times New Roman" w:hAnsi="Times New Roman"/>
+              <w:noProof/>
+              <w:sz w:val="26"/>
+              <w:szCs w:val="26"/>
+            </w:rPr>
+            <w:fldChar w:fldCharType="end"/>
+          </w:r>
           <w:r>
             <w:rPr>
               <w:rFonts w:ascii="Times New Roman" w:hAnsi="Times New Roman"/>
@@ -21060,8 +21388,6 @@
         </w:rPr>
         <w:t>Hình 2.18</w:t>
       </w:r>
-      <w:bookmarkStart w:id="0" w:name="_GoBack"/>
-      <w:bookmarkEnd w:id="0"/>
       <w:r>
         <w:rPr>
           <w:sz w:val="26"/>
@@ -31641,7 +31967,7 @@
 </file>
 
 <file path=customXml/itemProps1.xml><?xml version="1.0" encoding="utf-8"?>
-<ds:datastoreItem xmlns:ds="http://schemas.openxmlformats.org/officeDocument/2006/customXml" ds:itemID="{E23596BA-6A4D-4DC4-876D-D837D26F9A04}">
+<ds:datastoreItem xmlns:ds="http://schemas.openxmlformats.org/officeDocument/2006/customXml" ds:itemID="{0F20E528-AB97-49B7-B0A5-8DB4648C7863}">
   <ds:schemaRefs>
     <ds:schemaRef ds:uri="http://schemas.openxmlformats.org/officeDocument/2006/bibliography"/>
   </ds:schemaRefs>
